--- a/versiones-del-contrato/v4.4-contrapropuesta/contrato-v4.4-limpio.docx
+++ b/versiones-del-contrato/v4.4-contrapropuesta/contrato-v4.4-limpio.docx
@@ -3044,7 +3044,7 @@
                 <w:sz w:val="19"/>
                 <w:szCs w:val="19"/>
               </w:rPr>
-              <w:t xml:space="preserve">La puesta en producción del sitio web al término de la Semana 8 del Proyecto A.</w:t>
+              <w:t xml:space="preserve">La puesta en producción del sitio web al término de la Semana 10 del Proyecto A.</w:t>
             </w:r>
           </w:p>
         </w:tc>
@@ -3176,7 +3176,59 @@
                 <w:sz w:val="19"/>
                 <w:szCs w:val="19"/>
               </w:rPr>
-              <w:t xml:space="preserve">Los días en que el equipo de EL PRESTADOR permanece sin poder avanzar por causas imputables a EL CLIENTE (Cláusula Décima Quinta).</w:t>
+              <w:t xml:space="preserve">Los días en que el equipo de EL PRESTADOR permanece sin poder avanzar por la falta o demora de EL CLIENTE en la entrega de las aportaciones, accesos, credenciales, infraestructura o insumos a su cargo conforme al </w:t>
+            </w:r>
+            <w:r>
+              <w:rPr>
+                <w:rFonts w:ascii="Liberation Serif" w:cs="Liberation Serif" w:eastAsia="Liberation Serif" w:hAnsi="Liberation Serif"/>
+                <w:b/>
+                <w:bCs/>
+                <w:i w:val="false"/>
+                <w:iCs w:val="false"/>
+                <w:color w:val="1A1A1A"/>
+                <w:sz w:val="19"/>
+                <w:szCs w:val="19"/>
+              </w:rPr>
+              <w:t xml:space="preserve">Anexo Uno</w:t>
+            </w:r>
+            <w:r>
+              <w:rPr>
+                <w:rFonts w:ascii="Liberation Serif" w:cs="Liberation Serif" w:eastAsia="Liberation Serif" w:hAnsi="Liberation Serif"/>
+                <w:b w:val="false"/>
+                <w:bCs w:val="false"/>
+                <w:i w:val="false"/>
+                <w:iCs w:val="false"/>
+                <w:color w:val="1A1A1A"/>
+                <w:sz w:val="19"/>
+                <w:szCs w:val="19"/>
+              </w:rPr>
+              <w:t xml:space="preserve">. Es el </w:t>
+            </w:r>
+            <w:r>
+              <w:rPr>
+                <w:rFonts w:ascii="Liberation Serif" w:cs="Liberation Serif" w:eastAsia="Liberation Serif" w:hAnsi="Liberation Serif"/>
+                <w:b/>
+                <w:bCs/>
+                <w:i w:val="false"/>
+                <w:iCs w:val="false"/>
+                <w:color w:val="1A1A1A"/>
+                <w:sz w:val="19"/>
+                <w:szCs w:val="19"/>
+              </w:rPr>
+              <w:t xml:space="preserve">único</w:t>
+            </w:r>
+            <w:r>
+              <w:rPr>
+                <w:rFonts w:ascii="Liberation Serif" w:cs="Liberation Serif" w:eastAsia="Liberation Serif" w:hAnsi="Liberation Serif"/>
+                <w:b w:val="false"/>
+                <w:bCs w:val="false"/>
+                <w:i w:val="false"/>
+                <w:iCs w:val="false"/>
+                <w:color w:val="1A1A1A"/>
+                <w:sz w:val="19"/>
+                <w:szCs w:val="19"/>
+              </w:rPr>
+              <w:t xml:space="preserve"> supuesto que causa stand-by (Cláusula Décima Quinta, inciso a).</w:t>
             </w:r>
           </w:p>
         </w:tc>
@@ -3671,20 +3723,20 @@
           <w:sz w:val="22"/>
           <w:szCs w:val="22"/>
         </w:rPr>
-        <w:t xml:space="preserve">8 (ocho) semanas</w:t>
-      </w:r>
-      <w:r>
-        <w:rPr>
-          <w:rFonts w:ascii="Liberation Serif" w:cs="Liberation Serif" w:eastAsia="Liberation Serif" w:hAnsi="Liberation Serif"/>
-          <w:b w:val="false"/>
-          <w:bCs w:val="false"/>
-          <w:i w:val="false"/>
-          <w:iCs w:val="false"/>
-          <w:color w:val="1A1A1A"/>
-          <w:sz w:val="22"/>
-          <w:szCs w:val="22"/>
-        </w:rPr>
-        <w:t xml:space="preserve">, contadas conforme a lo previsto en la Cláusula Segunda y sujetas a las aprobaciones del Anexo Dos. </w:t>
+        <w:t xml:space="preserve">10 (diez) semanas</w:t>
+      </w:r>
+      <w:r>
+        <w:rPr>
+          <w:rFonts w:ascii="Liberation Serif" w:cs="Liberation Serif" w:eastAsia="Liberation Serif" w:hAnsi="Liberation Serif"/>
+          <w:b w:val="false"/>
+          <w:bCs w:val="false"/>
+          <w:i w:val="false"/>
+          <w:iCs w:val="false"/>
+          <w:color w:val="1A1A1A"/>
+          <w:sz w:val="22"/>
+          <w:szCs w:val="22"/>
+        </w:rPr>
+        <w:t xml:space="preserve">, contadas conforme a lo previsto en la Cláusula Segunda y sujetas a las aprobaciones del Anexo Dos. El plazo comprende las cuatro ventanas de revisión de 6 (seis) días hábiles a cargo de EL CLIENTE previstas en el Anexo Dos, Sección I.4. </w:t>
       </w:r>
       <w:r>
         <w:rPr>
@@ -4801,7 +4853,7 @@
           <w:sz w:val="22"/>
           <w:szCs w:val="22"/>
         </w:rPr>
-        <w:t xml:space="preserve">Plazo de desarrollo y entrega: 8 (ocho) semanas</w:t>
+        <w:t xml:space="preserve">Plazo de desarrollo y entrega: 10 (diez) semanas</w:t>
       </w:r>
       <w:r>
         <w:rPr>
@@ -5054,7 +5106,33 @@
           <w:sz w:val="22"/>
           <w:szCs w:val="22"/>
         </w:rPr>
-        <w:t xml:space="preserve"> el mapeo de la taxonomía maestra del cliente —la ya utilizada en el cuestionario del Proyecto A— a los siete componentes del programa, que EL CLIENTE validará por escrito dentro de los 6 (seis) días hábiles siguientes a su presentación —la misma ventana de revisión de la Cláusula Décima—; transcurrido ese plazo sin manifestación expresa, EL PRESTADOR podrá requerir por escrito la validación y, de persistir el silencio por 6 (seis) días hábiles adicionales, el mapeo se entenderá aprobado para efectos de continuar el desarrollo, sin perjuicio del derecho de EL CLIENTE a solicitar ajustes posteriores conforme al régimen de control de cambios de la Cláusula Décima; </w:t>
+        <w:t xml:space="preserve"> el mapeo de la taxonomía maestra del cliente —la ya utilizada en el cuestionario del Proyecto A— a los siete componentes del programa, que EL CLIENTE validará por escrito dentro de los 6 (seis) días hábiles siguientes a su presentación —la misma ventana de revisión de la Cláusula Décima—; transcurrido ese plazo sin manifestación expresa por escrito, </w:t>
+      </w:r>
+      <w:r>
+        <w:rPr>
+          <w:rFonts w:ascii="Liberation Serif" w:cs="Liberation Serif" w:eastAsia="Liberation Serif" w:hAnsi="Liberation Serif"/>
+          <w:b/>
+          <w:bCs/>
+          <w:i w:val="false"/>
+          <w:iCs w:val="false"/>
+          <w:color w:val="1A1A1A"/>
+          <w:sz w:val="22"/>
+          <w:szCs w:val="22"/>
+        </w:rPr>
+        <w:t xml:space="preserve">el mapeo se entenderá aprobado</w:t>
+      </w:r>
+      <w:r>
+        <w:rPr>
+          <w:rFonts w:ascii="Liberation Serif" w:cs="Liberation Serif" w:eastAsia="Liberation Serif" w:hAnsi="Liberation Serif"/>
+          <w:b w:val="false"/>
+          <w:bCs w:val="false"/>
+          <w:i w:val="false"/>
+          <w:iCs w:val="false"/>
+          <w:color w:val="1A1A1A"/>
+          <w:sz w:val="22"/>
+          <w:szCs w:val="22"/>
+        </w:rPr>
+        <w:t xml:space="preserve"> conforme a la aceptación tácita de la Cláusula Décima, para todos los efectos de este Contrato, sin perjuicio del derecho de EL CLIENTE a solicitar ajustes posteriores conforme al régimen de control de cambios de la Cláusula Décima; </w:t>
       </w:r>
       <w:r>
         <w:rPr>
@@ -7540,7 +7618,7 @@
           <w:sz w:val="22"/>
           <w:szCs w:val="22"/>
         </w:rPr>
-        <w:t xml:space="preserve"> Para efectos exclusivamente ilustrativos de planeación presupuestal, con aprobación simultánea de los tres proyectos e inicio de los trabajos el 20 de septiembre de 2026 —fecha en que EL CLIENTE entrega los Bloques 0 y A del Anexo Uno—, las reglas de este Contrato producen el siguiente calendario; cada Semana comprende 7 (siete) días naturales contados desde esa fecha:</w:t>
+        <w:t xml:space="preserve"> Para efectos exclusivamente ilustrativos de planeación presupuestal, con aprobación simultánea de los tres proyectos e inicio de los trabajos el 20 de septiembre de 2026 —fecha en que EL CLIENTE entrega los Bloques 0 y A del Anexo Uno—, las reglas de este Contrato producen el siguiente calendario; cada Semana comprende 7 (siete) días naturales contados desde esa fecha y el cronograma ya contempla las cuatro ventanas de revisión de 6 (seis) días hábiles a cargo de EL CLIENTE:</w:t>
       </w:r>
     </w:p>
     <w:tbl>
@@ -7557,9 +7635,9 @@
         <w:tblLayout w:type="fixed"/>
       </w:tblPr>
       <w:tblGrid>
-        <w:gridCol w:w="4215"/>
-        <w:gridCol w:w="3657"/>
-        <w:gridCol w:w="1487"/>
+        <w:gridCol w:w="4187"/>
+        <w:gridCol w:w="3694"/>
+        <w:gridCol w:w="1477"/>
       </w:tblGrid>
       <w:tr>
         <w:trPr>
@@ -7568,7 +7646,7 @@
         </w:trPr>
         <w:tc>
           <w:tcPr>
-            <w:tcW w:type="dxa" w:w="4215"/>
+            <w:tcW w:type="dxa" w:w="4187"/>
             <w:shd w:fill="EEF2F5" w:color="auto" w:val="clear"/>
             <w:tcMar>
               <w:top w:type="dxa" w:w="60"/>
@@ -7599,7 +7677,7 @@
         </w:tc>
         <w:tc>
           <w:tcPr>
-            <w:tcW w:type="dxa" w:w="3657"/>
+            <w:tcW w:type="dxa" w:w="3694"/>
             <w:shd w:fill="EEF2F5" w:color="auto" w:val="clear"/>
             <w:tcMar>
               <w:top w:type="dxa" w:w="60"/>
@@ -7630,7 +7708,7 @@
         </w:tc>
         <w:tc>
           <w:tcPr>
-            <w:tcW w:type="dxa" w:w="1487"/>
+            <w:tcW w:type="dxa" w:w="1477"/>
             <w:shd w:fill="EEF2F5" w:color="auto" w:val="clear"/>
             <w:tcMar>
               <w:top w:type="dxa" w:w="60"/>
@@ -7667,7 +7745,7 @@
         </w:trPr>
         <w:tc>
           <w:tcPr>
-            <w:tcW w:type="dxa" w:w="4215"/>
+            <w:tcW w:type="dxa" w:w="4187"/>
             <w:tcMar>
               <w:top w:type="dxa" w:w="60"/>
               <w:left w:type="dxa" w:w="90"/>
@@ -7697,7 +7775,7 @@
         </w:tc>
         <w:tc>
           <w:tcPr>
-            <w:tcW w:type="dxa" w:w="3657"/>
+            <w:tcW w:type="dxa" w:w="3694"/>
             <w:tcMar>
               <w:top w:type="dxa" w:w="60"/>
               <w:left w:type="dxa" w:w="90"/>
@@ -7727,7 +7805,7 @@
         </w:tc>
         <w:tc>
           <w:tcPr>
-            <w:tcW w:type="dxa" w:w="1487"/>
+            <w:tcW w:type="dxa" w:w="1477"/>
             <w:tcMar>
               <w:top w:type="dxa" w:w="60"/>
               <w:left w:type="dxa" w:w="90"/>
@@ -7763,7 +7841,7 @@
         </w:trPr>
         <w:tc>
           <w:tcPr>
-            <w:tcW w:type="dxa" w:w="4215"/>
+            <w:tcW w:type="dxa" w:w="4187"/>
             <w:tcMar>
               <w:top w:type="dxa" w:w="60"/>
               <w:left w:type="dxa" w:w="90"/>
@@ -7793,7 +7871,7 @@
         </w:tc>
         <w:tc>
           <w:tcPr>
-            <w:tcW w:type="dxa" w:w="3657"/>
+            <w:tcW w:type="dxa" w:w="3694"/>
             <w:tcMar>
               <w:top w:type="dxa" w:w="60"/>
               <w:left w:type="dxa" w:w="90"/>
@@ -7817,13 +7895,13 @@
                 <w:sz w:val="19"/>
                 <w:szCs w:val="19"/>
               </w:rPr>
-              <w:t xml:space="preserve">Anexo Dos I.4: fin de la Semana 2</w:t>
-            </w:r>
-          </w:p>
-        </w:tc>
-        <w:tc>
-          <w:tcPr>
-            <w:tcW w:type="dxa" w:w="1487"/>
+              <w:t xml:space="preserve">Anexo Dos I.4: fin de la Semana 3</w:t>
+            </w:r>
+          </w:p>
+        </w:tc>
+        <w:tc>
+          <w:tcPr>
+            <w:tcW w:type="dxa" w:w="1477"/>
             <w:tcMar>
               <w:top w:type="dxa" w:w="60"/>
               <w:left w:type="dxa" w:w="90"/>
@@ -7847,7 +7925,7 @@
                 <w:sz w:val="19"/>
                 <w:szCs w:val="19"/>
               </w:rPr>
-              <w:t xml:space="preserve">3 de octubre de 2026</w:t>
+              <w:t xml:space="preserve">10 de octubre de 2026</w:t>
             </w:r>
           </w:p>
         </w:tc>
@@ -7859,7 +7937,7 @@
         </w:trPr>
         <w:tc>
           <w:tcPr>
-            <w:tcW w:type="dxa" w:w="4215"/>
+            <w:tcW w:type="dxa" w:w="4187"/>
             <w:tcMar>
               <w:top w:type="dxa" w:w="60"/>
               <w:left w:type="dxa" w:w="90"/>
@@ -7889,7 +7967,7 @@
         </w:tc>
         <w:tc>
           <w:tcPr>
-            <w:tcW w:type="dxa" w:w="3657"/>
+            <w:tcW w:type="dxa" w:w="3694"/>
             <w:tcMar>
               <w:top w:type="dxa" w:w="60"/>
               <w:left w:type="dxa" w:w="90"/>
@@ -7913,13 +7991,13 @@
                 <w:sz w:val="19"/>
                 <w:szCs w:val="19"/>
               </w:rPr>
-              <w:t xml:space="preserve">Anexo Dos I.4: fin de la Semana 4; Novena I</w:t>
-            </w:r>
-          </w:p>
-        </w:tc>
-        <w:tc>
-          <w:tcPr>
-            <w:tcW w:type="dxa" w:w="1487"/>
+              <w:t xml:space="preserve">Anexo Dos I.4: fin de la Semana 5; Novena I</w:t>
+            </w:r>
+          </w:p>
+        </w:tc>
+        <w:tc>
+          <w:tcPr>
+            <w:tcW w:type="dxa" w:w="1477"/>
             <w:tcMar>
               <w:top w:type="dxa" w:w="60"/>
               <w:left w:type="dxa" w:w="90"/>
@@ -7943,7 +8021,7 @@
                 <w:sz w:val="19"/>
                 <w:szCs w:val="19"/>
               </w:rPr>
-              <w:t xml:space="preserve">17 de octubre de 2026</w:t>
+              <w:t xml:space="preserve">24 de octubre de 2026</w:t>
             </w:r>
           </w:p>
         </w:tc>
@@ -7955,7 +8033,7 @@
         </w:trPr>
         <w:tc>
           <w:tcPr>
-            <w:tcW w:type="dxa" w:w="4215"/>
+            <w:tcW w:type="dxa" w:w="4187"/>
             <w:tcMar>
               <w:top w:type="dxa" w:w="60"/>
               <w:left w:type="dxa" w:w="90"/>
@@ -7985,7 +8063,7 @@
         </w:tc>
         <w:tc>
           <w:tcPr>
-            <w:tcW w:type="dxa" w:w="3657"/>
+            <w:tcW w:type="dxa" w:w="3694"/>
             <w:tcMar>
               <w:top w:type="dxa" w:w="60"/>
               <w:left w:type="dxa" w:w="90"/>
@@ -8015,7 +8093,7 @@
         </w:tc>
         <w:tc>
           <w:tcPr>
-            <w:tcW w:type="dxa" w:w="1487"/>
+            <w:tcW w:type="dxa" w:w="1477"/>
             <w:tcMar>
               <w:top w:type="dxa" w:w="60"/>
               <w:left w:type="dxa" w:w="90"/>
@@ -8039,7 +8117,7 @@
                 <w:sz w:val="19"/>
                 <w:szCs w:val="19"/>
               </w:rPr>
-              <w:t xml:space="preserve">26 de octubre de 2026</w:t>
+              <w:t xml:space="preserve">2 de noviembre de 2026</w:t>
             </w:r>
           </w:p>
         </w:tc>
@@ -8051,7 +8129,7 @@
         </w:trPr>
         <w:tc>
           <w:tcPr>
-            <w:tcW w:type="dxa" w:w="4215"/>
+            <w:tcW w:type="dxa" w:w="4187"/>
             <w:tcMar>
               <w:top w:type="dxa" w:w="60"/>
               <w:left w:type="dxa" w:w="90"/>
@@ -8081,7 +8159,7 @@
         </w:tc>
         <w:tc>
           <w:tcPr>
-            <w:tcW w:type="dxa" w:w="3657"/>
+            <w:tcW w:type="dxa" w:w="3694"/>
             <w:tcMar>
               <w:top w:type="dxa" w:w="60"/>
               <w:left w:type="dxa" w:w="90"/>
@@ -8105,13 +8183,13 @@
                 <w:sz w:val="19"/>
                 <w:szCs w:val="19"/>
               </w:rPr>
-              <w:t xml:space="preserve">Anexo Dos I.4: Semana 7</w:t>
-            </w:r>
-          </w:p>
-        </w:tc>
-        <w:tc>
-          <w:tcPr>
-            <w:tcW w:type="dxa" w:w="1487"/>
+              <w:t xml:space="preserve">Anexo Dos I.4: Semana 9</w:t>
+            </w:r>
+          </w:p>
+        </w:tc>
+        <w:tc>
+          <w:tcPr>
+            <w:tcW w:type="dxa" w:w="1477"/>
             <w:tcMar>
               <w:top w:type="dxa" w:w="60"/>
               <w:left w:type="dxa" w:w="90"/>
@@ -8135,7 +8213,7 @@
                 <w:sz w:val="19"/>
                 <w:szCs w:val="19"/>
               </w:rPr>
-              <w:t xml:space="preserve">7 de noviembre de 2026</w:t>
+              <w:t xml:space="preserve">21 de noviembre de 2026</w:t>
             </w:r>
           </w:p>
         </w:tc>
@@ -8147,7 +8225,7 @@
         </w:trPr>
         <w:tc>
           <w:tcPr>
-            <w:tcW w:type="dxa" w:w="4215"/>
+            <w:tcW w:type="dxa" w:w="4187"/>
             <w:tcMar>
               <w:top w:type="dxa" w:w="60"/>
               <w:left w:type="dxa" w:w="90"/>
@@ -8177,7 +8255,7 @@
         </w:tc>
         <w:tc>
           <w:tcPr>
-            <w:tcW w:type="dxa" w:w="3657"/>
+            <w:tcW w:type="dxa" w:w="3694"/>
             <w:tcMar>
               <w:top w:type="dxa" w:w="60"/>
               <w:left w:type="dxa" w:w="90"/>
@@ -8201,13 +8279,13 @@
                 <w:sz w:val="19"/>
                 <w:szCs w:val="19"/>
               </w:rPr>
-              <w:t xml:space="preserve">Cláusulas Primera, Tercera y Cuarta: término de la Semana 8</w:t>
-            </w:r>
-          </w:p>
-        </w:tc>
-        <w:tc>
-          <w:tcPr>
-            <w:tcW w:type="dxa" w:w="1487"/>
+              <w:t xml:space="preserve">Cláusulas Primera, Tercera y Cuarta: término de la Semana 10</w:t>
+            </w:r>
+          </w:p>
+        </w:tc>
+        <w:tc>
+          <w:tcPr>
+            <w:tcW w:type="dxa" w:w="1477"/>
             <w:tcMar>
               <w:top w:type="dxa" w:w="60"/>
               <w:left w:type="dxa" w:w="90"/>
@@ -8231,7 +8309,7 @@
                 <w:sz w:val="19"/>
                 <w:szCs w:val="19"/>
               </w:rPr>
-              <w:t xml:space="preserve">14 de noviembre de 2026</w:t>
+              <w:t xml:space="preserve">28 de noviembre de 2026</w:t>
             </w:r>
           </w:p>
         </w:tc>
@@ -8243,7 +8321,7 @@
         </w:trPr>
         <w:tc>
           <w:tcPr>
-            <w:tcW w:type="dxa" w:w="4215"/>
+            <w:tcW w:type="dxa" w:w="4187"/>
             <w:tcMar>
               <w:top w:type="dxa" w:w="60"/>
               <w:left w:type="dxa" w:w="90"/>
@@ -8273,7 +8351,7 @@
         </w:tc>
         <w:tc>
           <w:tcPr>
-            <w:tcW w:type="dxa" w:w="3657"/>
+            <w:tcW w:type="dxa" w:w="3694"/>
             <w:tcMar>
               <w:top w:type="dxa" w:w="60"/>
               <w:left w:type="dxa" w:w="90"/>
@@ -8303,7 +8381,7 @@
         </w:tc>
         <w:tc>
           <w:tcPr>
-            <w:tcW w:type="dxa" w:w="1487"/>
+            <w:tcW w:type="dxa" w:w="1477"/>
             <w:tcMar>
               <w:top w:type="dxa" w:w="60"/>
               <w:left w:type="dxa" w:w="90"/>
@@ -8327,7 +8405,7 @@
                 <w:sz w:val="19"/>
                 <w:szCs w:val="19"/>
               </w:rPr>
-              <w:t xml:space="preserve">24 de noviembre de 2026</w:t>
+              <w:t xml:space="preserve">7 de diciembre de 2026</w:t>
             </w:r>
           </w:p>
         </w:tc>
@@ -8339,7 +8417,7 @@
         </w:trPr>
         <w:tc>
           <w:tcPr>
-            <w:tcW w:type="dxa" w:w="4215"/>
+            <w:tcW w:type="dxa" w:w="4187"/>
             <w:tcMar>
               <w:top w:type="dxa" w:w="60"/>
               <w:left w:type="dxa" w:w="90"/>
@@ -8369,7 +8447,7 @@
         </w:tc>
         <w:tc>
           <w:tcPr>
-            <w:tcW w:type="dxa" w:w="3657"/>
+            <w:tcW w:type="dxa" w:w="3694"/>
             <w:tcMar>
               <w:top w:type="dxa" w:w="60"/>
               <w:left w:type="dxa" w:w="90"/>
@@ -8399,7 +8477,7 @@
         </w:tc>
         <w:tc>
           <w:tcPr>
-            <w:tcW w:type="dxa" w:w="1487"/>
+            <w:tcW w:type="dxa" w:w="1477"/>
             <w:tcMar>
               <w:top w:type="dxa" w:w="60"/>
               <w:left w:type="dxa" w:w="90"/>
@@ -8435,7 +8513,7 @@
         </w:trPr>
         <w:tc>
           <w:tcPr>
-            <w:tcW w:type="dxa" w:w="4215"/>
+            <w:tcW w:type="dxa" w:w="4187"/>
             <w:tcMar>
               <w:top w:type="dxa" w:w="60"/>
               <w:left w:type="dxa" w:w="90"/>
@@ -8465,7 +8543,7 @@
         </w:tc>
         <w:tc>
           <w:tcPr>
-            <w:tcW w:type="dxa" w:w="3657"/>
+            <w:tcW w:type="dxa" w:w="3694"/>
             <w:tcMar>
               <w:top w:type="dxa" w:w="60"/>
               <w:left w:type="dxa" w:w="90"/>
@@ -8495,7 +8573,7 @@
         </w:tc>
         <w:tc>
           <w:tcPr>
-            <w:tcW w:type="dxa" w:w="1487"/>
+            <w:tcW w:type="dxa" w:w="1477"/>
             <w:tcMar>
               <w:top w:type="dxa" w:w="60"/>
               <w:left w:type="dxa" w:w="90"/>
@@ -8519,7 +8597,7 @@
                 <w:sz w:val="19"/>
                 <w:szCs w:val="19"/>
               </w:rPr>
-              <w:t xml:space="preserve">26 de diciembre de 2026</w:t>
+              <w:t xml:space="preserve">9 de enero de 2027</w:t>
             </w:r>
           </w:p>
         </w:tc>
@@ -8531,7 +8609,7 @@
         </w:trPr>
         <w:tc>
           <w:tcPr>
-            <w:tcW w:type="dxa" w:w="4215"/>
+            <w:tcW w:type="dxa" w:w="4187"/>
             <w:tcMar>
               <w:top w:type="dxa" w:w="60"/>
               <w:left w:type="dxa" w:w="90"/>
@@ -8561,7 +8639,7 @@
         </w:tc>
         <w:tc>
           <w:tcPr>
-            <w:tcW w:type="dxa" w:w="3657"/>
+            <w:tcW w:type="dxa" w:w="3694"/>
             <w:tcMar>
               <w:top w:type="dxa" w:w="60"/>
               <w:left w:type="dxa" w:w="90"/>
@@ -8591,7 +8669,7 @@
         </w:tc>
         <w:tc>
           <w:tcPr>
-            <w:tcW w:type="dxa" w:w="1487"/>
+            <w:tcW w:type="dxa" w:w="1477"/>
             <w:tcMar>
               <w:top w:type="dxa" w:w="60"/>
               <w:left w:type="dxa" w:w="90"/>
@@ -8615,7 +8693,7 @@
                 <w:sz w:val="19"/>
                 <w:szCs w:val="19"/>
               </w:rPr>
-              <w:t xml:space="preserve">1 de enero de 2027</w:t>
+              <w:t xml:space="preserve">1 de febrero de 2027</w:t>
             </w:r>
           </w:p>
         </w:tc>
@@ -8627,7 +8705,7 @@
         </w:trPr>
         <w:tc>
           <w:tcPr>
-            <w:tcW w:type="dxa" w:w="4215"/>
+            <w:tcW w:type="dxa" w:w="4187"/>
             <w:tcMar>
               <w:top w:type="dxa" w:w="60"/>
               <w:left w:type="dxa" w:w="90"/>
@@ -8657,7 +8735,7 @@
         </w:tc>
         <w:tc>
           <w:tcPr>
-            <w:tcW w:type="dxa" w:w="3657"/>
+            <w:tcW w:type="dxa" w:w="3694"/>
             <w:tcMar>
               <w:top w:type="dxa" w:w="60"/>
               <w:left w:type="dxa" w:w="90"/>
@@ -8687,7 +8765,7 @@
         </w:tc>
         <w:tc>
           <w:tcPr>
-            <w:tcW w:type="dxa" w:w="1487"/>
+            <w:tcW w:type="dxa" w:w="1477"/>
             <w:tcMar>
               <w:top w:type="dxa" w:w="60"/>
               <w:left w:type="dxa" w:w="90"/>
@@ -8711,7 +8789,7 @@
                 <w:sz w:val="19"/>
                 <w:szCs w:val="19"/>
               </w:rPr>
-              <w:t xml:space="preserve">31 de enero de 2027</w:t>
+              <w:t xml:space="preserve">28 de febrero de 2027</w:t>
             </w:r>
           </w:p>
         </w:tc>
@@ -8723,7 +8801,7 @@
         </w:trPr>
         <w:tc>
           <w:tcPr>
-            <w:tcW w:type="dxa" w:w="4215"/>
+            <w:tcW w:type="dxa" w:w="4187"/>
             <w:tcMar>
               <w:top w:type="dxa" w:w="60"/>
               <w:left w:type="dxa" w:w="90"/>
@@ -8753,7 +8831,7 @@
         </w:tc>
         <w:tc>
           <w:tcPr>
-            <w:tcW w:type="dxa" w:w="3657"/>
+            <w:tcW w:type="dxa" w:w="3694"/>
             <w:tcMar>
               <w:top w:type="dxa" w:w="60"/>
               <w:left w:type="dxa" w:w="90"/>
@@ -8783,7 +8861,7 @@
         </w:tc>
         <w:tc>
           <w:tcPr>
-            <w:tcW w:type="dxa" w:w="1487"/>
+            <w:tcW w:type="dxa" w:w="1477"/>
             <w:tcMar>
               <w:top w:type="dxa" w:w="60"/>
               <w:left w:type="dxa" w:w="90"/>
@@ -8807,7 +8885,7 @@
                 <w:sz w:val="19"/>
                 <w:szCs w:val="19"/>
               </w:rPr>
-              <w:t xml:space="preserve">30 de junio de 2027</w:t>
+              <w:t xml:space="preserve">31 de julio de 2027</w:t>
             </w:r>
           </w:p>
         </w:tc>
@@ -8834,7 +8912,7 @@
           <w:sz w:val="22"/>
           <w:szCs w:val="22"/>
         </w:rPr>
-        <w:t xml:space="preserve">En el ejercicio 2026 no se causa la iguala del Proyecto A: con un Periodo de Estabilización de 4 (cuatro), 5 (cinco) o 6 (seis) semanas, éste concluye en diciembre de 2026 y la iguala se causa a partir del 1 de enero de 2027, con doce mensualidades en 2027; su plazo mínimo de 6 (seis) meses vence el 30 de junio de 2027 y, a falta de aviso con 30 (treinta) días naturales de anticipación, se renueva del 1 de julio de 2027 al 30 de junio de 2028. De contratarse, la iguala opcional de la Academia se causa a partir del primer día del mes calendario siguiente a la entrega de la Fase 1 en producción (Cláusula Octava, Sección C), estimada al término de las 10 (diez) semanas del Proyecto C; en la tabla se ilustra desde el 1 de diciembre de 2026.</w:t>
+        <w:t xml:space="preserve">En el ejercicio 2026 no se causa la iguala del Proyecto A: con un Periodo de Estabilización de 6 (seis) semanas, éste concluye el 9 de enero de 2027 y la iguala se causa a partir del 1 de febrero de 2027, con once mensualidades en 2027; su plazo mínimo de 6 (seis) meses vence el 31 de julio de 2027 y, a falta de aviso con 30 (treinta) días naturales de anticipación, se renueva del 1 de agosto de 2027 al 31 de julio de 2028. De contratarse, la iguala opcional de la Academia se causa a partir del primer día del mes calendario siguiente a la entrega de la Fase 1 en producción (Cláusula Octava, Sección C), estimada al término de las 10 (diez) semanas del Proyecto C; en la tabla se ilustra desde el 1 de diciembre de 2026.</w:t>
       </w:r>
     </w:p>
     <w:tbl>
@@ -8851,9 +8929,9 @@
         <w:tblLayout w:type="fixed"/>
       </w:tblPr>
       <w:tblGrid>
-        <w:gridCol w:w="5286"/>
-        <w:gridCol w:w="2814"/>
-        <w:gridCol w:w="1258"/>
+        <w:gridCol w:w="5199"/>
+        <w:gridCol w:w="2903"/>
+        <w:gridCol w:w="1257"/>
       </w:tblGrid>
       <w:tr>
         <w:trPr>
@@ -8862,7 +8940,7 @@
         </w:trPr>
         <w:tc>
           <w:tcPr>
-            <w:tcW w:type="dxa" w:w="5286"/>
+            <w:tcW w:type="dxa" w:w="5199"/>
             <w:shd w:fill="EEF2F5" w:color="auto" w:val="clear"/>
             <w:tcMar>
               <w:top w:type="dxa" w:w="60"/>
@@ -8893,7 +8971,7 @@
         </w:tc>
         <w:tc>
           <w:tcPr>
-            <w:tcW w:type="dxa" w:w="2814"/>
+            <w:tcW w:type="dxa" w:w="2903"/>
             <w:shd w:fill="EEF2F5" w:color="auto" w:val="clear"/>
             <w:tcMar>
               <w:top w:type="dxa" w:w="60"/>
@@ -8924,7 +9002,7 @@
         </w:tc>
         <w:tc>
           <w:tcPr>
-            <w:tcW w:type="dxa" w:w="1258"/>
+            <w:tcW w:type="dxa" w:w="1257"/>
             <w:shd w:fill="EEF2F5" w:color="auto" w:val="clear"/>
             <w:tcMar>
               <w:top w:type="dxa" w:w="60"/>
@@ -8961,7 +9039,7 @@
         </w:trPr>
         <w:tc>
           <w:tcPr>
-            <w:tcW w:type="dxa" w:w="5286"/>
+            <w:tcW w:type="dxa" w:w="5199"/>
             <w:tcMar>
               <w:top w:type="dxa" w:w="60"/>
               <w:left w:type="dxa" w:w="90"/>
@@ -8991,7 +9069,7 @@
         </w:tc>
         <w:tc>
           <w:tcPr>
-            <w:tcW w:type="dxa" w:w="2814"/>
+            <w:tcW w:type="dxa" w:w="2903"/>
             <w:tcMar>
               <w:top w:type="dxa" w:w="60"/>
               <w:left w:type="dxa" w:w="90"/>
@@ -9021,7 +9099,7 @@
         </w:tc>
         <w:tc>
           <w:tcPr>
-            <w:tcW w:type="dxa" w:w="1258"/>
+            <w:tcW w:type="dxa" w:w="1257"/>
             <w:tcMar>
               <w:top w:type="dxa" w:w="60"/>
               <w:left w:type="dxa" w:w="90"/>
@@ -9057,7 +9135,7 @@
         </w:trPr>
         <w:tc>
           <w:tcPr>
-            <w:tcW w:type="dxa" w:w="5286"/>
+            <w:tcW w:type="dxa" w:w="5199"/>
             <w:tcMar>
               <w:top w:type="dxa" w:w="60"/>
               <w:left w:type="dxa" w:w="90"/>
@@ -9087,7 +9165,7 @@
         </w:tc>
         <w:tc>
           <w:tcPr>
-            <w:tcW w:type="dxa" w:w="2814"/>
+            <w:tcW w:type="dxa" w:w="2903"/>
             <w:tcMar>
               <w:top w:type="dxa" w:w="60"/>
               <w:left w:type="dxa" w:w="90"/>
@@ -9111,13 +9189,13 @@
                 <w:sz w:val="19"/>
                 <w:szCs w:val="19"/>
               </w:rPr>
-              <w:t xml:space="preserve">No se causa: inicia el 1 de enero de 2027</w:t>
-            </w:r>
-          </w:p>
-        </w:tc>
-        <w:tc>
-          <w:tcPr>
-            <w:tcW w:type="dxa" w:w="1258"/>
+              <w:t xml:space="preserve">No se causa: inicia el 1 de febrero de 2027</w:t>
+            </w:r>
+          </w:p>
+        </w:tc>
+        <w:tc>
+          <w:tcPr>
+            <w:tcW w:type="dxa" w:w="1257"/>
             <w:tcMar>
               <w:top w:type="dxa" w:w="60"/>
               <w:left w:type="dxa" w:w="90"/>
@@ -9153,7 +9231,7 @@
         </w:trPr>
         <w:tc>
           <w:tcPr>
-            <w:tcW w:type="dxa" w:w="5286"/>
+            <w:tcW w:type="dxa" w:w="5199"/>
             <w:tcMar>
               <w:top w:type="dxa" w:w="60"/>
               <w:left w:type="dxa" w:w="90"/>
@@ -9183,7 +9261,7 @@
         </w:tc>
         <w:tc>
           <w:tcPr>
-            <w:tcW w:type="dxa" w:w="2814"/>
+            <w:tcW w:type="dxa" w:w="2903"/>
             <w:tcMar>
               <w:top w:type="dxa" w:w="60"/>
               <w:left w:type="dxa" w:w="90"/>
@@ -9213,7 +9291,7 @@
         </w:tc>
         <w:tc>
           <w:tcPr>
-            <w:tcW w:type="dxa" w:w="1258"/>
+            <w:tcW w:type="dxa" w:w="1257"/>
             <w:tcMar>
               <w:top w:type="dxa" w:w="60"/>
               <w:left w:type="dxa" w:w="90"/>
@@ -9249,7 +9327,7 @@
         </w:trPr>
         <w:tc>
           <w:tcPr>
-            <w:tcW w:type="dxa" w:w="5286"/>
+            <w:tcW w:type="dxa" w:w="5199"/>
             <w:tcMar>
               <w:top w:type="dxa" w:w="60"/>
               <w:left w:type="dxa" w:w="90"/>
@@ -9279,7 +9357,7 @@
         </w:tc>
         <w:tc>
           <w:tcPr>
-            <w:tcW w:type="dxa" w:w="2814"/>
+            <w:tcW w:type="dxa" w:w="2903"/>
             <w:tcMar>
               <w:top w:type="dxa" w:w="60"/>
               <w:left w:type="dxa" w:w="90"/>
@@ -9309,7 +9387,7 @@
         </w:tc>
         <w:tc>
           <w:tcPr>
-            <w:tcW w:type="dxa" w:w="1258"/>
+            <w:tcW w:type="dxa" w:w="1257"/>
             <w:tcMar>
               <w:top w:type="dxa" w:w="60"/>
               <w:left w:type="dxa" w:w="90"/>
@@ -9345,7 +9423,7 @@
         </w:trPr>
         <w:tc>
           <w:tcPr>
-            <w:tcW w:type="dxa" w:w="5286"/>
+            <w:tcW w:type="dxa" w:w="5199"/>
             <w:tcMar>
               <w:top w:type="dxa" w:w="60"/>
               <w:left w:type="dxa" w:w="90"/>
@@ -9375,7 +9453,7 @@
         </w:tc>
         <w:tc>
           <w:tcPr>
-            <w:tcW w:type="dxa" w:w="2814"/>
+            <w:tcW w:type="dxa" w:w="2903"/>
             <w:tcMar>
               <w:top w:type="dxa" w:w="60"/>
               <w:left w:type="dxa" w:w="90"/>
@@ -9405,7 +9483,7 @@
         </w:tc>
         <w:tc>
           <w:tcPr>
-            <w:tcW w:type="dxa" w:w="1258"/>
+            <w:tcW w:type="dxa" w:w="1257"/>
             <w:tcMar>
               <w:top w:type="dxa" w:w="60"/>
               <w:left w:type="dxa" w:w="90"/>
@@ -9441,7 +9519,7 @@
         </w:trPr>
         <w:tc>
           <w:tcPr>
-            <w:tcW w:type="dxa" w:w="5286"/>
+            <w:tcW w:type="dxa" w:w="5199"/>
             <w:tcMar>
               <w:top w:type="dxa" w:w="60"/>
               <w:left w:type="dxa" w:w="90"/>
@@ -9465,13 +9543,13 @@
                 <w:sz w:val="19"/>
                 <w:szCs w:val="19"/>
               </w:rPr>
-              <w:t xml:space="preserve">Ejercicio 2027 — Iguala del Proyecto A, enero a diciembre (12 meses)</w:t>
-            </w:r>
-          </w:p>
-        </w:tc>
-        <w:tc>
-          <w:tcPr>
-            <w:tcW w:type="dxa" w:w="2814"/>
+              <w:t xml:space="preserve">Ejercicio 2027 — Iguala del Proyecto A, febrero a diciembre (11 meses)</w:t>
+            </w:r>
+          </w:p>
+        </w:tc>
+        <w:tc>
+          <w:tcPr>
+            <w:tcW w:type="dxa" w:w="2903"/>
             <w:tcMar>
               <w:top w:type="dxa" w:w="60"/>
               <w:left w:type="dxa" w:w="90"/>
@@ -9495,13 +9573,13 @@
                 <w:sz w:val="19"/>
                 <w:szCs w:val="19"/>
               </w:rPr>
-              <w:t xml:space="preserve">USD $28,988.76 (MXN $516,000.00)</w:t>
-            </w:r>
-          </w:p>
-        </w:tc>
-        <w:tc>
-          <w:tcPr>
-            <w:tcW w:type="dxa" w:w="1258"/>
+              <w:t xml:space="preserve">USD $26,573.03 (MXN $473,000.00)</w:t>
+            </w:r>
+          </w:p>
+        </w:tc>
+        <w:tc>
+          <w:tcPr>
+            <w:tcW w:type="dxa" w:w="1257"/>
             <w:tcMar>
               <w:top w:type="dxa" w:w="60"/>
               <w:left w:type="dxa" w:w="90"/>
@@ -9525,7 +9603,7 @@
                 <w:sz w:val="19"/>
                 <w:szCs w:val="19"/>
               </w:rPr>
-              <w:t xml:space="preserve">$598,560.00</w:t>
+              <w:t xml:space="preserve">$548,680.00</w:t>
             </w:r>
           </w:p>
         </w:tc>
@@ -9537,7 +9615,7 @@
         </w:trPr>
         <w:tc>
           <w:tcPr>
-            <w:tcW w:type="dxa" w:w="5286"/>
+            <w:tcW w:type="dxa" w:w="5199"/>
             <w:tcMar>
               <w:top w:type="dxa" w:w="60"/>
               <w:left w:type="dxa" w:w="90"/>
@@ -9567,7 +9645,7 @@
         </w:tc>
         <w:tc>
           <w:tcPr>
-            <w:tcW w:type="dxa" w:w="2814"/>
+            <w:tcW w:type="dxa" w:w="2903"/>
             <w:tcMar>
               <w:top w:type="dxa" w:w="60"/>
               <w:left w:type="dxa" w:w="90"/>
@@ -9597,7 +9675,7 @@
         </w:tc>
         <w:tc>
           <w:tcPr>
-            <w:tcW w:type="dxa" w:w="1258"/>
+            <w:tcW w:type="dxa" w:w="1257"/>
             <w:tcMar>
               <w:top w:type="dxa" w:w="60"/>
               <w:left w:type="dxa" w:w="90"/>
@@ -10896,7 +10974,7 @@
           <w:sz w:val="22"/>
           <w:szCs w:val="22"/>
         </w:rPr>
-        <w:t xml:space="preserve">; total con IVA MXN $100,142.80, exigible únicamente a partir de la suscripción del Addendum del BDS, por los entregables de la Cláusula Cuarta en el plazo de 8 (ocho) semanas ahí pactado, en paralelo al Proyecto A. Pago Único desglosado por componente:</w:t>
+        <w:t xml:space="preserve">; total con IVA MXN $100,142.80, exigible únicamente a partir de la suscripción del Addendum del BDS, por los entregables de la Cláusula Cuarta en el plazo de 10 (diez) semanas ahí pactado, en paralelo al Proyecto A. Pago Único desglosado por componente:</w:t>
       </w:r>
     </w:p>
     <w:tbl>
@@ -12666,7 +12744,85 @@
           <w:sz w:val="22"/>
           <w:szCs w:val="22"/>
         </w:rPr>
-        <w:t xml:space="preserve">: el pago solo será exigible al cumplirse la condición de entrega correspondiente. No habrá anticipos. EL CLIENTE completará el alta de EL PRESTADOR como proveedor dentro de los 10 (diez) días hábiles siguientes a la firma; los requisitos administrativos para el pago se limitan a dicha alta y a la validez fiscal del CFDI.</w:t>
+        <w:t xml:space="preserve">: el pago solo será exigible al cumplirse la condición de entrega correspondiente. No habrá anticipos. </w:t>
+      </w:r>
+      <w:r>
+        <w:rPr>
+          <w:rFonts w:ascii="Liberation Serif" w:cs="Liberation Serif" w:eastAsia="Liberation Serif" w:hAnsi="Liberation Serif"/>
+          <w:b/>
+          <w:bCs/>
+          <w:i w:val="false"/>
+          <w:iCs w:val="false"/>
+          <w:color w:val="1A1A1A"/>
+          <w:sz w:val="22"/>
+          <w:szCs w:val="22"/>
+        </w:rPr>
+        <w:t xml:space="preserve">Alta de proveedor.</w:t>
+      </w:r>
+      <w:r>
+        <w:rPr>
+          <w:rFonts w:ascii="Liberation Serif" w:cs="Liberation Serif" w:eastAsia="Liberation Serif" w:hAnsi="Liberation Serif"/>
+          <w:b w:val="false"/>
+          <w:bCs w:val="false"/>
+          <w:i w:val="false"/>
+          <w:iCs w:val="false"/>
+          <w:color w:val="1A1A1A"/>
+          <w:sz w:val="22"/>
+          <w:szCs w:val="22"/>
+        </w:rPr>
+        <w:t xml:space="preserve"> Las Partes reconocen que </w:t>
+      </w:r>
+      <w:r>
+        <w:rPr>
+          <w:rFonts w:ascii="Liberation Serif" w:cs="Liberation Serif" w:eastAsia="Liberation Serif" w:hAnsi="Liberation Serif"/>
+          <w:b/>
+          <w:bCs/>
+          <w:i w:val="false"/>
+          <w:iCs w:val="false"/>
+          <w:color w:val="1A1A1A"/>
+          <w:sz w:val="22"/>
+          <w:szCs w:val="22"/>
+        </w:rPr>
+        <w:t xml:space="preserve">EL PRESTADOR ya se encuentra dado de alta y vigente en el padrón de proveedores de EL CLIENTE</w:t>
+      </w:r>
+      <w:r>
+        <w:rPr>
+          <w:rFonts w:ascii="Liberation Serif" w:cs="Liberation Serif" w:eastAsia="Liberation Serif" w:hAnsi="Liberation Serif"/>
+          <w:b w:val="false"/>
+          <w:bCs w:val="false"/>
+          <w:i w:val="false"/>
+          <w:iCs w:val="false"/>
+          <w:color w:val="1A1A1A"/>
+          <w:sz w:val="22"/>
+          <w:szCs w:val="22"/>
+        </w:rPr>
+        <w:t xml:space="preserve">, con su expediente completo, por lo que </w:t>
+      </w:r>
+      <w:r>
+        <w:rPr>
+          <w:rFonts w:ascii="Liberation Serif" w:cs="Liberation Serif" w:eastAsia="Liberation Serif" w:hAnsi="Liberation Serif"/>
+          <w:b/>
+          <w:bCs/>
+          <w:i w:val="false"/>
+          <w:iCs w:val="false"/>
+          <w:color w:val="1A1A1A"/>
+          <w:sz w:val="22"/>
+          <w:szCs w:val="22"/>
+        </w:rPr>
+        <w:t xml:space="preserve">no queda requisito de alta, registro ni acreditación pendiente de cumplir para el pago</w:t>
+      </w:r>
+      <w:r>
+        <w:rPr>
+          <w:rFonts w:ascii="Liberation Serif" w:cs="Liberation Serif" w:eastAsia="Liberation Serif" w:hAnsi="Liberation Serif"/>
+          <w:b w:val="false"/>
+          <w:bCs w:val="false"/>
+          <w:i w:val="false"/>
+          <w:iCs w:val="false"/>
+          <w:color w:val="1A1A1A"/>
+          <w:sz w:val="22"/>
+          <w:szCs w:val="22"/>
+        </w:rPr>
+        <w:t xml:space="preserve">.</w:t>
       </w:r>
     </w:p>
     <w:p>
@@ -12685,20 +12841,46 @@
           <w:sz w:val="22"/>
           <w:szCs w:val="22"/>
         </w:rPr>
-        <w:t xml:space="preserve">I. Pagos Únicos (Proyectos A, B y C) — regla común.</w:t>
-      </w:r>
-      <w:r>
-        <w:rPr>
-          <w:rFonts w:ascii="Liberation Serif" w:cs="Liberation Serif" w:eastAsia="Liberation Serif" w:hAnsi="Liberation Serif"/>
-          <w:b w:val="false"/>
-          <w:bCs w:val="false"/>
-          <w:i w:val="false"/>
-          <w:iCs w:val="false"/>
-          <w:color w:val="1A1A1A"/>
-          <w:sz w:val="22"/>
-          <w:szCs w:val="22"/>
-        </w:rPr>
-        <w:t xml:space="preserve"> El Pago Único de cada proyecto se cubrirá en dos exhibiciones iguales de 50% (cincuenta por ciento), conforme a lo siguiente:</w:t>
+        <w:t xml:space="preserve">Requisitos fiscales y administrativos (lista limitativa).</w:t>
+      </w:r>
+      <w:r>
+        <w:rPr>
+          <w:rFonts w:ascii="Liberation Serif" w:cs="Liberation Serif" w:eastAsia="Liberation Serif" w:hAnsi="Liberation Serif"/>
+          <w:b w:val="false"/>
+          <w:bCs w:val="false"/>
+          <w:i w:val="false"/>
+          <w:iCs w:val="false"/>
+          <w:color w:val="1A1A1A"/>
+          <w:sz w:val="22"/>
+          <w:szCs w:val="22"/>
+        </w:rPr>
+        <w:t xml:space="preserve"> Los «requisitos fiscales y administrativos» a que queda sujeta la exigibilidad de cada pago son, de manera </w:t>
+      </w:r>
+      <w:r>
+        <w:rPr>
+          <w:rFonts w:ascii="Liberation Serif" w:cs="Liberation Serif" w:eastAsia="Liberation Serif" w:hAnsi="Liberation Serif"/>
+          <w:b/>
+          <w:bCs/>
+          <w:i w:val="false"/>
+          <w:iCs w:val="false"/>
+          <w:color w:val="1A1A1A"/>
+          <w:sz w:val="22"/>
+          <w:szCs w:val="22"/>
+        </w:rPr>
+        <w:t xml:space="preserve">limitativa</w:t>
+      </w:r>
+      <w:r>
+        <w:rPr>
+          <w:rFonts w:ascii="Liberation Serif" w:cs="Liberation Serif" w:eastAsia="Liberation Serif" w:hAnsi="Liberation Serif"/>
+          <w:b w:val="false"/>
+          <w:bCs w:val="false"/>
+          <w:i w:val="false"/>
+          <w:iCs w:val="false"/>
+          <w:color w:val="1A1A1A"/>
+          <w:sz w:val="22"/>
+          <w:szCs w:val="22"/>
+        </w:rPr>
+        <w:t xml:space="preserve">, los siguientes, y su cumplimiento agota toda formalidad exigible a EL PRESTADOR:</w:t>
       </w:r>
     </w:p>
     <w:p>
@@ -12729,6 +12911,500 @@
           <w:sz w:val="22"/>
           <w:szCs w:val="22"/>
         </w:rPr>
+        <w:t xml:space="preserve">CFDI vigente</w:t>
+      </w:r>
+      <w:r>
+        <w:rPr>
+          <w:rFonts w:ascii="Liberation Serif" w:cs="Liberation Serif" w:eastAsia="Liberation Serif" w:hAnsi="Liberation Serif"/>
+          <w:b w:val="false"/>
+          <w:bCs w:val="false"/>
+          <w:i w:val="false"/>
+          <w:iCs w:val="false"/>
+          <w:color w:val="1A1A1A"/>
+          <w:sz w:val="22"/>
+          <w:szCs w:val="22"/>
+        </w:rPr>
+        <w:t xml:space="preserve">, emitido y timbrado ante el Servicio de Administración Tributaria en la versión y con los complementos que exija la legislación fiscal aplicable en la fecha de emisión.</w:t>
+      </w:r>
+    </w:p>
+    <w:p>
+      <w:pPr>
+        <w:spacing w:after="120" w:line="264"/>
+        <w:ind w:left="540" w:hanging="420"/>
+        <w:jc w:val="both"/>
+      </w:pPr>
+      <w:r>
+        <w:rPr>
+          <w:rFonts w:ascii="Liberation Serif" w:cs="Liberation Serif" w:eastAsia="Liberation Serif" w:hAnsi="Liberation Serif"/>
+          <w:b w:val="false"/>
+          <w:bCs w:val="false"/>
+          <w:color w:val="1A1A1A"/>
+          <w:sz w:val="22"/>
+          <w:szCs w:val="22"/>
+        </w:rPr>
+        <w:t xml:space="preserve">2. </w:t>
+      </w:r>
+      <w:r>
+        <w:rPr>
+          <w:rFonts w:ascii="Liberation Serif" w:cs="Liberation Serif" w:eastAsia="Liberation Serif" w:hAnsi="Liberation Serif"/>
+          <w:b/>
+          <w:bCs/>
+          <w:i w:val="false"/>
+          <w:iCs w:val="false"/>
+          <w:color w:val="1A1A1A"/>
+          <w:sz w:val="22"/>
+          <w:szCs w:val="22"/>
+        </w:rPr>
+        <w:t xml:space="preserve">Datos fiscales correctos de ambas Partes</w:t>
+      </w:r>
+      <w:r>
+        <w:rPr>
+          <w:rFonts w:ascii="Liberation Serif" w:cs="Liberation Serif" w:eastAsia="Liberation Serif" w:hAnsi="Liberation Serif"/>
+          <w:b w:val="false"/>
+          <w:bCs w:val="false"/>
+          <w:i w:val="false"/>
+          <w:iCs w:val="false"/>
+          <w:color w:val="1A1A1A"/>
+          <w:sz w:val="22"/>
+          <w:szCs w:val="22"/>
+        </w:rPr>
+        <w:t xml:space="preserve">: denominación social, Registro Federal de Contribuyentes, régimen fiscal y código postal del domicilio fiscal.</w:t>
+      </w:r>
+    </w:p>
+    <w:p>
+      <w:pPr>
+        <w:spacing w:after="120" w:line="264"/>
+        <w:ind w:left="540" w:hanging="420"/>
+        <w:jc w:val="both"/>
+      </w:pPr>
+      <w:r>
+        <w:rPr>
+          <w:rFonts w:ascii="Liberation Serif" w:cs="Liberation Serif" w:eastAsia="Liberation Serif" w:hAnsi="Liberation Serif"/>
+          <w:b w:val="false"/>
+          <w:bCs w:val="false"/>
+          <w:color w:val="1A1A1A"/>
+          <w:sz w:val="22"/>
+          <w:szCs w:val="22"/>
+        </w:rPr>
+        <w:t xml:space="preserve">3. </w:t>
+      </w:r>
+      <w:r>
+        <w:rPr>
+          <w:rFonts w:ascii="Liberation Serif" w:cs="Liberation Serif" w:eastAsia="Liberation Serif" w:hAnsi="Liberation Serif"/>
+          <w:b/>
+          <w:bCs/>
+          <w:i w:val="false"/>
+          <w:iCs w:val="false"/>
+          <w:color w:val="1A1A1A"/>
+          <w:sz w:val="22"/>
+          <w:szCs w:val="22"/>
+        </w:rPr>
+        <w:t xml:space="preserve">Uso del CFDI, forma y método de pago</w:t>
+      </w:r>
+      <w:r>
+        <w:rPr>
+          <w:rFonts w:ascii="Liberation Serif" w:cs="Liberation Serif" w:eastAsia="Liberation Serif" w:hAnsi="Liberation Serif"/>
+          <w:b w:val="false"/>
+          <w:bCs w:val="false"/>
+          <w:i w:val="false"/>
+          <w:iCs w:val="false"/>
+          <w:color w:val="1A1A1A"/>
+          <w:sz w:val="22"/>
+          <w:szCs w:val="22"/>
+        </w:rPr>
+        <w:t xml:space="preserve"> conforme a los catálogos del Servicio de Administración Tributaria, según la instrucción que EL CLIENTE comunique por escrito una sola vez al inicio de la relación y que se entiende vigente hasta que la modifique por el mismo medio.</w:t>
+      </w:r>
+    </w:p>
+    <w:p>
+      <w:pPr>
+        <w:spacing w:after="120" w:line="264"/>
+        <w:ind w:left="540" w:hanging="420"/>
+        <w:jc w:val="both"/>
+      </w:pPr>
+      <w:r>
+        <w:rPr>
+          <w:rFonts w:ascii="Liberation Serif" w:cs="Liberation Serif" w:eastAsia="Liberation Serif" w:hAnsi="Liberation Serif"/>
+          <w:b w:val="false"/>
+          <w:bCs w:val="false"/>
+          <w:color w:val="1A1A1A"/>
+          <w:sz w:val="22"/>
+          <w:szCs w:val="22"/>
+        </w:rPr>
+        <w:t xml:space="preserve">4. </w:t>
+      </w:r>
+      <w:r>
+        <w:rPr>
+          <w:rFonts w:ascii="Liberation Serif" w:cs="Liberation Serif" w:eastAsia="Liberation Serif" w:hAnsi="Liberation Serif"/>
+          <w:b/>
+          <w:bCs/>
+          <w:i w:val="false"/>
+          <w:iCs w:val="false"/>
+          <w:color w:val="1A1A1A"/>
+          <w:sz w:val="22"/>
+          <w:szCs w:val="22"/>
+        </w:rPr>
+        <w:t xml:space="preserve">Clave de producto o servicio y clave de unidad</w:t>
+      </w:r>
+      <w:r>
+        <w:rPr>
+          <w:rFonts w:ascii="Liberation Serif" w:cs="Liberation Serif" w:eastAsia="Liberation Serif" w:hAnsi="Liberation Serif"/>
+          <w:b w:val="false"/>
+          <w:bCs w:val="false"/>
+          <w:i w:val="false"/>
+          <w:iCs w:val="false"/>
+          <w:color w:val="1A1A1A"/>
+          <w:sz w:val="22"/>
+          <w:szCs w:val="22"/>
+        </w:rPr>
+        <w:t xml:space="preserve"> de los catálogos del Servicio de Administración Tributaria.</w:t>
+      </w:r>
+    </w:p>
+    <w:p>
+      <w:pPr>
+        <w:spacing w:after="120" w:line="264"/>
+        <w:ind w:left="540" w:hanging="420"/>
+        <w:jc w:val="both"/>
+      </w:pPr>
+      <w:r>
+        <w:rPr>
+          <w:rFonts w:ascii="Liberation Serif" w:cs="Liberation Serif" w:eastAsia="Liberation Serif" w:hAnsi="Liberation Serif"/>
+          <w:b w:val="false"/>
+          <w:bCs w:val="false"/>
+          <w:color w:val="1A1A1A"/>
+          <w:sz w:val="22"/>
+          <w:szCs w:val="22"/>
+        </w:rPr>
+        <w:t xml:space="preserve">5. </w:t>
+      </w:r>
+      <w:r>
+        <w:rPr>
+          <w:rFonts w:ascii="Liberation Serif" w:cs="Liberation Serif" w:eastAsia="Liberation Serif" w:hAnsi="Liberation Serif"/>
+          <w:b/>
+          <w:bCs/>
+          <w:i w:val="false"/>
+          <w:iCs w:val="false"/>
+          <w:color w:val="1A1A1A"/>
+          <w:sz w:val="22"/>
+          <w:szCs w:val="22"/>
+        </w:rPr>
+        <w:t xml:space="preserve">Descripción del concepto</w:t>
+      </w:r>
+      <w:r>
+        <w:rPr>
+          <w:rFonts w:ascii="Liberation Serif" w:cs="Liberation Serif" w:eastAsia="Liberation Serif" w:hAnsi="Liberation Serif"/>
+          <w:b w:val="false"/>
+          <w:bCs w:val="false"/>
+          <w:i w:val="false"/>
+          <w:iCs w:val="false"/>
+          <w:color w:val="1A1A1A"/>
+          <w:sz w:val="22"/>
+          <w:szCs w:val="22"/>
+        </w:rPr>
+        <w:t xml:space="preserve"> que permita identificar el Servicio, la exhibición o el mes de servicio de que se trate, con el </w:t>
+      </w:r>
+      <w:r>
+        <w:rPr>
+          <w:rFonts w:ascii="Liberation Serif" w:cs="Liberation Serif" w:eastAsia="Liberation Serif" w:hAnsi="Liberation Serif"/>
+          <w:b/>
+          <w:bCs/>
+          <w:i w:val="false"/>
+          <w:iCs w:val="false"/>
+          <w:color w:val="1A1A1A"/>
+          <w:sz w:val="22"/>
+          <w:szCs w:val="22"/>
+        </w:rPr>
+        <w:t xml:space="preserve">IVA desglosado</w:t>
+      </w:r>
+      <w:r>
+        <w:rPr>
+          <w:rFonts w:ascii="Liberation Serif" w:cs="Liberation Serif" w:eastAsia="Liberation Serif" w:hAnsi="Liberation Serif"/>
+          <w:b w:val="false"/>
+          <w:bCs w:val="false"/>
+          <w:i w:val="false"/>
+          <w:iCs w:val="false"/>
+          <w:color w:val="1A1A1A"/>
+          <w:sz w:val="22"/>
+          <w:szCs w:val="22"/>
+        </w:rPr>
+        <w:t xml:space="preserve"> a la tasa legal vigente y el total en </w:t>
+      </w:r>
+      <w:r>
+        <w:rPr>
+          <w:rFonts w:ascii="Liberation Serif" w:cs="Liberation Serif" w:eastAsia="Liberation Serif" w:hAnsi="Liberation Serif"/>
+          <w:b/>
+          <w:bCs/>
+          <w:i w:val="false"/>
+          <w:iCs w:val="false"/>
+          <w:color w:val="1A1A1A"/>
+          <w:sz w:val="22"/>
+          <w:szCs w:val="22"/>
+        </w:rPr>
+        <w:t xml:space="preserve">moneda nacional</w:t>
+      </w:r>
+      <w:r>
+        <w:rPr>
+          <w:rFonts w:ascii="Liberation Serif" w:cs="Liberation Serif" w:eastAsia="Liberation Serif" w:hAnsi="Liberation Serif"/>
+          <w:b w:val="false"/>
+          <w:bCs w:val="false"/>
+          <w:i w:val="false"/>
+          <w:iCs w:val="false"/>
+          <w:color w:val="1A1A1A"/>
+          <w:sz w:val="22"/>
+          <w:szCs w:val="22"/>
+        </w:rPr>
+        <w:t xml:space="preserve">.</w:t>
+      </w:r>
+    </w:p>
+    <w:p>
+      <w:pPr>
+        <w:spacing w:after="120" w:line="264"/>
+        <w:ind w:left="540" w:hanging="420"/>
+        <w:jc w:val="both"/>
+      </w:pPr>
+      <w:r>
+        <w:rPr>
+          <w:rFonts w:ascii="Liberation Serif" w:cs="Liberation Serif" w:eastAsia="Liberation Serif" w:hAnsi="Liberation Serif"/>
+          <w:b w:val="false"/>
+          <w:bCs w:val="false"/>
+          <w:color w:val="1A1A1A"/>
+          <w:sz w:val="22"/>
+          <w:szCs w:val="22"/>
+        </w:rPr>
+        <w:t xml:space="preserve">6. </w:t>
+      </w:r>
+      <w:r>
+        <w:rPr>
+          <w:rFonts w:ascii="Liberation Serif" w:cs="Liberation Serif" w:eastAsia="Liberation Serif" w:hAnsi="Liberation Serif"/>
+          <w:b/>
+          <w:bCs/>
+          <w:i w:val="false"/>
+          <w:iCs w:val="false"/>
+          <w:color w:val="1A1A1A"/>
+          <w:sz w:val="22"/>
+          <w:szCs w:val="22"/>
+        </w:rPr>
+        <w:t xml:space="preserve">Referencia al número o identificación de este Contrato</w:t>
+      </w:r>
+      <w:r>
+        <w:rPr>
+          <w:rFonts w:ascii="Liberation Serif" w:cs="Liberation Serif" w:eastAsia="Liberation Serif" w:hAnsi="Liberation Serif"/>
+          <w:b w:val="false"/>
+          <w:bCs w:val="false"/>
+          <w:i w:val="false"/>
+          <w:iCs w:val="false"/>
+          <w:color w:val="1A1A1A"/>
+          <w:sz w:val="22"/>
+          <w:szCs w:val="22"/>
+        </w:rPr>
+        <w:t xml:space="preserve"> y, tratándose de los Pagos Únicos, a la exhibición correspondiente.</w:t>
+      </w:r>
+    </w:p>
+    <w:p>
+      <w:pPr>
+        <w:spacing w:after="120" w:line="264"/>
+        <w:ind w:left="540" w:hanging="420"/>
+        <w:jc w:val="both"/>
+      </w:pPr>
+      <w:r>
+        <w:rPr>
+          <w:rFonts w:ascii="Liberation Serif" w:cs="Liberation Serif" w:eastAsia="Liberation Serif" w:hAnsi="Liberation Serif"/>
+          <w:b w:val="false"/>
+          <w:bCs w:val="false"/>
+          <w:color w:val="1A1A1A"/>
+          <w:sz w:val="22"/>
+          <w:szCs w:val="22"/>
+        </w:rPr>
+        <w:t xml:space="preserve">7. </w:t>
+      </w:r>
+      <w:r>
+        <w:rPr>
+          <w:rFonts w:ascii="Liberation Serif" w:cs="Liberation Serif" w:eastAsia="Liberation Serif" w:hAnsi="Liberation Serif"/>
+          <w:b/>
+          <w:bCs/>
+          <w:i w:val="false"/>
+          <w:iCs w:val="false"/>
+          <w:color w:val="1A1A1A"/>
+          <w:sz w:val="22"/>
+          <w:szCs w:val="22"/>
+        </w:rPr>
+        <w:t xml:space="preserve">Presentación</w:t>
+      </w:r>
+      <w:r>
+        <w:rPr>
+          <w:rFonts w:ascii="Liberation Serif" w:cs="Liberation Serif" w:eastAsia="Liberation Serif" w:hAnsi="Liberation Serif"/>
+          <w:b w:val="false"/>
+          <w:bCs w:val="false"/>
+          <w:i w:val="false"/>
+          <w:iCs w:val="false"/>
+          <w:color w:val="1A1A1A"/>
+          <w:sz w:val="22"/>
+          <w:szCs w:val="22"/>
+        </w:rPr>
+        <w:t xml:space="preserve"> de la factura —archivos XML y PDF— en el correo electrónico o portal que EL CLIENTE designe por escrito; a falta de designación, en el correo del proyecto de la Cláusula Vigésima Cuarta. Se tiene por presentada el día hábil de su envío.</w:t>
+      </w:r>
+    </w:p>
+    <w:p>
+      <w:pPr>
+        <w:spacing w:after="120" w:line="264"/>
+        <w:ind w:left="540" w:hanging="420"/>
+        <w:jc w:val="both"/>
+      </w:pPr>
+      <w:r>
+        <w:rPr>
+          <w:rFonts w:ascii="Liberation Serif" w:cs="Liberation Serif" w:eastAsia="Liberation Serif" w:hAnsi="Liberation Serif"/>
+          <w:b w:val="false"/>
+          <w:bCs w:val="false"/>
+          <w:color w:val="1A1A1A"/>
+          <w:sz w:val="22"/>
+          <w:szCs w:val="22"/>
+        </w:rPr>
+        <w:t xml:space="preserve">8. </w:t>
+      </w:r>
+      <w:r>
+        <w:rPr>
+          <w:rFonts w:ascii="Liberation Serif" w:cs="Liberation Serif" w:eastAsia="Liberation Serif" w:hAnsi="Liberation Serif"/>
+          <w:b/>
+          <w:bCs/>
+          <w:i w:val="false"/>
+          <w:iCs w:val="false"/>
+          <w:color w:val="1A1A1A"/>
+          <w:sz w:val="22"/>
+          <w:szCs w:val="22"/>
+        </w:rPr>
+        <w:t xml:space="preserve">Opinión del cumplimiento de obligaciones fiscales en sentido positivo</w:t>
+      </w:r>
+      <w:r>
+        <w:rPr>
+          <w:rFonts w:ascii="Liberation Serif" w:cs="Liberation Serif" w:eastAsia="Liberation Serif" w:hAnsi="Liberation Serif"/>
+          <w:b w:val="false"/>
+          <w:bCs w:val="false"/>
+          <w:i w:val="false"/>
+          <w:iCs w:val="false"/>
+          <w:color w:val="1A1A1A"/>
+          <w:sz w:val="22"/>
+          <w:szCs w:val="22"/>
+        </w:rPr>
+        <w:t xml:space="preserve">, con vigencia no mayor a 30 (treinta) días naturales, cuando EL CLIENTE la solicite por escrito.</w:t>
+      </w:r>
+    </w:p>
+    <w:p>
+      <w:pPr>
+        <w:spacing w:after="140" w:line="264"/>
+        <w:jc w:val="both"/>
+      </w:pPr>
+      <w:r>
+        <w:rPr>
+          <w:rFonts w:ascii="Liberation Serif" w:cs="Liberation Serif" w:eastAsia="Liberation Serif" w:hAnsi="Liberation Serif"/>
+          <w:b/>
+          <w:bCs/>
+          <w:i w:val="false"/>
+          <w:iCs w:val="false"/>
+          <w:color w:val="1A1A1A"/>
+          <w:sz w:val="22"/>
+          <w:szCs w:val="22"/>
+        </w:rPr>
+        <w:t xml:space="preserve">Ningún otro requisito es exigible.</w:t>
+      </w:r>
+      <w:r>
+        <w:rPr>
+          <w:rFonts w:ascii="Liberation Serif" w:cs="Liberation Serif" w:eastAsia="Liberation Serif" w:hAnsi="Liberation Serif"/>
+          <w:b w:val="false"/>
+          <w:bCs w:val="false"/>
+          <w:i w:val="false"/>
+          <w:iCs w:val="false"/>
+          <w:color w:val="1A1A1A"/>
+          <w:sz w:val="22"/>
+          <w:szCs w:val="22"/>
+        </w:rPr>
+        <w:t xml:space="preserve"> Ninguna política interna, formato, portal, orden de compra, validación, autorización o requisito administrativo distinto de los ocho anteriores condiciona la exigibilidad del pago ni modifica los plazos de esta Cláusula. Si EL CLIENTE desea incorporar un requisito nuevo, lo comunicará por escrito con al menos 30 (treinta) días naturales de anticipación y </w:t>
+      </w:r>
+      <w:r>
+        <w:rPr>
+          <w:rFonts w:ascii="Liberation Serif" w:cs="Liberation Serif" w:eastAsia="Liberation Serif" w:hAnsi="Liberation Serif"/>
+          <w:b/>
+          <w:bCs/>
+          <w:i w:val="false"/>
+          <w:iCs w:val="false"/>
+          <w:color w:val="1A1A1A"/>
+          <w:sz w:val="22"/>
+          <w:szCs w:val="22"/>
+        </w:rPr>
+        <w:t xml:space="preserve">sólo aplicará a las facturas emitidas después de ese plazo</w:t>
+      </w:r>
+      <w:r>
+        <w:rPr>
+          <w:rFonts w:ascii="Liberation Serif" w:cs="Liberation Serif" w:eastAsia="Liberation Serif" w:hAnsi="Liberation Serif"/>
+          <w:b w:val="false"/>
+          <w:bCs w:val="false"/>
+          <w:i w:val="false"/>
+          <w:iCs w:val="false"/>
+          <w:color w:val="1A1A1A"/>
+          <w:sz w:val="22"/>
+          <w:szCs w:val="22"/>
+        </w:rPr>
+        <w:t xml:space="preserve">, sin suspender ni diferir el pago de las ya presentadas.</w:t>
+      </w:r>
+    </w:p>
+    <w:p>
+      <w:pPr>
+        <w:spacing w:after="140" w:line="264"/>
+        <w:jc w:val="both"/>
+      </w:pPr>
+      <w:r>
+        <w:rPr>
+          <w:rFonts w:ascii="Liberation Serif" w:cs="Liberation Serif" w:eastAsia="Liberation Serif" w:hAnsi="Liberation Serif"/>
+          <w:b/>
+          <w:bCs/>
+          <w:i w:val="false"/>
+          <w:iCs w:val="false"/>
+          <w:color w:val="1A1A1A"/>
+          <w:sz w:val="22"/>
+          <w:szCs w:val="22"/>
+        </w:rPr>
+        <w:t xml:space="preserve">I. Pagos Únicos (Proyectos A, B y C) — regla común.</w:t>
+      </w:r>
+      <w:r>
+        <w:rPr>
+          <w:rFonts w:ascii="Liberation Serif" w:cs="Liberation Serif" w:eastAsia="Liberation Serif" w:hAnsi="Liberation Serif"/>
+          <w:b w:val="false"/>
+          <w:bCs w:val="false"/>
+          <w:i w:val="false"/>
+          <w:iCs w:val="false"/>
+          <w:color w:val="1A1A1A"/>
+          <w:sz w:val="22"/>
+          <w:szCs w:val="22"/>
+        </w:rPr>
+        <w:t xml:space="preserve"> El Pago Único de cada proyecto se cubrirá en dos exhibiciones iguales de 50% (cincuenta por ciento), conforme a lo siguiente:</w:t>
+      </w:r>
+    </w:p>
+    <w:p>
+      <w:pPr>
+        <w:spacing w:after="120" w:line="264"/>
+        <w:ind w:left="540" w:hanging="420"/>
+        <w:jc w:val="both"/>
+      </w:pPr>
+      <w:r>
+        <w:rPr>
+          <w:rFonts w:ascii="Liberation Serif" w:cs="Liberation Serif" w:eastAsia="Liberation Serif" w:hAnsi="Liberation Serif"/>
+          <w:b w:val="false"/>
+          <w:bCs w:val="false"/>
+          <w:color w:val="1A1A1A"/>
+          <w:sz w:val="22"/>
+          <w:szCs w:val="22"/>
+        </w:rPr>
+        <w:t xml:space="preserve">1. </w:t>
+      </w:r>
+      <w:r>
+        <w:rPr>
+          <w:rFonts w:ascii="Liberation Serif" w:cs="Liberation Serif" w:eastAsia="Liberation Serif" w:hAnsi="Liberation Serif"/>
+          <w:b/>
+          <w:bCs/>
+          <w:i w:val="false"/>
+          <w:iCs w:val="false"/>
+          <w:color w:val="1A1A1A"/>
+          <w:sz w:val="22"/>
+          <w:szCs w:val="22"/>
+        </w:rPr>
         <w:t xml:space="preserve">Primera exhibición.</w:t>
       </w:r>
       <w:r>
@@ -12794,7 +13470,7 @@
           <w:sz w:val="22"/>
           <w:szCs w:val="22"/>
         </w:rPr>
-        <w:t xml:space="preserve"> del proyecto (en el Proyecto A, la aprobación de la Semana 4 conforme al Anexo Dos), </w:t>
+        <w:t xml:space="preserve"> del proyecto (en el Proyecto A, la aprobación de la Semana 5 conforme al Anexo Dos), </w:t>
       </w:r>
       <w:r>
         <w:rPr>
@@ -13424,20 +14100,436 @@
           <w:sz w:val="22"/>
           <w:szCs w:val="22"/>
         </w:rPr>
-        <w:t xml:space="preserve">Controversias.</w:t>
-      </w:r>
-      <w:r>
-        <w:rPr>
-          <w:rFonts w:ascii="Liberation Serif" w:cs="Liberation Serif" w:eastAsia="Liberation Serif" w:hAnsi="Liberation Serif"/>
-          <w:b w:val="false"/>
-          <w:bCs w:val="false"/>
-          <w:i w:val="false"/>
-          <w:iCs w:val="false"/>
-          <w:color w:val="1A1A1A"/>
-          <w:sz w:val="22"/>
-          <w:szCs w:val="22"/>
-        </w:rPr>
-        <w:t xml:space="preserve"> EL CLIENTE podrá controvertir una factura únicamente por escrito, de forma motivada y dentro de los 10 (diez) días naturales siguientes a la recepción del CFDI, pagando en su fecha la parte no controvertida; las cantidades controvertidas de buena fe no causan interés ni facultan la suspensión mientras las Partes las resuelven conforme a la Cláusula Décima Quinta. </w:t>
+        <w:t xml:space="preserve">Objeción o rechazo de facturas.</w:t>
+      </w:r>
+      <w:r>
+        <w:rPr>
+          <w:rFonts w:ascii="Liberation Serif" w:cs="Liberation Serif" w:eastAsia="Liberation Serif" w:hAnsi="Liberation Serif"/>
+          <w:b w:val="false"/>
+          <w:bCs w:val="false"/>
+          <w:i w:val="false"/>
+          <w:iCs w:val="false"/>
+          <w:color w:val="1A1A1A"/>
+          <w:sz w:val="22"/>
+          <w:szCs w:val="22"/>
+        </w:rPr>
+        <w:t xml:space="preserve"> EL CLIENTE podrá objetar o rechazar una factura </w:t>
+      </w:r>
+      <w:r>
+        <w:rPr>
+          <w:rFonts w:ascii="Liberation Serif" w:cs="Liberation Serif" w:eastAsia="Liberation Serif" w:hAnsi="Liberation Serif"/>
+          <w:b/>
+          <w:bCs/>
+          <w:i w:val="false"/>
+          <w:iCs w:val="false"/>
+          <w:color w:val="1A1A1A"/>
+          <w:sz w:val="22"/>
+          <w:szCs w:val="22"/>
+        </w:rPr>
+        <w:t xml:space="preserve">únicamente por escrito, de forma motivada y dentro de los 3 (tres) días hábiles siguientes a su presentación</w:t>
+      </w:r>
+      <w:r>
+        <w:rPr>
+          <w:rFonts w:ascii="Liberation Serif" w:cs="Liberation Serif" w:eastAsia="Liberation Serif" w:hAnsi="Liberation Serif"/>
+          <w:b w:val="false"/>
+          <w:bCs w:val="false"/>
+          <w:i w:val="false"/>
+          <w:iCs w:val="false"/>
+          <w:color w:val="1A1A1A"/>
+          <w:sz w:val="22"/>
+          <w:szCs w:val="22"/>
+        </w:rPr>
+        <w:t xml:space="preserve">, y sólo por alguna de estas causas, que se enuncian de manera </w:t>
+      </w:r>
+      <w:r>
+        <w:rPr>
+          <w:rFonts w:ascii="Liberation Serif" w:cs="Liberation Serif" w:eastAsia="Liberation Serif" w:hAnsi="Liberation Serif"/>
+          <w:b/>
+          <w:bCs/>
+          <w:i w:val="false"/>
+          <w:iCs w:val="false"/>
+          <w:color w:val="1A1A1A"/>
+          <w:sz w:val="22"/>
+          <w:szCs w:val="22"/>
+        </w:rPr>
+        <w:t xml:space="preserve">limitativa</w:t>
+      </w:r>
+      <w:r>
+        <w:rPr>
+          <w:rFonts w:ascii="Liberation Serif" w:cs="Liberation Serif" w:eastAsia="Liberation Serif" w:hAnsi="Liberation Serif"/>
+          <w:b w:val="false"/>
+          <w:bCs w:val="false"/>
+          <w:i w:val="false"/>
+          <w:iCs w:val="false"/>
+          <w:color w:val="1A1A1A"/>
+          <w:sz w:val="22"/>
+          <w:szCs w:val="22"/>
+        </w:rPr>
+        <w:t xml:space="preserve">: </w:t>
+      </w:r>
+      <w:r>
+        <w:rPr>
+          <w:rFonts w:ascii="Liberation Serif" w:cs="Liberation Serif" w:eastAsia="Liberation Serif" w:hAnsi="Liberation Serif"/>
+          <w:b/>
+          <w:bCs/>
+          <w:i w:val="false"/>
+          <w:iCs w:val="false"/>
+          <w:color w:val="1A1A1A"/>
+          <w:sz w:val="22"/>
+          <w:szCs w:val="22"/>
+        </w:rPr>
+        <w:t xml:space="preserve">(i)</w:t>
+      </w:r>
+      <w:r>
+        <w:rPr>
+          <w:rFonts w:ascii="Liberation Serif" w:cs="Liberation Serif" w:eastAsia="Liberation Serif" w:hAnsi="Liberation Serif"/>
+          <w:b w:val="false"/>
+          <w:bCs w:val="false"/>
+          <w:i w:val="false"/>
+          <w:iCs w:val="false"/>
+          <w:color w:val="1A1A1A"/>
+          <w:sz w:val="22"/>
+          <w:szCs w:val="22"/>
+        </w:rPr>
+        <w:t xml:space="preserve"> que el CFDI carezca de validez fiscal o no esté timbrado; </w:t>
+      </w:r>
+      <w:r>
+        <w:rPr>
+          <w:rFonts w:ascii="Liberation Serif" w:cs="Liberation Serif" w:eastAsia="Liberation Serif" w:hAnsi="Liberation Serif"/>
+          <w:b/>
+          <w:bCs/>
+          <w:i w:val="false"/>
+          <w:iCs w:val="false"/>
+          <w:color w:val="1A1A1A"/>
+          <w:sz w:val="22"/>
+          <w:szCs w:val="22"/>
+        </w:rPr>
+        <w:t xml:space="preserve">(ii)</w:t>
+      </w:r>
+      <w:r>
+        <w:rPr>
+          <w:rFonts w:ascii="Liberation Serif" w:cs="Liberation Serif" w:eastAsia="Liberation Serif" w:hAnsi="Liberation Serif"/>
+          <w:b w:val="false"/>
+          <w:bCs w:val="false"/>
+          <w:i w:val="false"/>
+          <w:iCs w:val="false"/>
+          <w:color w:val="1A1A1A"/>
+          <w:sz w:val="22"/>
+          <w:szCs w:val="22"/>
+        </w:rPr>
+        <w:t xml:space="preserve"> que contenga datos fiscales erróneos de cualquiera de las Partes; </w:t>
+      </w:r>
+      <w:r>
+        <w:rPr>
+          <w:rFonts w:ascii="Liberation Serif" w:cs="Liberation Serif" w:eastAsia="Liberation Serif" w:hAnsi="Liberation Serif"/>
+          <w:b/>
+          <w:bCs/>
+          <w:i w:val="false"/>
+          <w:iCs w:val="false"/>
+          <w:color w:val="1A1A1A"/>
+          <w:sz w:val="22"/>
+          <w:szCs w:val="22"/>
+        </w:rPr>
+        <w:t xml:space="preserve">(iii)</w:t>
+      </w:r>
+      <w:r>
+        <w:rPr>
+          <w:rFonts w:ascii="Liberation Serif" w:cs="Liberation Serif" w:eastAsia="Liberation Serif" w:hAnsi="Liberation Serif"/>
+          <w:b w:val="false"/>
+          <w:bCs w:val="false"/>
+          <w:i w:val="false"/>
+          <w:iCs w:val="false"/>
+          <w:color w:val="1A1A1A"/>
+          <w:sz w:val="22"/>
+          <w:szCs w:val="22"/>
+        </w:rPr>
+        <w:t xml:space="preserve"> que el importe no corresponda a lo pactado en la Cláusula Octava; o </w:t>
+      </w:r>
+      <w:r>
+        <w:rPr>
+          <w:rFonts w:ascii="Liberation Serif" w:cs="Liberation Serif" w:eastAsia="Liberation Serif" w:hAnsi="Liberation Serif"/>
+          <w:b/>
+          <w:bCs/>
+          <w:i w:val="false"/>
+          <w:iCs w:val="false"/>
+          <w:color w:val="1A1A1A"/>
+          <w:sz w:val="22"/>
+          <w:szCs w:val="22"/>
+        </w:rPr>
+        <w:t xml:space="preserve">(iv)</w:t>
+      </w:r>
+      <w:r>
+        <w:rPr>
+          <w:rFonts w:ascii="Liberation Serif" w:cs="Liberation Serif" w:eastAsia="Liberation Serif" w:hAnsi="Liberation Serif"/>
+          <w:b w:val="false"/>
+          <w:bCs w:val="false"/>
+          <w:i w:val="false"/>
+          <w:iCs w:val="false"/>
+          <w:color w:val="1A1A1A"/>
+          <w:sz w:val="22"/>
+          <w:szCs w:val="22"/>
+        </w:rPr>
+        <w:t xml:space="preserve"> que el concepto no corresponda a un Servicio efectivamente prestado o a una exhibición ya exigible. </w:t>
+      </w:r>
+      <w:r>
+        <w:rPr>
+          <w:rFonts w:ascii="Liberation Serif" w:cs="Liberation Serif" w:eastAsia="Liberation Serif" w:hAnsi="Liberation Serif"/>
+          <w:b/>
+          <w:bCs/>
+          <w:i w:val="false"/>
+          <w:iCs w:val="false"/>
+          <w:color w:val="1A1A1A"/>
+          <w:sz w:val="22"/>
+          <w:szCs w:val="22"/>
+        </w:rPr>
+        <w:t xml:space="preserve">Transcurridos esos 3 (tres) días hábiles sin objeción escrita y motivada, la factura se tiene por aceptada para todos los efectos y el plazo de pago corre sin interrupción.</w:t>
+      </w:r>
+      <w:r>
+        <w:rPr>
+          <w:rFonts w:ascii="Liberation Serif" w:cs="Liberation Serif" w:eastAsia="Liberation Serif" w:hAnsi="Liberation Serif"/>
+          <w:b w:val="false"/>
+          <w:bCs w:val="false"/>
+          <w:i w:val="false"/>
+          <w:iCs w:val="false"/>
+          <w:color w:val="1A1A1A"/>
+          <w:sz w:val="22"/>
+          <w:szCs w:val="22"/>
+        </w:rPr>
+        <w:t xml:space="preserve"> La objeción debe señalar el defecto concreto y, cuando sea subsanable, indicar cómo corregirlo; </w:t>
+      </w:r>
+      <w:r>
+        <w:rPr>
+          <w:rFonts w:ascii="Liberation Serif" w:cs="Liberation Serif" w:eastAsia="Liberation Serif" w:hAnsi="Liberation Serif"/>
+          <w:b/>
+          <w:bCs/>
+          <w:i w:val="false"/>
+          <w:iCs w:val="false"/>
+          <w:color w:val="1A1A1A"/>
+          <w:sz w:val="22"/>
+          <w:szCs w:val="22"/>
+        </w:rPr>
+        <w:t xml:space="preserve">una objeción genérica, extemporánea o ajena a las cuatro causas anteriores no suspende ni interrumpe el plazo de pago</w:t>
+      </w:r>
+      <w:r>
+        <w:rPr>
+          <w:rFonts w:ascii="Liberation Serif" w:cs="Liberation Serif" w:eastAsia="Liberation Serif" w:hAnsi="Liberation Serif"/>
+          <w:b w:val="false"/>
+          <w:bCs w:val="false"/>
+          <w:i w:val="false"/>
+          <w:iCs w:val="false"/>
+          <w:color w:val="1A1A1A"/>
+          <w:sz w:val="22"/>
+          <w:szCs w:val="22"/>
+        </w:rPr>
+        <w:t xml:space="preserve">. Objetada una factura en tiempo y forma, EL PRESTADOR la reexpide dentro de los 3 (tres) días hábiles siguientes y </w:t>
+      </w:r>
+      <w:r>
+        <w:rPr>
+          <w:rFonts w:ascii="Liberation Serif" w:cs="Liberation Serif" w:eastAsia="Liberation Serif" w:hAnsi="Liberation Serif"/>
+          <w:b/>
+          <w:bCs/>
+          <w:i w:val="false"/>
+          <w:iCs w:val="false"/>
+          <w:color w:val="1A1A1A"/>
+          <w:sz w:val="22"/>
+          <w:szCs w:val="22"/>
+        </w:rPr>
+        <w:t xml:space="preserve">el plazo de pago se computa desde la presentación de la factura original</w:t>
+      </w:r>
+      <w:r>
+        <w:rPr>
+          <w:rFonts w:ascii="Liberation Serif" w:cs="Liberation Serif" w:eastAsia="Liberation Serif" w:hAnsi="Liberation Serif"/>
+          <w:b w:val="false"/>
+          <w:bCs w:val="false"/>
+          <w:i w:val="false"/>
+          <w:iCs w:val="false"/>
+          <w:color w:val="1A1A1A"/>
+          <w:sz w:val="22"/>
+          <w:szCs w:val="22"/>
+        </w:rPr>
+        <w:t xml:space="preserve">, salvo que el defecto sea imputable a EL PRESTADOR, en cuyo caso corre desde la reexpedición. </w:t>
+      </w:r>
+      <w:r>
+        <w:rPr>
+          <w:rFonts w:ascii="Liberation Serif" w:cs="Liberation Serif" w:eastAsia="Liberation Serif" w:hAnsi="Liberation Serif"/>
+          <w:b/>
+          <w:bCs/>
+          <w:i w:val="false"/>
+          <w:iCs w:val="false"/>
+          <w:color w:val="1A1A1A"/>
+          <w:sz w:val="22"/>
+          <w:szCs w:val="22"/>
+        </w:rPr>
+        <w:t xml:space="preserve">En todo caso EL CLIENTE pagará en su fecha la parte no objetada.</w:t>
+      </w:r>
+      <w:r>
+        <w:rPr>
+          <w:rFonts w:ascii="Liberation Serif" w:cs="Liberation Serif" w:eastAsia="Liberation Serif" w:hAnsi="Liberation Serif"/>
+          <w:b w:val="false"/>
+          <w:bCs w:val="false"/>
+          <w:i w:val="false"/>
+          <w:iCs w:val="false"/>
+          <w:color w:val="1A1A1A"/>
+          <w:sz w:val="22"/>
+          <w:szCs w:val="22"/>
+        </w:rPr>
+        <w:t xml:space="preserve"> </w:t>
+      </w:r>
+      <w:r>
+        <w:rPr>
+          <w:rFonts w:ascii="Liberation Serif" w:cs="Liberation Serif" w:eastAsia="Liberation Serif" w:hAnsi="Liberation Serif"/>
+          <w:b/>
+          <w:bCs/>
+          <w:i w:val="false"/>
+          <w:iCs w:val="false"/>
+          <w:color w:val="1A1A1A"/>
+          <w:sz w:val="22"/>
+          <w:szCs w:val="22"/>
+        </w:rPr>
+        <w:t xml:space="preserve">Cantidades razonablemente controvertidas.</w:t>
+      </w:r>
+      <w:r>
+        <w:rPr>
+          <w:rFonts w:ascii="Liberation Serif" w:cs="Liberation Serif" w:eastAsia="Liberation Serif" w:hAnsi="Liberation Serif"/>
+          <w:b w:val="false"/>
+          <w:bCs w:val="false"/>
+          <w:i w:val="false"/>
+          <w:iCs w:val="false"/>
+          <w:color w:val="1A1A1A"/>
+          <w:sz w:val="22"/>
+          <w:szCs w:val="22"/>
+        </w:rPr>
+        <w:t xml:space="preserve"> Para todos los efectos de este Contrato, una cantidad se considera </w:t>
+      </w:r>
+      <w:r>
+        <w:rPr>
+          <w:rFonts w:ascii="Liberation Serif" w:cs="Liberation Serif" w:eastAsia="Liberation Serif" w:hAnsi="Liberation Serif"/>
+          <w:b/>
+          <w:bCs/>
+          <w:i w:val="false"/>
+          <w:iCs w:val="false"/>
+          <w:color w:val="1A1A1A"/>
+          <w:sz w:val="22"/>
+          <w:szCs w:val="22"/>
+        </w:rPr>
+        <w:t xml:space="preserve">razonablemente controvertida únicamente</w:t>
+      </w:r>
+      <w:r>
+        <w:rPr>
+          <w:rFonts w:ascii="Liberation Serif" w:cs="Liberation Serif" w:eastAsia="Liberation Serif" w:hAnsi="Liberation Serif"/>
+          <w:b w:val="false"/>
+          <w:bCs w:val="false"/>
+          <w:i w:val="false"/>
+          <w:iCs w:val="false"/>
+          <w:color w:val="1A1A1A"/>
+          <w:sz w:val="22"/>
+          <w:szCs w:val="22"/>
+        </w:rPr>
+        <w:t xml:space="preserve"> cuando EL CLIENTE la objeta por escrito, dentro de los 3 (tres) días hábiles señalados, por alguna de las cuatro causas limitativas anteriores, </w:t>
+      </w:r>
+      <w:r>
+        <w:rPr>
+          <w:rFonts w:ascii="Liberation Serif" w:cs="Liberation Serif" w:eastAsia="Liberation Serif" w:hAnsi="Liberation Serif"/>
+          <w:b/>
+          <w:bCs/>
+          <w:i w:val="false"/>
+          <w:iCs w:val="false"/>
+          <w:color w:val="1A1A1A"/>
+          <w:sz w:val="22"/>
+          <w:szCs w:val="22"/>
+        </w:rPr>
+        <w:t xml:space="preserve">identificando el concepto y el importe preciso que controvierte y acompañando el soporte en que se funda</w:t>
+      </w:r>
+      <w:r>
+        <w:rPr>
+          <w:rFonts w:ascii="Liberation Serif" w:cs="Liberation Serif" w:eastAsia="Liberation Serif" w:hAnsi="Liberation Serif"/>
+          <w:b w:val="false"/>
+          <w:bCs w:val="false"/>
+          <w:i w:val="false"/>
+          <w:iCs w:val="false"/>
+          <w:color w:val="1A1A1A"/>
+          <w:sz w:val="22"/>
+          <w:szCs w:val="22"/>
+        </w:rPr>
+        <w:t xml:space="preserve">. La objeción </w:t>
+      </w:r>
+      <w:r>
+        <w:rPr>
+          <w:rFonts w:ascii="Liberation Serif" w:cs="Liberation Serif" w:eastAsia="Liberation Serif" w:hAnsi="Liberation Serif"/>
+          <w:b/>
+          <w:bCs/>
+          <w:i w:val="false"/>
+          <w:iCs w:val="false"/>
+          <w:color w:val="1A1A1A"/>
+          <w:sz w:val="22"/>
+          <w:szCs w:val="22"/>
+        </w:rPr>
+        <w:t xml:space="preserve">sólo alcanza al importe del concepto controvertido</w:t>
+      </w:r>
+      <w:r>
+        <w:rPr>
+          <w:rFonts w:ascii="Liberation Serif" w:cs="Liberation Serif" w:eastAsia="Liberation Serif" w:hAnsi="Liberation Serif"/>
+          <w:b w:val="false"/>
+          <w:bCs w:val="false"/>
+          <w:i w:val="false"/>
+          <w:iCs w:val="false"/>
+          <w:color w:val="1A1A1A"/>
+          <w:sz w:val="22"/>
+          <w:szCs w:val="22"/>
+        </w:rPr>
+        <w:t xml:space="preserve">, nunca al total de la factura ni a otras facturas, y </w:t>
+      </w:r>
+      <w:r>
+        <w:rPr>
+          <w:rFonts w:ascii="Liberation Serif" w:cs="Liberation Serif" w:eastAsia="Liberation Serif" w:hAnsi="Liberation Serif"/>
+          <w:b/>
+          <w:bCs/>
+          <w:i w:val="false"/>
+          <w:iCs w:val="false"/>
+          <w:color w:val="1A1A1A"/>
+          <w:sz w:val="22"/>
+          <w:szCs w:val="22"/>
+        </w:rPr>
+        <w:t xml:space="preserve">no puede fundarse en entregables ya aprobados o tenidos por aceptados conforme a la Cláusula Décima</w:t>
+      </w:r>
+      <w:r>
+        <w:rPr>
+          <w:rFonts w:ascii="Liberation Serif" w:cs="Liberation Serif" w:eastAsia="Liberation Serif" w:hAnsi="Liberation Serif"/>
+          <w:b w:val="false"/>
+          <w:bCs w:val="false"/>
+          <w:i w:val="false"/>
+          <w:iCs w:val="false"/>
+          <w:color w:val="1A1A1A"/>
+          <w:sz w:val="22"/>
+          <w:szCs w:val="22"/>
+        </w:rPr>
+        <w:t xml:space="preserve">, en apreciaciones de calidad o desempeño —que se rigen por el Anexo Cinco y por la garantía de la Cláusula Décima Segunda, fracción VIII, sin afectar el pago—, ni en la falta de un trámite, formato o autorización interna de EL CLIENTE. Sólo esas cantidades, así controvertidas, no causan interés ni facultan la suspensión mientras las Partes las resuelven conforme a la Cláusula Décima Quinta, resolución que no excederá de 15 (quince) días naturales; </w:t>
+      </w:r>
+      <w:r>
+        <w:rPr>
+          <w:rFonts w:ascii="Liberation Serif" w:cs="Liberation Serif" w:eastAsia="Liberation Serif" w:hAnsi="Liberation Serif"/>
+          <w:b/>
+          <w:bCs/>
+          <w:i w:val="false"/>
+          <w:iCs w:val="false"/>
+          <w:color w:val="1A1A1A"/>
+          <w:sz w:val="22"/>
+          <w:szCs w:val="22"/>
+        </w:rPr>
+        <w:t xml:space="preserve">toda cantidad que no reúna estos requisitos es un saldo vencido simple</w:t>
+      </w:r>
+      <w:r>
+        <w:rPr>
+          <w:rFonts w:ascii="Liberation Serif" w:cs="Liberation Serif" w:eastAsia="Liberation Serif" w:hAnsi="Liberation Serif"/>
+          <w:b w:val="false"/>
+          <w:bCs w:val="false"/>
+          <w:i w:val="false"/>
+          <w:iCs w:val="false"/>
+          <w:color w:val="1A1A1A"/>
+          <w:sz w:val="22"/>
+          <w:szCs w:val="22"/>
+        </w:rPr>
+        <w:t xml:space="preserve"> y se rige por el párrafo siguiente. Si la controversia se resuelve a favor de EL PRESTADOR, el importe causa interés moratorio desde la fecha original de vencimiento. </w:t>
       </w:r>
       <w:r>
         <w:rPr>
@@ -13937,7 +15029,33 @@
           <w:sz w:val="22"/>
           <w:szCs w:val="22"/>
         </w:rPr>
-        <w:t xml:space="preserve">Cubierta una exhibición, la entrega del código que le corresponde no admite retención, compensación ni condicionamiento de ninguna clase; la falta de entrega dentro de ese plazo constituye mala fe de EL PRESTADOR para los efectos de la Cláusula Vigésima, fracción IV, además del incumplimiento previsto en la Cláusula Décima Quinta.</w:t>
+        <w:t xml:space="preserve">Cubierta una exhibición, la entrega del código que le corresponde no admite retención, compensación ni condicionamiento de ninguna clase; la falta de entrega dentro de ese plazo constituye mala fe de EL PRESTADOR </w:t>
+      </w:r>
+      <w:r>
+        <w:rPr>
+          <w:rFonts w:ascii="Liberation Serif" w:cs="Liberation Serif" w:eastAsia="Liberation Serif" w:hAnsi="Liberation Serif"/>
+          <w:b w:val="false"/>
+          <w:bCs w:val="false"/>
+          <w:i w:val="false"/>
+          <w:iCs w:val="false"/>
+          <w:color w:val="1A1A1A"/>
+          <w:sz w:val="22"/>
+          <w:szCs w:val="22"/>
+        </w:rPr>
+        <w:t xml:space="preserve">en los términos de la Cláusula Vigésima, fracción IV</w:t>
+      </w:r>
+      <w:r>
+        <w:rPr>
+          <w:rFonts w:ascii="Liberation Serif" w:cs="Liberation Serif" w:eastAsia="Liberation Serif" w:hAnsi="Liberation Serif"/>
+          <w:b/>
+          <w:bCs/>
+          <w:i w:val="false"/>
+          <w:iCs w:val="false"/>
+          <w:color w:val="1A1A1A"/>
+          <w:sz w:val="22"/>
+          <w:szCs w:val="22"/>
+        </w:rPr>
+        <w:t xml:space="preserve">, además del incumplimiento previsto en la Cláusula Décima Quinta.</w:t>
       </w:r>
       <w:r>
         <w:rPr>
@@ -14240,7 +15358,33 @@
           <w:sz w:val="22"/>
           <w:szCs w:val="22"/>
         </w:rPr>
-        <w:t xml:space="preserve">Toda devolución queda condicionada al cese de uso y baja de producción, por EL CLIENTE, de los entregables del proyecto de que se trate; los componentes que EL CLIENTE decida conservar en operación se descontarán de la devolución conforme a su valor de la Cláusula Octava, Sección VI. La devolución así determinada constituye el remedio único y total por la no aprobación final del proyecto.</w:t>
+        <w:t xml:space="preserve">Toda devolución queda condicionada al cese de uso y baja de producción, por EL CLIENTE, de los entregables del proyecto de que se trate; los componentes que EL CLIENTE decida conservar en operación se descontarán de la devolución conforme a su valor de la Cláusula Octava, Sección VI. La devolución así determinada constituye el remedio único y total por la no aprobación final del proyecto, y </w:t>
+      </w:r>
+      <w:r>
+        <w:rPr>
+          <w:rFonts w:ascii="Liberation Serif" w:cs="Liberation Serif" w:eastAsia="Liberation Serif" w:hAnsi="Liberation Serif"/>
+          <w:b w:val="false"/>
+          <w:bCs w:val="false"/>
+          <w:i w:val="false"/>
+          <w:iCs w:val="false"/>
+          <w:color w:val="1A1A1A"/>
+          <w:sz w:val="22"/>
+          <w:szCs w:val="22"/>
+        </w:rPr>
+        <w:t xml:space="preserve">queda comprendida en el tope único de la Cláusula Vigésima, sin ser adicional a él</w:t>
+      </w:r>
+      <w:r>
+        <w:rPr>
+          <w:rFonts w:ascii="Liberation Serif" w:cs="Liberation Serif" w:eastAsia="Liberation Serif" w:hAnsi="Liberation Serif"/>
+          <w:b/>
+          <w:bCs/>
+          <w:i w:val="false"/>
+          <w:iCs w:val="false"/>
+          <w:color w:val="1A1A1A"/>
+          <w:sz w:val="22"/>
+          <w:szCs w:val="22"/>
+        </w:rPr>
+        <w:t xml:space="preserve">.</w:t>
       </w:r>
     </w:p>
     <w:p>
@@ -14420,7 +15564,7 @@
           <w:sz w:val="22"/>
           <w:szCs w:val="22"/>
         </w:rPr>
-        <w:t xml:space="preserve">, la cual permanece bajo control de EL CLIENTE conforme al Anexo Uno; al cierre, EL CLIENTE conserva el código fuente, los repositorios y la continuidad operativa sin dependencia de EL PRESTADOR (ver Cláusula Décima Sexta). EL PRESTADOR indemnizará a EL CLIENTE por incumplimientos imputables a EL PRESTADOR.</w:t>
+        <w:t xml:space="preserve">, la cual permanece bajo control de EL CLIENTE conforme al Anexo Uno; al cierre, EL CLIENTE conserva el código fuente, los repositorios y la continuidad operativa sin dependencia de EL PRESTADOR (ver Cláusula Décima Sexta).</w:t>
       </w:r>
     </w:p>
     <w:p>
@@ -14696,7 +15840,33 @@
           <w:sz w:val="22"/>
           <w:szCs w:val="22"/>
         </w:rPr>
-        <w:t xml:space="preserve"> siguientes a cada pago. La falta de entrega en ese plazo se considerará incumplimiento para efectos de la Cláusula Décima Quinta y mala fe para los efectos de la Cláusula Vigésima, fracción IV.</w:t>
+        <w:t xml:space="preserve"> siguientes a cada pago. La falta de entrega en ese plazo se considerará incumplimiento para efectos de la Cláusula Décima Quinta y mala fe </w:t>
+      </w:r>
+      <w:r>
+        <w:rPr>
+          <w:rFonts w:ascii="Liberation Serif" w:cs="Liberation Serif" w:eastAsia="Liberation Serif" w:hAnsi="Liberation Serif"/>
+          <w:b/>
+          <w:bCs/>
+          <w:i w:val="false"/>
+          <w:iCs w:val="false"/>
+          <w:color w:val="1A1A1A"/>
+          <w:sz w:val="22"/>
+          <w:szCs w:val="22"/>
+        </w:rPr>
+        <w:t xml:space="preserve">en los términos de la Cláusula Vigésima, fracción IV</w:t>
+      </w:r>
+      <w:r>
+        <w:rPr>
+          <w:rFonts w:ascii="Liberation Serif" w:cs="Liberation Serif" w:eastAsia="Liberation Serif" w:hAnsi="Liberation Serif"/>
+          <w:b w:val="false"/>
+          <w:bCs w:val="false"/>
+          <w:i w:val="false"/>
+          <w:iCs w:val="false"/>
+          <w:color w:val="1A1A1A"/>
+          <w:sz w:val="22"/>
+          <w:szCs w:val="22"/>
+        </w:rPr>
+        <w:t xml:space="preserve">.</w:t>
       </w:r>
     </w:p>
     <w:p>
@@ -15354,7 +16524,33 @@
           <w:sz w:val="22"/>
           <w:szCs w:val="22"/>
         </w:rPr>
-        <w:t xml:space="preserve"> Cuando el retraso sea imputable a EL CLIENTE (por ejemplo, falta o demora en las aportaciones del Anexo Uno o en las aprobaciones del Anexo Dos), además de extenderse los plazos día por día, EL CLIENTE pagará a EL PRESTADOR los </w:t>
+        <w:t xml:space="preserve"> Cuando el retraso sea imputable a EL CLIENTE —</w:t>
+      </w:r>
+      <w:r>
+        <w:rPr>
+          <w:rFonts w:ascii="Liberation Serif" w:cs="Liberation Serif" w:eastAsia="Liberation Serif" w:hAnsi="Liberation Serif"/>
+          <w:b/>
+          <w:bCs/>
+          <w:i w:val="false"/>
+          <w:iCs w:val="false"/>
+          <w:color w:val="1A1A1A"/>
+          <w:sz w:val="22"/>
+          <w:szCs w:val="22"/>
+        </w:rPr>
+        <w:t xml:space="preserve">de manera limitativa</w:t>
+      </w:r>
+      <w:r>
+        <w:rPr>
+          <w:rFonts w:ascii="Liberation Serif" w:cs="Liberation Serif" w:eastAsia="Liberation Serif" w:hAnsi="Liberation Serif"/>
+          <w:b w:val="false"/>
+          <w:bCs w:val="false"/>
+          <w:i w:val="false"/>
+          <w:iCs w:val="false"/>
+          <w:color w:val="1A1A1A"/>
+          <w:sz w:val="22"/>
+          <w:szCs w:val="22"/>
+        </w:rPr>
+        <w:t xml:space="preserve">: la falta o demora en las aportaciones, accesos, credenciales, infraestructura o insumos a su cargo conforme al Anexo Uno—, además de extenderse los plazos día por día, EL CLIENTE pagará a EL PRESTADOR los </w:t>
       </w:r>
       <w:r>
         <w:rPr>
@@ -15510,7 +16706,59 @@
           <w:sz w:val="22"/>
           <w:szCs w:val="22"/>
         </w:rPr>
-        <w:t xml:space="preserve"> y se cuenta en días hábiles. Se entiende por evento cada requerimiento, aportación o aprobación a cargo de EL CLIENTE que se retrase, con independencia de los demás; los eventos simultáneos que impidan avanzar al mismo equipo causan un solo cargo diario. EL PRESTADOR informará por escrito el inicio de cada evento y el consumo de su franquicia en el reporte mensual del Anexo Cinco.</w:t>
+        <w:t xml:space="preserve"> y se cuenta en días hábiles. Se entiende por evento cada requerimiento o aportación a cargo de EL CLIENTE que se retrase, con independencia de los demás; los eventos simultáneos que impidan avanzar al mismo equipo causan un solo cargo diario. EL PRESTADOR informará por escrito el inicio de cada evento y el consumo de su franquicia en el reporte mensual del Anexo Cinco. </w:t>
+      </w:r>
+      <w:r>
+        <w:rPr>
+          <w:rFonts w:ascii="Liberation Serif" w:cs="Liberation Serif" w:eastAsia="Liberation Serif" w:hAnsi="Liberation Serif"/>
+          <w:b/>
+          <w:bCs/>
+          <w:i w:val="false"/>
+          <w:iCs w:val="false"/>
+          <w:color w:val="1A1A1A"/>
+          <w:sz w:val="22"/>
+          <w:szCs w:val="22"/>
+        </w:rPr>
+        <w:t xml:space="preserve">El stand-by nunca corre durante un plazo que este Contrato conceda a EL CLIENTE</w:t>
+      </w:r>
+      <w:r>
+        <w:rPr>
+          <w:rFonts w:ascii="Liberation Serif" w:cs="Liberation Serif" w:eastAsia="Liberation Serif" w:hAnsi="Liberation Serif"/>
+          <w:b w:val="false"/>
+          <w:bCs w:val="false"/>
+          <w:i w:val="false"/>
+          <w:iCs w:val="false"/>
+          <w:color w:val="1A1A1A"/>
+          <w:sz w:val="22"/>
+          <w:szCs w:val="22"/>
+        </w:rPr>
+        <w:t xml:space="preserve">: se computa únicamente a partir del vencimiento de la fecha límite del requerimiento de que se trate conforme al Anexo Uno, y con la franquicia prevista en esta Sección. En particular, </w:t>
+      </w:r>
+      <w:r>
+        <w:rPr>
+          <w:rFonts w:ascii="Liberation Serif" w:cs="Liberation Serif" w:eastAsia="Liberation Serif" w:hAnsi="Liberation Serif"/>
+          <w:b/>
+          <w:bCs/>
+          <w:i w:val="false"/>
+          <w:iCs w:val="false"/>
+          <w:color w:val="1A1A1A"/>
+          <w:sz w:val="22"/>
+          <w:szCs w:val="22"/>
+        </w:rPr>
+        <w:t xml:space="preserve">la demora de EL CLIENTE en resolver una solicitud de aprobación del Anexo Dos no causa cargo de stand-by alguno</w:t>
+      </w:r>
+      <w:r>
+        <w:rPr>
+          <w:rFonts w:ascii="Liberation Serif" w:cs="Liberation Serif" w:eastAsia="Liberation Serif" w:hAnsi="Liberation Serif"/>
+          <w:b w:val="false"/>
+          <w:bCs w:val="false"/>
+          <w:i w:val="false"/>
+          <w:iCs w:val="false"/>
+          <w:color w:val="1A1A1A"/>
+          <w:sz w:val="22"/>
+          <w:szCs w:val="22"/>
+        </w:rPr>
+        <w:t xml:space="preserve">: su único efecto es la aceptación tácita prevista en la Cláusula Décima y la extensión de los plazos día por día.</w:t>
       </w:r>
     </w:p>
     <w:p>
@@ -15702,7 +16950,33 @@
           <w:sz w:val="22"/>
           <w:szCs w:val="22"/>
         </w:rPr>
-        <w:t xml:space="preserve"> y aplica el cargo de stand-by del inciso (a), además del costo de la Cláusula Décima; o (ii) deriven de que </w:t>
+        <w:t xml:space="preserve"> y el cambio se cotiza y se cobra conforme a la Cláusula Décima, </w:t>
+      </w:r>
+      <w:r>
+        <w:rPr>
+          <w:rFonts w:ascii="Liberation Serif" w:cs="Liberation Serif" w:eastAsia="Liberation Serif" w:hAnsi="Liberation Serif"/>
+          <w:b/>
+          <w:bCs/>
+          <w:i w:val="false"/>
+          <w:iCs w:val="false"/>
+          <w:color w:val="1A1A1A"/>
+          <w:sz w:val="22"/>
+          <w:szCs w:val="22"/>
+        </w:rPr>
+        <w:t xml:space="preserve">sin cargo de stand-by</w:t>
+      </w:r>
+      <w:r>
+        <w:rPr>
+          <w:rFonts w:ascii="Liberation Serif" w:cs="Liberation Serif" w:eastAsia="Liberation Serif" w:hAnsi="Liberation Serif"/>
+          <w:b w:val="false"/>
+          <w:bCs w:val="false"/>
+          <w:i w:val="false"/>
+          <w:iCs w:val="false"/>
+          <w:color w:val="1A1A1A"/>
+          <w:sz w:val="22"/>
+          <w:szCs w:val="22"/>
+        </w:rPr>
+        <w:t xml:space="preserve">; o (ii) deriven de que </w:t>
       </w:r>
       <w:r>
         <w:rPr>
@@ -16064,7 +17338,7 @@
           <w:sz w:val="22"/>
           <w:szCs w:val="22"/>
         </w:rPr>
-        <w:t xml:space="preserve"> EL PRESTADOR garantiza que los entregables no infringen derechos de propiedad intelectual o industrial de terceros y asumirá, a su costa, la defensa de EL CLIENTE ante cualquier reclamación de terceros por esa causa, manteniéndolo indemne de los daños, sanciones y honorarios razonables que resulten, siempre que EL CLIENTE notifique la reclamación dentro de los 10 (diez) días hábiles siguientes a que la conozca, otorgue a EL PRESTADOR el control de la defensa y coopere razonablemente; EL CLIENTE podrá intervenir con sus propios asesores. Si un entregable no pudiera usarse por una reclamación fundada, EL PRESTADOR, a su elección y sin costo para EL CLIENTE, obtendrá el derecho de continuar usándolo, lo modificará o sustituirá por otro de funcionalidad sustancialmente equivalente o, si nada de ello fuera razonablemente viable, reembolsará las cantidades pagadas por el entregable afectado, prorrateadas conforme al alcance impactado. Esta garantía no cubre las infracciones derivadas de los insumos aportados por EL CLIENTE, de modificaciones realizadas por EL CLIENTE o por terceros, ni del uso de los entregables fuera de lo pactado. La indemnización de esta fracción queda sujeta al tope único previsto en la Cláusula Vigésima.</w:t>
+        <w:t xml:space="preserve"> EL PRESTADOR garantiza que los entregables no infringen derechos de propiedad intelectual o industrial de terceros y asumirá, a su costa, la defensa de EL CLIENTE ante cualquier reclamación de terceros por esa causa, manteniéndolo indemne de los daños, sanciones y honorarios razonables que resulten, siempre que EL CLIENTE notifique la reclamación dentro de los 6 (seis) días hábiles siguientes a que la conozca, otorgue a EL PRESTADOR el control de la defensa y coopere razonablemente; EL CLIENTE podrá intervenir con sus propios asesores. Si un entregable no pudiera usarse por una reclamación fundada, EL PRESTADOR, a su elección y sin costo para EL CLIENTE, obtendrá el derecho de continuar usándolo, lo modificará o sustituirá por otro de funcionalidad sustancialmente equivalente o, si nada de ello fuera razonablemente viable, reembolsará las cantidades pagadas por el entregable afectado, prorrateadas conforme al alcance impactado. Esta garantía no cubre las infracciones derivadas de los insumos aportados por EL CLIENTE, de modificaciones realizadas por EL CLIENTE o por terceros, ni del uso de los entregables fuera de lo pactado. La indemnización de esta fracción queda sujeta al tope único previsto en la Cláusula Vigésima.</w:t>
       </w:r>
     </w:p>
     <w:p>
@@ -17366,7 +18640,7 @@
           <w:sz w:val="22"/>
           <w:szCs w:val="22"/>
         </w:rPr>
-        <w:t xml:space="preserve"> EL PRESTADOR cuenta con los elementos propios para cumplir sus obligaciones laborales y de seguridad social. Su personal no será considerado trabajador de EL CLIENTE, y EL PRESTADOR lo sacará en paz y a salvo de cualquier reclamación laboral.</w:t>
+        <w:t xml:space="preserve"> EL PRESTADOR cuenta con los elementos propios para cumplir sus obligaciones laborales y de seguridad social. Su personal no será considerado trabajador de EL CLIENTE, y EL PRESTADOR lo sacará en paz y a salvo de cualquier reclamación laboral. Esta obligación queda sujeta al tope único de la Cláusula Vigésima.</w:t>
       </w:r>
     </w:p>
     <w:p>
@@ -17424,59 +18698,59 @@
           <w:sz w:val="22"/>
           <w:szCs w:val="22"/>
         </w:rPr>
-        <w:t xml:space="preserve"> La responsabilidad total y acumulada de cada Parte frente a la otra por todas las reclamaciones derivadas del Contrato, cualquiera que sea su fundamento, no excederá del monto mayor entre </w:t>
-      </w:r>
-      <w:r>
-        <w:rPr>
-          <w:rFonts w:ascii="Liberation Serif" w:cs="Liberation Serif" w:eastAsia="Liberation Serif" w:hAnsi="Liberation Serif"/>
-          <w:b/>
-          <w:bCs/>
-          <w:i w:val="false"/>
-          <w:iCs w:val="false"/>
-          <w:color w:val="1A1A1A"/>
-          <w:sz w:val="22"/>
-          <w:szCs w:val="22"/>
-        </w:rPr>
-        <w:t xml:space="preserve">(a)</w:t>
-      </w:r>
-      <w:r>
-        <w:rPr>
-          <w:rFonts w:ascii="Liberation Serif" w:cs="Liberation Serif" w:eastAsia="Liberation Serif" w:hAnsi="Liberation Serif"/>
-          <w:b w:val="false"/>
-          <w:bCs w:val="false"/>
-          <w:i w:val="false"/>
-          <w:iCs w:val="false"/>
-          <w:color w:val="1A1A1A"/>
-          <w:sz w:val="22"/>
-          <w:szCs w:val="22"/>
-        </w:rPr>
-        <w:t xml:space="preserve"> la Contraprestación efectivamente pagada por EL CLIENTE en los 12 (doce) meses anteriores al hecho que dé origen a la reclamación y </w:t>
-      </w:r>
-      <w:r>
-        <w:rPr>
-          <w:rFonts w:ascii="Liberation Serif" w:cs="Liberation Serif" w:eastAsia="Liberation Serif" w:hAnsi="Liberation Serif"/>
-          <w:b/>
-          <w:bCs/>
-          <w:i w:val="false"/>
-          <w:iCs w:val="false"/>
-          <w:color w:val="1A1A1A"/>
-          <w:sz w:val="22"/>
-          <w:szCs w:val="22"/>
-        </w:rPr>
-        <w:t xml:space="preserve">(b)</w:t>
-      </w:r>
-      <w:r>
-        <w:rPr>
-          <w:rFonts w:ascii="Liberation Serif" w:cs="Liberation Serif" w:eastAsia="Liberation Serif" w:hAnsi="Liberation Serif"/>
-          <w:b w:val="false"/>
-          <w:bCs w:val="false"/>
-          <w:i w:val="false"/>
-          <w:iCs w:val="false"/>
-          <w:color w:val="1A1A1A"/>
-          <w:sz w:val="22"/>
-          <w:szCs w:val="22"/>
-        </w:rPr>
-        <w:t xml:space="preserve"> el Pago Único del proyecto afectado. </w:t>
+        <w:t xml:space="preserve"> La responsabilidad total y acumulada de cada Parte frente a la otra por todas las reclamaciones derivadas del Contrato, sus Anexos y sus Addenda, cualquiera que sea su fundamento, </w:t>
+      </w:r>
+      <w:r>
+        <w:rPr>
+          <w:rFonts w:ascii="Liberation Serif" w:cs="Liberation Serif" w:eastAsia="Liberation Serif" w:hAnsi="Liberation Serif"/>
+          <w:b/>
+          <w:bCs/>
+          <w:i w:val="false"/>
+          <w:iCs w:val="false"/>
+          <w:color w:val="1A1A1A"/>
+          <w:sz w:val="22"/>
+          <w:szCs w:val="22"/>
+        </w:rPr>
+        <w:t xml:space="preserve">no excederá, por una sola vez, de la Contraprestación efectivamente pagada por EL CLIENTE a EL PRESTADOR en los 12 (doce) meses anteriores al hecho que dé origen a la reclamación</w:t>
+      </w:r>
+      <w:r>
+        <w:rPr>
+          <w:rFonts w:ascii="Liberation Serif" w:cs="Liberation Serif" w:eastAsia="Liberation Serif" w:hAnsi="Liberation Serif"/>
+          <w:b w:val="false"/>
+          <w:bCs w:val="false"/>
+          <w:i w:val="false"/>
+          <w:iCs w:val="false"/>
+          <w:color w:val="1A1A1A"/>
+          <w:sz w:val="22"/>
+          <w:szCs w:val="22"/>
+        </w:rPr>
+        <w:t xml:space="preserve">. Dicho tope es </w:t>
+      </w:r>
+      <w:r>
+        <w:rPr>
+          <w:rFonts w:ascii="Liberation Serif" w:cs="Liberation Serif" w:eastAsia="Liberation Serif" w:hAnsi="Liberation Serif"/>
+          <w:b/>
+          <w:bCs/>
+          <w:i w:val="false"/>
+          <w:iCs w:val="false"/>
+          <w:color w:val="1A1A1A"/>
+          <w:sz w:val="22"/>
+          <w:szCs w:val="22"/>
+        </w:rPr>
+        <w:t xml:space="preserve">agregado y no se multiplica</w:t>
+      </w:r>
+      <w:r>
+        <w:rPr>
+          <w:rFonts w:ascii="Liberation Serif" w:cs="Liberation Serif" w:eastAsia="Liberation Serif" w:hAnsi="Liberation Serif"/>
+          <w:b w:val="false"/>
+          <w:bCs w:val="false"/>
+          <w:i w:val="false"/>
+          <w:iCs w:val="false"/>
+          <w:color w:val="1A1A1A"/>
+          <w:sz w:val="22"/>
+          <w:szCs w:val="22"/>
+        </w:rPr>
+        <w:t xml:space="preserve"> por el número de reclamaciones, hechos, proyectos, Anexos, Addenda ni Cláusulas involucradas: agotado su monto, cesa toda responsabilidad ulterior de la Parte responsable. </w:t>
       </w:r>
       <w:r>
         <w:rPr>
@@ -17515,46 +18789,98 @@
           <w:sz w:val="22"/>
           <w:szCs w:val="22"/>
         </w:rPr>
-        <w:t xml:space="preserve">III. Tope único.</w:t>
-      </w:r>
-      <w:r>
-        <w:rPr>
-          <w:rFonts w:ascii="Liberation Serif" w:cs="Liberation Serif" w:eastAsia="Liberation Serif" w:hAnsi="Liberation Serif"/>
-          <w:b w:val="false"/>
-          <w:bCs w:val="false"/>
-          <w:i w:val="false"/>
-          <w:iCs w:val="false"/>
-          <w:color w:val="1A1A1A"/>
-          <w:sz w:val="22"/>
-          <w:szCs w:val="22"/>
-        </w:rPr>
-        <w:t xml:space="preserve"> El tope de la fracción I es único y comprende </w:t>
-      </w:r>
-      <w:r>
-        <w:rPr>
-          <w:rFonts w:ascii="Liberation Serif" w:cs="Liberation Serif" w:eastAsia="Liberation Serif" w:hAnsi="Liberation Serif"/>
-          <w:b/>
-          <w:bCs/>
-          <w:i w:val="false"/>
-          <w:iCs w:val="false"/>
-          <w:color w:val="1A1A1A"/>
-          <w:sz w:val="22"/>
-          <w:szCs w:val="22"/>
-        </w:rPr>
-        <w:t xml:space="preserve">la totalidad de las obligaciones de EL PRESTADOR previstas en este Contrato, incluidas las de indemnización, defensa y mantener indemne</w:t>
-      </w:r>
-      <w:r>
-        <w:rPr>
-          <w:rFonts w:ascii="Liberation Serif" w:cs="Liberation Serif" w:eastAsia="Liberation Serif" w:hAnsi="Liberation Serif"/>
-          <w:b w:val="false"/>
-          <w:bCs w:val="false"/>
-          <w:i w:val="false"/>
-          <w:iCs w:val="false"/>
-          <w:color w:val="1A1A1A"/>
-          <w:sz w:val="22"/>
-          <w:szCs w:val="22"/>
-        </w:rPr>
-        <w:t xml:space="preserve"> de las Cláusulas Décima Segunda, Décima Sexta, Décima Séptima y Décima Octava, sin subtopes, excepciones ni montos adicionales de ninguna clase. </w:t>
+        <w:t xml:space="preserve">III. Tope único y universal.</w:t>
+      </w:r>
+      <w:r>
+        <w:rPr>
+          <w:rFonts w:ascii="Liberation Serif" w:cs="Liberation Serif" w:eastAsia="Liberation Serif" w:hAnsi="Liberation Serif"/>
+          <w:b w:val="false"/>
+          <w:bCs w:val="false"/>
+          <w:i w:val="false"/>
+          <w:iCs w:val="false"/>
+          <w:color w:val="1A1A1A"/>
+          <w:sz w:val="22"/>
+          <w:szCs w:val="22"/>
+        </w:rPr>
+        <w:t xml:space="preserve"> El tope de la fracción I es </w:t>
+      </w:r>
+      <w:r>
+        <w:rPr>
+          <w:rFonts w:ascii="Liberation Serif" w:cs="Liberation Serif" w:eastAsia="Liberation Serif" w:hAnsi="Liberation Serif"/>
+          <w:b/>
+          <w:bCs/>
+          <w:i w:val="false"/>
+          <w:iCs w:val="false"/>
+          <w:color w:val="1A1A1A"/>
+          <w:sz w:val="22"/>
+          <w:szCs w:val="22"/>
+        </w:rPr>
+        <w:t xml:space="preserve">único y aplica a la totalidad de las obligaciones de EL PRESTADOR frente a EL CLIENTE</w:t>
+      </w:r>
+      <w:r>
+        <w:rPr>
+          <w:rFonts w:ascii="Liberation Serif" w:cs="Liberation Serif" w:eastAsia="Liberation Serif" w:hAnsi="Liberation Serif"/>
+          <w:b w:val="false"/>
+          <w:bCs w:val="false"/>
+          <w:i w:val="false"/>
+          <w:iCs w:val="false"/>
+          <w:color w:val="1A1A1A"/>
+          <w:sz w:val="22"/>
+          <w:szCs w:val="22"/>
+        </w:rPr>
+        <w:t xml:space="preserve">, cualquiera que sea la Cláusula, el Anexo o el Addendum que las establezca y cualquiera que sea su naturaleza, </w:t>
+      </w:r>
+      <w:r>
+        <w:rPr>
+          <w:rFonts w:ascii="Liberation Serif" w:cs="Liberation Serif" w:eastAsia="Liberation Serif" w:hAnsi="Liberation Serif"/>
+          <w:b/>
+          <w:bCs/>
+          <w:i w:val="false"/>
+          <w:iCs w:val="false"/>
+          <w:color w:val="1A1A1A"/>
+          <w:sz w:val="22"/>
+          <w:szCs w:val="22"/>
+        </w:rPr>
+        <w:t xml:space="preserve">incluidas de manera enunciativa y no limitativa</w:t>
+      </w:r>
+      <w:r>
+        <w:rPr>
+          <w:rFonts w:ascii="Liberation Serif" w:cs="Liberation Serif" w:eastAsia="Liberation Serif" w:hAnsi="Liberation Serif"/>
+          <w:b w:val="false"/>
+          <w:bCs w:val="false"/>
+          <w:i w:val="false"/>
+          <w:iCs w:val="false"/>
+          <w:color w:val="1A1A1A"/>
+          <w:sz w:val="22"/>
+          <w:szCs w:val="22"/>
+        </w:rPr>
+        <w:t xml:space="preserve"> las obligaciones de indemnización, defensa y mantener indemne, las devoluciones, restituciones y reembolsos de cantidades pagadas, las penas convencionales y las obligaciones de saneamiento. </w:t>
+      </w:r>
+      <w:r>
+        <w:rPr>
+          <w:rFonts w:ascii="Liberation Serif" w:cs="Liberation Serif" w:eastAsia="Liberation Serif" w:hAnsi="Liberation Serif"/>
+          <w:b/>
+          <w:bCs/>
+          <w:i w:val="false"/>
+          <w:iCs w:val="false"/>
+          <w:color w:val="1A1A1A"/>
+          <w:sz w:val="22"/>
+          <w:szCs w:val="22"/>
+        </w:rPr>
+        <w:t xml:space="preserve">No existen subtopes, excepciones, carve-outs ni montos adicionales de ninguna clase, salvo los dos supuestos previstos en la fracción IV de esta Cláusula.</w:t>
+      </w:r>
+      <w:r>
+        <w:rPr>
+          <w:rFonts w:ascii="Liberation Serif" w:cs="Liberation Serif" w:eastAsia="Liberation Serif" w:hAnsi="Liberation Serif"/>
+          <w:b w:val="false"/>
+          <w:bCs w:val="false"/>
+          <w:i w:val="false"/>
+          <w:iCs w:val="false"/>
+          <w:color w:val="1A1A1A"/>
+          <w:sz w:val="22"/>
+          <w:szCs w:val="22"/>
+        </w:rPr>
+        <w:t xml:space="preserve"> </w:t>
       </w:r>
       <w:r>
         <w:rPr>
@@ -17606,33 +18932,163 @@
           <w:sz w:val="22"/>
           <w:szCs w:val="22"/>
         </w:rPr>
-        <w:t xml:space="preserve"> de la Parte responsable, ni en los supuestos que conforme a la legislación aplicable no puedan limitarse válidamente. Para estos efectos, las Partes convienen expresamente que </w:t>
-      </w:r>
-      <w:r>
-        <w:rPr>
-          <w:rFonts w:ascii="Liberation Serif" w:cs="Liberation Serif" w:eastAsia="Liberation Serif" w:hAnsi="Liberation Serif"/>
-          <w:b/>
-          <w:bCs/>
-          <w:i w:val="false"/>
-          <w:iCs w:val="false"/>
-          <w:color w:val="1A1A1A"/>
-          <w:sz w:val="22"/>
-          <w:szCs w:val="22"/>
-        </w:rPr>
-        <w:t xml:space="preserve">la falta de entrega, por EL PRESTADOR, del código fuente y los repositorios correspondientes a una exhibición efectivamente pagada, vencidos los 5 (cinco) días hábiles previstos en la Cláusula Novena, Sección III, constituye mala fe</w:t>
-      </w:r>
-      <w:r>
-        <w:rPr>
-          <w:rFonts w:ascii="Liberation Serif" w:cs="Liberation Serif" w:eastAsia="Liberation Serif" w:hAnsi="Liberation Serif"/>
-          <w:b w:val="false"/>
-          <w:bCs w:val="false"/>
-          <w:i w:val="false"/>
-          <w:iCs w:val="false"/>
-          <w:color w:val="1A1A1A"/>
-          <w:sz w:val="22"/>
-          <w:szCs w:val="22"/>
-        </w:rPr>
-        <w:t xml:space="preserve">. </w:t>
+        <w:t xml:space="preserve"> de la Parte responsable, ni en los supuestos que conforme a la legislación aplicable no puedan limitarse válidamente. Para delimitar ese supuesto, las Partes convienen expresamente lo siguiente: </w:t>
+      </w:r>
+      <w:r>
+        <w:rPr>
+          <w:rFonts w:ascii="Liberation Serif" w:cs="Liberation Serif" w:eastAsia="Liberation Serif" w:hAnsi="Liberation Serif"/>
+          <w:b/>
+          <w:bCs/>
+          <w:i w:val="false"/>
+          <w:iCs w:val="false"/>
+          <w:color w:val="1A1A1A"/>
+          <w:sz w:val="22"/>
+          <w:szCs w:val="22"/>
+        </w:rPr>
+        <w:t xml:space="preserve">a) No constituyen dolo ni mala fe</w:t>
+      </w:r>
+      <w:r>
+        <w:rPr>
+          <w:rFonts w:ascii="Liberation Serif" w:cs="Liberation Serif" w:eastAsia="Liberation Serif" w:hAnsi="Liberation Serif"/>
+          <w:b w:val="false"/>
+          <w:bCs w:val="false"/>
+          <w:i w:val="false"/>
+          <w:iCs w:val="false"/>
+          <w:color w:val="1A1A1A"/>
+          <w:sz w:val="22"/>
+          <w:szCs w:val="22"/>
+        </w:rPr>
+        <w:t xml:space="preserve"> el retraso ni la falta de entrega de un entregable en el plazo pactado cuando </w:t>
+      </w:r>
+      <w:r>
+        <w:rPr>
+          <w:rFonts w:ascii="Liberation Serif" w:cs="Liberation Serif" w:eastAsia="Liberation Serif" w:hAnsi="Liberation Serif"/>
+          <w:b/>
+          <w:bCs/>
+          <w:i w:val="false"/>
+          <w:iCs w:val="false"/>
+          <w:color w:val="1A1A1A"/>
+          <w:sz w:val="22"/>
+          <w:szCs w:val="22"/>
+        </w:rPr>
+        <w:t xml:space="preserve">EL PRESTADOR informe por escrito a EL CLIENTE las razones que justifican el retraso</w:t>
+      </w:r>
+      <w:r>
+        <w:rPr>
+          <w:rFonts w:ascii="Liberation Serif" w:cs="Liberation Serif" w:eastAsia="Liberation Serif" w:hAnsi="Liberation Serif"/>
+          <w:b w:val="false"/>
+          <w:bCs w:val="false"/>
+          <w:i w:val="false"/>
+          <w:iCs w:val="false"/>
+          <w:color w:val="1A1A1A"/>
+          <w:sz w:val="22"/>
+          <w:szCs w:val="22"/>
+        </w:rPr>
+        <w:t xml:space="preserve">, o cuando el retraso derive de </w:t>
+      </w:r>
+      <w:r>
+        <w:rPr>
+          <w:rFonts w:ascii="Liberation Serif" w:cs="Liberation Serif" w:eastAsia="Liberation Serif" w:hAnsi="Liberation Serif"/>
+          <w:b/>
+          <w:bCs/>
+          <w:i w:val="false"/>
+          <w:iCs w:val="false"/>
+          <w:color w:val="1A1A1A"/>
+          <w:sz w:val="22"/>
+          <w:szCs w:val="22"/>
+        </w:rPr>
+        <w:t xml:space="preserve">cambios solicitados por EL CLIENTE o de retrasos, actos u omisiones imputables a EL CLIENTE</w:t>
+      </w:r>
+      <w:r>
+        <w:rPr>
+          <w:rFonts w:ascii="Liberation Serif" w:cs="Liberation Serif" w:eastAsia="Liberation Serif" w:hAnsi="Liberation Serif"/>
+          <w:b w:val="false"/>
+          <w:bCs w:val="false"/>
+          <w:i w:val="false"/>
+          <w:iCs w:val="false"/>
+          <w:color w:val="1A1A1A"/>
+          <w:sz w:val="22"/>
+          <w:szCs w:val="22"/>
+        </w:rPr>
+        <w:t xml:space="preserve">, incluidas sus aportaciones del Anexo Uno y sus aprobaciones del Anexo Dos. En esos supuestos el retraso se rige exclusivamente por las Cláusulas Séptima y Décima Quinta y queda comprendido en el tope de esta Cláusula Vigésima. </w:t>
+      </w:r>
+      <w:r>
+        <w:rPr>
+          <w:rFonts w:ascii="Liberation Serif" w:cs="Liberation Serif" w:eastAsia="Liberation Serif" w:hAnsi="Liberation Serif"/>
+          <w:b/>
+          <w:bCs/>
+          <w:i w:val="false"/>
+          <w:iCs w:val="false"/>
+          <w:color w:val="1A1A1A"/>
+          <w:sz w:val="22"/>
+          <w:szCs w:val="22"/>
+        </w:rPr>
+        <w:t xml:space="preserve">b) Sí constituye mala fe de EL PRESTADOR</w:t>
+      </w:r>
+      <w:r>
+        <w:rPr>
+          <w:rFonts w:ascii="Liberation Serif" w:cs="Liberation Serif" w:eastAsia="Liberation Serif" w:hAnsi="Liberation Serif"/>
+          <w:b w:val="false"/>
+          <w:bCs w:val="false"/>
+          <w:i w:val="false"/>
+          <w:iCs w:val="false"/>
+          <w:color w:val="1A1A1A"/>
+          <w:sz w:val="22"/>
+          <w:szCs w:val="22"/>
+        </w:rPr>
+        <w:t xml:space="preserve">, una vez que EL CLIENTE ha cubierto la exhibición correspondiente: </w:t>
+      </w:r>
+      <w:r>
+        <w:rPr>
+          <w:rFonts w:ascii="Liberation Serif" w:cs="Liberation Serif" w:eastAsia="Liberation Serif" w:hAnsi="Liberation Serif"/>
+          <w:b/>
+          <w:bCs/>
+          <w:i w:val="false"/>
+          <w:iCs w:val="false"/>
+          <w:color w:val="1A1A1A"/>
+          <w:sz w:val="22"/>
+          <w:szCs w:val="22"/>
+        </w:rPr>
+        <w:t xml:space="preserve">(i)</w:t>
+      </w:r>
+      <w:r>
+        <w:rPr>
+          <w:rFonts w:ascii="Liberation Serif" w:cs="Liberation Serif" w:eastAsia="Liberation Serif" w:hAnsi="Liberation Serif"/>
+          <w:b w:val="false"/>
+          <w:bCs w:val="false"/>
+          <w:i w:val="false"/>
+          <w:iCs w:val="false"/>
+          <w:color w:val="1A1A1A"/>
+          <w:sz w:val="22"/>
+          <w:szCs w:val="22"/>
+        </w:rPr>
+        <w:t xml:space="preserve"> la falta de entrega del código fuente y los repositorios de esa exhibición, vencidos los 5 (cinco) días hábiles previstos en la Cláusula Novena, Sección III; y </w:t>
+      </w:r>
+      <w:r>
+        <w:rPr>
+          <w:rFonts w:ascii="Liberation Serif" w:cs="Liberation Serif" w:eastAsia="Liberation Serif" w:hAnsi="Liberation Serif"/>
+          <w:b/>
+          <w:bCs/>
+          <w:i w:val="false"/>
+          <w:iCs w:val="false"/>
+          <w:color w:val="1A1A1A"/>
+          <w:sz w:val="22"/>
+          <w:szCs w:val="22"/>
+        </w:rPr>
+        <w:t xml:space="preserve">(ii)</w:t>
+      </w:r>
+      <w:r>
+        <w:rPr>
+          <w:rFonts w:ascii="Liberation Serif" w:cs="Liberation Serif" w:eastAsia="Liberation Serif" w:hAnsi="Liberation Serif"/>
+          <w:b w:val="false"/>
+          <w:bCs w:val="false"/>
+          <w:i w:val="false"/>
+          <w:iCs w:val="false"/>
+          <w:color w:val="1A1A1A"/>
+          <w:sz w:val="22"/>
+          <w:szCs w:val="22"/>
+        </w:rPr>
+        <w:t xml:space="preserve"> la falta de entrega de los entregables cubiertos por esa exhibición cuando no medie justificación conforme al inciso a) ni subsanación dentro del plan de remediación de la Cláusula Décima Quinta. </w:t>
       </w:r>
       <w:r>
         <w:rPr>
@@ -18731,7 +20187,137 @@
           <w:sz w:val="22"/>
           <w:szCs w:val="22"/>
         </w:rPr>
-        <w:t xml:space="preserve"> Durante la vigencia del Contrato y por 12 (doce) meses posteriores a su terminación, ninguna Parte contratará ni ofrecerá empleo o contratación, directa o indirectamente, al personal de la otra que haya participado en la prestación de los Servicios, salvo consentimiento previo y por escrito de la otra Parte.</w:t>
+        <w:t xml:space="preserve"> Durante la vigencia del Contrato y por 12 (doce) meses posteriores a su terminación, ninguna Parte contratará ni ofrecerá empleo o contratación, directa o indirectamente, al personal de la otra que haya participado en la prestación de los Servicios, salvo consentimiento previo y por escrito de la otra Parte. h) </w:t>
+      </w:r>
+      <w:r>
+        <w:rPr>
+          <w:rFonts w:ascii="Liberation Serif" w:cs="Liberation Serif" w:eastAsia="Liberation Serif" w:hAnsi="Liberation Serif"/>
+          <w:b/>
+          <w:bCs/>
+          <w:i w:val="false"/>
+          <w:iCs w:val="false"/>
+          <w:color w:val="1A1A1A"/>
+          <w:sz w:val="22"/>
+          <w:szCs w:val="22"/>
+        </w:rPr>
+        <w:t xml:space="preserve">Divisibilidad.</w:t>
+      </w:r>
+      <w:r>
+        <w:rPr>
+          <w:rFonts w:ascii="Liberation Serif" w:cs="Liberation Serif" w:eastAsia="Liberation Serif" w:hAnsi="Liberation Serif"/>
+          <w:b w:val="false"/>
+          <w:bCs w:val="false"/>
+          <w:i w:val="false"/>
+          <w:iCs w:val="false"/>
+          <w:color w:val="1A1A1A"/>
+          <w:sz w:val="22"/>
+          <w:szCs w:val="22"/>
+        </w:rPr>
+        <w:t xml:space="preserve"> Si alguna disposición de este Contrato, de sus Anexos o de sus Addenda fuere declarada inválida, nula o inexigible por autoridad competente, las demás conservarán plena validez y la disposición afectada se entenderá sustituida por aquella válida que refleje de la manera más cercana la intención original de las Partes. </w:t>
+      </w:r>
+      <w:r>
+        <w:rPr>
+          <w:rFonts w:ascii="Liberation Serif" w:cs="Liberation Serif" w:eastAsia="Liberation Serif" w:hAnsi="Liberation Serif"/>
+          <w:b/>
+          <w:bCs/>
+          <w:i w:val="false"/>
+          <w:iCs w:val="false"/>
+          <w:color w:val="1A1A1A"/>
+          <w:sz w:val="22"/>
+          <w:szCs w:val="22"/>
+        </w:rPr>
+        <w:t xml:space="preserve">Si el tope de la Cláusula Vigésima resultare inaplicable a una reclamación determinada, subsistirá respecto de las demás y se aplicará el monto máximo que resulte válido conforme a la legislación aplicable.</w:t>
+      </w:r>
+      <w:r>
+        <w:rPr>
+          <w:rFonts w:ascii="Liberation Serif" w:cs="Liberation Serif" w:eastAsia="Liberation Serif" w:hAnsi="Liberation Serif"/>
+          <w:b w:val="false"/>
+          <w:bCs w:val="false"/>
+          <w:i w:val="false"/>
+          <w:iCs w:val="false"/>
+          <w:color w:val="1A1A1A"/>
+          <w:sz w:val="22"/>
+          <w:szCs w:val="22"/>
+        </w:rPr>
+        <w:t xml:space="preserve"> i) </w:t>
+      </w:r>
+      <w:r>
+        <w:rPr>
+          <w:rFonts w:ascii="Liberation Serif" w:cs="Liberation Serif" w:eastAsia="Liberation Serif" w:hAnsi="Liberation Serif"/>
+          <w:b/>
+          <w:bCs/>
+          <w:i w:val="false"/>
+          <w:iCs w:val="false"/>
+          <w:color w:val="1A1A1A"/>
+          <w:sz w:val="22"/>
+          <w:szCs w:val="22"/>
+        </w:rPr>
+        <w:t xml:space="preserve">No renuncia de derechos.</w:t>
+      </w:r>
+      <w:r>
+        <w:rPr>
+          <w:rFonts w:ascii="Liberation Serif" w:cs="Liberation Serif" w:eastAsia="Liberation Serif" w:hAnsi="Liberation Serif"/>
+          <w:b w:val="false"/>
+          <w:bCs w:val="false"/>
+          <w:i w:val="false"/>
+          <w:iCs w:val="false"/>
+          <w:color w:val="1A1A1A"/>
+          <w:sz w:val="22"/>
+          <w:szCs w:val="22"/>
+        </w:rPr>
+        <w:t xml:space="preserve"> La falta de ejercicio o el ejercicio tardío de cualquier derecho, facultad o recurso previsto en este Contrato no constituye renuncia a él, ni impide su ejercicio posterior; la renuncia a un derecho sólo surte efectos cuando conste por escrito, se refiera a un caso concreto y no se extiende a incumplimientos ulteriores. j) </w:t>
+      </w:r>
+      <w:r>
+        <w:rPr>
+          <w:rFonts w:ascii="Liberation Serif" w:cs="Liberation Serif" w:eastAsia="Liberation Serif" w:hAnsi="Liberation Serif"/>
+          <w:b/>
+          <w:bCs/>
+          <w:i w:val="false"/>
+          <w:iCs w:val="false"/>
+          <w:color w:val="1A1A1A"/>
+          <w:sz w:val="22"/>
+          <w:szCs w:val="22"/>
+        </w:rPr>
+        <w:t xml:space="preserve">Ejemplares y firma electrónica.</w:t>
+      </w:r>
+      <w:r>
+        <w:rPr>
+          <w:rFonts w:ascii="Liberation Serif" w:cs="Liberation Serif" w:eastAsia="Liberation Serif" w:hAnsi="Liberation Serif"/>
+          <w:b w:val="false"/>
+          <w:bCs w:val="false"/>
+          <w:i w:val="false"/>
+          <w:iCs w:val="false"/>
+          <w:color w:val="1A1A1A"/>
+          <w:sz w:val="22"/>
+          <w:szCs w:val="22"/>
+        </w:rPr>
+        <w:t xml:space="preserve"> El Contrato, sus Anexos y sus Addenda podrán suscribirse en uno o más ejemplares y mediante </w:t>
+      </w:r>
+      <w:r>
+        <w:rPr>
+          <w:rFonts w:ascii="Liberation Serif" w:cs="Liberation Serif" w:eastAsia="Liberation Serif" w:hAnsi="Liberation Serif"/>
+          <w:b/>
+          <w:bCs/>
+          <w:i w:val="false"/>
+          <w:iCs w:val="false"/>
+          <w:color w:val="1A1A1A"/>
+          <w:sz w:val="22"/>
+          <w:szCs w:val="22"/>
+        </w:rPr>
+        <w:t xml:space="preserve">firma electrónica o digital</w:t>
+      </w:r>
+      <w:r>
+        <w:rPr>
+          <w:rFonts w:ascii="Liberation Serif" w:cs="Liberation Serif" w:eastAsia="Liberation Serif" w:hAnsi="Liberation Serif"/>
+          <w:b w:val="false"/>
+          <w:bCs w:val="false"/>
+          <w:i w:val="false"/>
+          <w:iCs w:val="false"/>
+          <w:color w:val="1A1A1A"/>
+          <w:sz w:val="22"/>
+          <w:szCs w:val="22"/>
+        </w:rPr>
+        <w:t xml:space="preserve">, cada uno de los cuales se tendrá por original y todos juntos por un mismo instrumento, con el mismo valor probatorio que la firma autógrafa.</w:t>
       </w:r>
     </w:p>
     <w:p>
@@ -31605,7 +33191,7 @@
           <w:sz w:val="22"/>
           <w:szCs w:val="22"/>
         </w:rPr>
-        <w:t xml:space="preserve">I.4 Cronograma de 8 semanas y aprobaciones a cargo de EL CLIENTE</w:t>
+        <w:t xml:space="preserve">I.4 Cronograma de 10 semanas y aprobaciones a cargo de EL CLIENTE</w:t>
       </w:r>
     </w:p>
     <w:tbl>
@@ -31880,7 +33466,7 @@
                 <w:sz w:val="19"/>
                 <w:szCs w:val="19"/>
               </w:rPr>
-              <w:t xml:space="preserve">Fin de la Semana 2</w:t>
+              <w:t xml:space="preserve">Fin de la Semana 3</w:t>
             </w:r>
           </w:p>
         </w:tc>
@@ -32036,7 +33622,7 @@
                 <w:sz w:val="19"/>
                 <w:szCs w:val="19"/>
               </w:rPr>
-              <w:t xml:space="preserve">Fin de la Semana 4</w:t>
+              <w:t xml:space="preserve">Fin de la Semana 5</w:t>
             </w:r>
           </w:p>
         </w:tc>
@@ -32192,7 +33778,7 @@
                 <w:sz w:val="19"/>
                 <w:szCs w:val="19"/>
               </w:rPr>
-              <w:t xml:space="preserve">Semana 7</w:t>
+              <w:t xml:space="preserve">Semana 9</w:t>
             </w:r>
           </w:p>
         </w:tc>
@@ -32348,7 +33934,7 @@
                 <w:sz w:val="19"/>
                 <w:szCs w:val="19"/>
               </w:rPr>
-              <w:t xml:space="preserve">Semana 8</w:t>
+              <w:t xml:space="preserve">Semana 10</w:t>
             </w:r>
           </w:p>
         </w:tc>
@@ -32461,7 +34047,59 @@
           <w:sz w:val="22"/>
           <w:szCs w:val="22"/>
         </w:rPr>
-        <w:t xml:space="preserve">, al término de los cuales opera la aceptación tácita de la Cláusula Décima. Los atrasos imputables a EL CLIENTE extienden, día por día, el plazo a cargo de EL PRESTADOR, sin responsabilidad para éste y con el cargo de stand-by de la Cláusula Décima Quinta cuando proceda. Los valores de etapa sirven para valuar los entregables en los supuestos de las Cláusulas Décima y Vigésima Segunda; no modifican las condiciones de pago de la Cláusula Novena.</w:t>
+        <w:t xml:space="preserve">, al término de los cuales opera la aceptación tácita de la Cláusula Décima. </w:t>
+      </w:r>
+      <w:r>
+        <w:rPr>
+          <w:rFonts w:ascii="Liberation Serif" w:cs="Liberation Serif" w:eastAsia="Liberation Serif" w:hAnsi="Liberation Serif"/>
+          <w:b/>
+          <w:bCs/>
+          <w:i w:val="false"/>
+          <w:iCs w:val="false"/>
+          <w:color w:val="1A1A1A"/>
+          <w:sz w:val="22"/>
+          <w:szCs w:val="22"/>
+        </w:rPr>
+        <w:t xml:space="preserve">El cronograma de 10 (diez) semanas ya contempla estas cuatro ventanas de revisión</w:t>
+      </w:r>
+      <w:r>
+        <w:rPr>
+          <w:rFonts w:ascii="Liberation Serif" w:cs="Liberation Serif" w:eastAsia="Liberation Serif" w:hAnsi="Liberation Serif"/>
+          <w:b w:val="false"/>
+          <w:bCs w:val="false"/>
+          <w:i w:val="false"/>
+          <w:iCs w:val="false"/>
+          <w:color w:val="1A1A1A"/>
+          <w:sz w:val="22"/>
+          <w:szCs w:val="22"/>
+        </w:rPr>
+        <w:t xml:space="preserve">: por eso los hitos se ubican al término de las Semanas 3, 5, 9 y 10 y no en semanas consecutivas. Los atrasos imputables a EL CLIENTE extienden, día por día, el plazo a cargo de EL PRESTADOR, sin responsabilidad para éste. </w:t>
+      </w:r>
+      <w:r>
+        <w:rPr>
+          <w:rFonts w:ascii="Liberation Serif" w:cs="Liberation Serif" w:eastAsia="Liberation Serif" w:hAnsi="Liberation Serif"/>
+          <w:b/>
+          <w:bCs/>
+          <w:i w:val="false"/>
+          <w:iCs w:val="false"/>
+          <w:color w:val="1A1A1A"/>
+          <w:sz w:val="22"/>
+          <w:szCs w:val="22"/>
+        </w:rPr>
+        <w:t xml:space="preserve">La demora en resolver estas aprobaciones no causa cargo de stand-by</w:t>
+      </w:r>
+      <w:r>
+        <w:rPr>
+          <w:rFonts w:ascii="Liberation Serif" w:cs="Liberation Serif" w:eastAsia="Liberation Serif" w:hAnsi="Liberation Serif"/>
+          <w:b w:val="false"/>
+          <w:bCs w:val="false"/>
+          <w:i w:val="false"/>
+          <w:iCs w:val="false"/>
+          <w:color w:val="1A1A1A"/>
+          <w:sz w:val="22"/>
+          <w:szCs w:val="22"/>
+        </w:rPr>
+        <w:t xml:space="preserve">: conforme a la Cláusula Décima Quinta, inciso a), el stand-by sólo procede por la falta o demora en las aportaciones del Anexo Uno. Los valores de etapa sirven para valuar los entregables en los supuestos de las Cláusulas Décima y Vigésima Segunda; no modifican las condiciones de pago de la Cláusula Novena.</w:t>
       </w:r>
     </w:p>
     <w:p>

--- a/versiones-del-contrato/v4.4-contrapropuesta/contrato-v4.4-limpio.docx
+++ b/versiones-del-contrato/v4.4-contrapropuesta/contrato-v4.4-limpio.docx
@@ -3736,7 +3736,7 @@
           <w:sz w:val="22"/>
           <w:szCs w:val="22"/>
         </w:rPr>
-        <w:t xml:space="preserve">, contadas conforme a lo previsto en la Cláusula Segunda y sujetas a las aprobaciones del Anexo Dos. El plazo comprende las cuatro ventanas de revisión de 6 (seis) días hábiles a cargo de EL CLIENTE previstas en el Anexo Dos, Sección I.4. </w:t>
+        <w:t xml:space="preserve">, contadas conforme a lo previsto en la Cláusula Segunda y sujetas a las aprobaciones del Anexo Dos. El cronograma comprende las revisiones de las etapas previas al Lanzamiento en Firme conforme al Anexo Dos, Sección I.4. La revisión final se contará desde la entrega correspondiente al Lanzamiento en Firme y podrá concluir después de la Semana 10, sin que ello modifique por sí mismo la fecha del lanzamiento ni el inicio del Periodo de Estabilización. </w:t>
       </w:r>
       <w:r>
         <w:rPr>
@@ -4879,20 +4879,20 @@
           <w:sz w:val="22"/>
           <w:szCs w:val="22"/>
         </w:rPr>
-        <w:t xml:space="preserve">se ejecuta en paralelo al Proyecto A</w:t>
-      </w:r>
-      <w:r>
-        <w:rPr>
-          <w:rFonts w:ascii="Liberation Serif" w:cs="Liberation Serif" w:eastAsia="Liberation Serif" w:hAnsi="Liberation Serif"/>
-          <w:b w:val="false"/>
-          <w:bCs w:val="false"/>
-          <w:i w:val="false"/>
-          <w:iCs w:val="false"/>
-          <w:color w:val="1A1A1A"/>
-          <w:sz w:val="22"/>
-          <w:szCs w:val="22"/>
-        </w:rPr>
-        <w:t xml:space="preserve">, sin modificar el cronograma de éste, y el retraso de EL CLIENTE en sus aportaciones extiende el plazo día por día (Cláusula Décima Tercera). </w:t>
+        <w:t xml:space="preserve">se ejecuta en paralelo al Proyecto A cuando se activa simultáneamente</w:t>
+      </w:r>
+      <w:r>
+        <w:rPr>
+          <w:rFonts w:ascii="Liberation Serif" w:cs="Liberation Serif" w:eastAsia="Liberation Serif" w:hAnsi="Liberation Serif"/>
+          <w:b w:val="false"/>
+          <w:bCs w:val="false"/>
+          <w:i w:val="false"/>
+          <w:iCs w:val="false"/>
+          <w:color w:val="1A1A1A"/>
+          <w:sz w:val="22"/>
+          <w:szCs w:val="22"/>
+        </w:rPr>
+        <w:t xml:space="preserve">; si se activa después, su plazo se contará conforme a esta Cláusula y al Addendum respectivo, sin modificar el cronograma del Proyecto A, y el retraso de EL CLIENTE en sus aportaciones extiende el plazo día por día (Cláusula Décima Tercera). </w:t>
       </w:r>
       <w:r>
         <w:rPr>
@@ -5872,7 +5872,7 @@
           <w:sz w:val="22"/>
           <w:szCs w:val="22"/>
         </w:rPr>
-        <w:t xml:space="preserve">. </w:t>
+        <w:t xml:space="preserve">. La bolsa corresponde exclusivamente a mejoras; no limita ni sustituye las obligaciones de mantenimiento, soporte o garantía expresamente comprendidas en el Contrato. A su vez, estas obligaciones no amplían el alcance de los entregables ni incluyen nuevas funcionalidades, integraciones o cambios de alcance, que se tramitan conforme a la Cláusula Décima. </w:t>
       </w:r>
       <w:r>
         <w:rPr>
@@ -6404,7 +6404,7 @@
           <w:sz w:val="22"/>
           <w:szCs w:val="22"/>
         </w:rPr>
-        <w:t xml:space="preserve"> El incumplimiento de los tiempos de primera respuesta o de resolución objetivo de las severidades Crítica y Alta del Anexo Cinco causará las penas convencionales previstas en su apartado VI, que se acreditan contra la siguiente factura de la iguala. Las penas de un mismo mes no excederán, en conjunto, del 10 % (diez por ciento) de la iguala del Proyecto A de ese mes; constituyen el remedio único y total de EL CLIENTE por el incumplimiento de los niveles de servicio (artículo 1840 del Código Civil Federal), y no se causan cuando la incidencia derive de la infraestructura o los insumos a cargo de EL CLIENTE (Anexo Uno, Bloque F), de las plataformas de terceros de la Cláusula Décima Cuarta, de ventanas de mantenimiento coordinadas, de caso fortuito o fuerza mayor, o de hechos de EL CLIENTE (artículo 1847 del Código Civil Federal). El incumplimiento de los niveles de servicio durante 3 (tres) meses consecutivos faculta a EL CLIENTE a exigir un plan de acción correctivo conforme a la Cláusula Décima Quinta.</w:t>
+        <w:t xml:space="preserve"> El incumplimiento de los tiempos de primera respuesta o de resolución objetivo de las severidades Crítica y Alta del Anexo Cinco, así como la falta de entrega oportuna del reporte mensual en el supuesto previsto en su apartado VI, causarán exclusivamente las penas convencionales establecidas en dicho apartado, que se acreditarán contra la siguiente factura de la iguala. Las penas de un mismo mes no excederán, en conjunto, del 10 % (diez por ciento) de la iguala del Proyecto A de ese mes; constituyen el remedio económico único de EL CLIENTE por el mismo incumplimiento de los niveles de servicio, sin perjuicio de la subsanación y, cuando proceda, la rescisión conforme a la Cláusula Décima Quinta (artículo 1840 del Código Civil Federal), y no se causan cuando la incidencia derive de la infraestructura o los insumos a cargo de EL CLIENTE (Anexo Uno, Bloque F), de las plataformas de terceros de la Cláusula Décima Cuarta, de ventanas de mantenimiento coordinadas, de caso fortuito o fuerza mayor, o de hechos de EL CLIENTE (artículo 1847 del Código Civil Federal). El incumplimiento de los niveles de servicio durante 3 (tres) meses consecutivos faculta a EL CLIENTE a exigir un plan de acción correctivo conforme a la Cláusula Décima Quinta.</w:t>
       </w:r>
     </w:p>
     <w:p>
@@ -7618,7 +7618,7 @@
           <w:sz w:val="22"/>
           <w:szCs w:val="22"/>
         </w:rPr>
-        <w:t xml:space="preserve"> Para efectos exclusivamente ilustrativos de planeación presupuestal, con aprobación simultánea de los tres proyectos e inicio de los trabajos el 20 de septiembre de 2026 —fecha en que EL CLIENTE entrega los Bloques 0 y A del Anexo Uno—, las reglas de este Contrato producen el siguiente calendario; cada Semana comprende 7 (siete) días naturales contados desde esa fecha y el cronograma ya contempla las cuatro ventanas de revisión de 6 (seis) días hábiles a cargo de EL CLIENTE:</w:t>
+        <w:t xml:space="preserve"> Para efectos exclusivamente ilustrativos de planeación presupuestal, con aprobación simultánea de los tres proyectos e inicio de los trabajos el 20 de septiembre de 2026 —fecha en que EL CLIENTE entrega los Bloques 0 y A del Anexo Uno—, las reglas de este Contrato producen el siguiente calendario; cada Semana comprende 7 (siete) días naturales contados desde esa fecha y las revisiones se sujetan al Anexo Dos, Sección I.4, y a la Cláusula Vigésima Cuarta; la revisión final podrá concluir después del Lanzamiento en Firme:</w:t>
       </w:r>
     </w:p>
     <w:tbl>
@@ -10974,7 +10974,7 @@
           <w:sz w:val="22"/>
           <w:szCs w:val="22"/>
         </w:rPr>
-        <w:t xml:space="preserve">; total con IVA MXN $100,142.80, exigible únicamente a partir de la suscripción del Addendum del BDS, por los entregables de la Cláusula Cuarta en el plazo de 10 (diez) semanas ahí pactado, en paralelo al Proyecto A. Pago Único desglosado por componente:</w:t>
+        <w:t xml:space="preserve">; total con IVA MXN $100,142.80, exigible únicamente a partir de la suscripción del Addendum del BDS, por los entregables de la Cláusula Cuarta en el plazo de 10 (diez) semanas ahí pactado, con la ejecución simultánea o diferida que corresponda conforme a la Cláusula Cuarta. Pago Único desglosado por componente:</w:t>
       </w:r>
     </w:p>
     <w:tbl>
@@ -10991,8 +10991,8 @@
         <w:tblLayout w:type="fixed"/>
       </w:tblPr>
       <w:tblGrid>
-        <w:gridCol w:w="4950"/>
-        <w:gridCol w:w="4409"/>
+        <w:gridCol w:w="5730"/>
+        <w:gridCol w:w="3629"/>
       </w:tblGrid>
       <w:tr>
         <w:trPr>
@@ -11001,7 +11001,7 @@
         </w:trPr>
         <w:tc>
           <w:tcPr>
-            <w:tcW w:type="dxa" w:w="4950"/>
+            <w:tcW w:type="dxa" w:w="5730"/>
             <w:shd w:fill="EEF2F5" w:color="auto" w:val="clear"/>
             <w:tcMar>
               <w:top w:type="dxa" w:w="60"/>
@@ -11032,7 +11032,7 @@
         </w:tc>
         <w:tc>
           <w:tcPr>
-            <w:tcW w:type="dxa" w:w="4409"/>
+            <w:tcW w:type="dxa" w:w="3629"/>
             <w:shd w:fill="EEF2F5" w:color="auto" w:val="clear"/>
             <w:tcMar>
               <w:top w:type="dxa" w:w="60"/>
@@ -11069,7 +11069,7 @@
         </w:trPr>
         <w:tc>
           <w:tcPr>
-            <w:tcW w:type="dxa" w:w="4950"/>
+            <w:tcW w:type="dxa" w:w="5730"/>
             <w:tcMar>
               <w:top w:type="dxa" w:w="60"/>
               <w:left w:type="dxa" w:w="90"/>
@@ -11099,7 +11099,7 @@
         </w:tc>
         <w:tc>
           <w:tcPr>
-            <w:tcW w:type="dxa" w:w="4409"/>
+            <w:tcW w:type="dxa" w:w="3629"/>
             <w:tcMar>
               <w:top w:type="dxa" w:w="60"/>
               <w:left w:type="dxa" w:w="90"/>
@@ -11135,7 +11135,7 @@
         </w:trPr>
         <w:tc>
           <w:tcPr>
-            <w:tcW w:type="dxa" w:w="4950"/>
+            <w:tcW w:type="dxa" w:w="5730"/>
             <w:tcMar>
               <w:top w:type="dxa" w:w="60"/>
               <w:left w:type="dxa" w:w="90"/>
@@ -11165,7 +11165,7 @@
         </w:tc>
         <w:tc>
           <w:tcPr>
-            <w:tcW w:type="dxa" w:w="4409"/>
+            <w:tcW w:type="dxa" w:w="3629"/>
             <w:tcMar>
               <w:top w:type="dxa" w:w="60"/>
               <w:left w:type="dxa" w:w="90"/>
@@ -11201,7 +11201,7 @@
         </w:trPr>
         <w:tc>
           <w:tcPr>
-            <w:tcW w:type="dxa" w:w="4950"/>
+            <w:tcW w:type="dxa" w:w="5730"/>
             <w:tcMar>
               <w:top w:type="dxa" w:w="60"/>
               <w:left w:type="dxa" w:w="90"/>
@@ -11225,13 +11225,13 @@
                 <w:sz w:val="19"/>
                 <w:szCs w:val="19"/>
               </w:rPr>
-              <w:t xml:space="preserve">“BES” sobre WhatsApp (solo texto) como respaldo automático 24/7</w:t>
-            </w:r>
-          </w:p>
-        </w:tc>
-        <w:tc>
-          <w:tcPr>
-            <w:tcW w:type="dxa" w:w="4409"/>
+              <w:t xml:space="preserve">“BES” sobre WhatsApp (solo texto) como atención inicial automática 24/7, conforme a la Cláusula Cuarta</w:t>
+            </w:r>
+          </w:p>
+        </w:tc>
+        <w:tc>
+          <w:tcPr>
+            <w:tcW w:type="dxa" w:w="3629"/>
             <w:tcMar>
               <w:top w:type="dxa" w:w="60"/>
               <w:left w:type="dxa" w:w="90"/>
@@ -11267,7 +11267,7 @@
         </w:trPr>
         <w:tc>
           <w:tcPr>
-            <w:tcW w:type="dxa" w:w="4950"/>
+            <w:tcW w:type="dxa" w:w="5730"/>
             <w:tcMar>
               <w:top w:type="dxa" w:w="60"/>
               <w:left w:type="dxa" w:w="90"/>
@@ -11297,7 +11297,7 @@
         </w:tc>
         <w:tc>
           <w:tcPr>
-            <w:tcW w:type="dxa" w:w="4409"/>
+            <w:tcW w:type="dxa" w:w="3629"/>
             <w:tcMar>
               <w:top w:type="dxa" w:w="60"/>
               <w:left w:type="dxa" w:w="90"/>
@@ -11333,7 +11333,7 @@
         </w:trPr>
         <w:tc>
           <w:tcPr>
-            <w:tcW w:type="dxa" w:w="4950"/>
+            <w:tcW w:type="dxa" w:w="5730"/>
             <w:tcMar>
               <w:top w:type="dxa" w:w="60"/>
               <w:left w:type="dxa" w:w="90"/>
@@ -11357,13 +11357,13 @@
                 <w:sz w:val="19"/>
                 <w:szCs w:val="19"/>
               </w:rPr>
-              <w:t xml:space="preserve">Funnel y medición del BDS</w:t>
-            </w:r>
-          </w:p>
-        </w:tc>
-        <w:tc>
-          <w:tcPr>
-            <w:tcW w:type="dxa" w:w="4409"/>
+              <w:t xml:space="preserve">Medición del canal de WhatsApp y del tiempo al primer contacto, integrada al funnel del Proyecto A</w:t>
+            </w:r>
+          </w:p>
+        </w:tc>
+        <w:tc>
+          <w:tcPr>
+            <w:tcW w:type="dxa" w:w="3629"/>
             <w:tcMar>
               <w:top w:type="dxa" w:w="60"/>
               <w:left w:type="dxa" w:w="90"/>
@@ -11399,7 +11399,7 @@
         </w:trPr>
         <w:tc>
           <w:tcPr>
-            <w:tcW w:type="dxa" w:w="4950"/>
+            <w:tcW w:type="dxa" w:w="5730"/>
             <w:tcMar>
               <w:top w:type="dxa" w:w="60"/>
               <w:left w:type="dxa" w:w="90"/>
@@ -11429,7 +11429,7 @@
         </w:tc>
         <w:tc>
           <w:tcPr>
-            <w:tcW w:type="dxa" w:w="4409"/>
+            <w:tcW w:type="dxa" w:w="3629"/>
             <w:tcMar>
               <w:top w:type="dxa" w:w="60"/>
               <w:left w:type="dxa" w:w="90"/>
@@ -12718,33 +12718,33 @@
           <w:sz w:val="22"/>
           <w:szCs w:val="22"/>
         </w:rPr>
-        <w:t xml:space="preserve"> Todo pago se realizará mediante transferencia electrónica a la cuenta bancaria de la que EL PRESTADOR sea único titular, contra CFDI con el IVA desglosado, denominado en moneda nacional. La entrega de una factura </w:t>
-      </w:r>
-      <w:r>
-        <w:rPr>
-          <w:rFonts w:ascii="Liberation Serif" w:cs="Liberation Serif" w:eastAsia="Liberation Serif" w:hAnsi="Liberation Serif"/>
-          <w:b/>
-          <w:bCs/>
-          <w:i w:val="false"/>
-          <w:iCs w:val="false"/>
-          <w:color w:val="1A1A1A"/>
-          <w:sz w:val="22"/>
-          <w:szCs w:val="22"/>
-        </w:rPr>
-        <w:t xml:space="preserve">no anticipa su pago</w:t>
-      </w:r>
-      <w:r>
-        <w:rPr>
-          <w:rFonts w:ascii="Liberation Serif" w:cs="Liberation Serif" w:eastAsia="Liberation Serif" w:hAnsi="Liberation Serif"/>
-          <w:b w:val="false"/>
-          <w:bCs w:val="false"/>
-          <w:i w:val="false"/>
-          <w:iCs w:val="false"/>
-          <w:color w:val="1A1A1A"/>
-          <w:sz w:val="22"/>
-          <w:szCs w:val="22"/>
-        </w:rPr>
-        <w:t xml:space="preserve">: el pago solo será exigible al cumplirse la condición de entrega correspondiente. No habrá anticipos. </w:t>
+        <w:t xml:space="preserve"> Todo pago se realizará mediante transferencia electrónica a la cuenta bancaria de la que EL PRESTADOR sea único titular, contra CFDI con el IVA desglosado, denominado en moneda nacional. La emisión y presentación de las facturas en los momentos previstos en esta Cláusula </w:t>
+      </w:r>
+      <w:r>
+        <w:rPr>
+          <w:rFonts w:ascii="Liberation Serif" w:cs="Liberation Serif" w:eastAsia="Liberation Serif" w:hAnsi="Liberation Serif"/>
+          <w:b/>
+          <w:bCs/>
+          <w:i w:val="false"/>
+          <w:iCs w:val="false"/>
+          <w:color w:val="1A1A1A"/>
+          <w:sz w:val="22"/>
+          <w:szCs w:val="22"/>
+        </w:rPr>
+        <w:t xml:space="preserve">no anticipan la exigibilidad del pago ni constituyen un anticipo</w:t>
+      </w:r>
+      <w:r>
+        <w:rPr>
+          <w:rFonts w:ascii="Liberation Serif" w:cs="Liberation Serif" w:eastAsia="Liberation Serif" w:hAnsi="Liberation Serif"/>
+          <w:b w:val="false"/>
+          <w:bCs w:val="false"/>
+          <w:i w:val="false"/>
+          <w:iCs w:val="false"/>
+          <w:color w:val="1A1A1A"/>
+          <w:sz w:val="22"/>
+          <w:szCs w:val="22"/>
+        </w:rPr>
+        <w:t xml:space="preserve">. La factura podrá presentarse antes de la aprobación o aceptación tácita del entregable correspondiente, y su pago será exigible únicamente cuando se cumpla dicha condición conforme a la Sección I. No habrá anticipos. </w:t>
       </w:r>
       <w:r>
         <w:rPr>
@@ -13316,33 +13316,33 @@
           <w:sz w:val="22"/>
           <w:szCs w:val="22"/>
         </w:rPr>
-        <w:t xml:space="preserve"> Ninguna política interna, formato, portal, orden de compra, validación, autorización o requisito administrativo distinto de los ocho anteriores condiciona la exigibilidad del pago ni modifica los plazos de esta Cláusula. Si EL CLIENTE desea incorporar un requisito nuevo, lo comunicará por escrito con al menos 30 (treinta) días naturales de anticipación y </w:t>
-      </w:r>
-      <w:r>
-        <w:rPr>
-          <w:rFonts w:ascii="Liberation Serif" w:cs="Liberation Serif" w:eastAsia="Liberation Serif" w:hAnsi="Liberation Serif"/>
-          <w:b/>
-          <w:bCs/>
-          <w:i w:val="false"/>
-          <w:iCs w:val="false"/>
-          <w:color w:val="1A1A1A"/>
-          <w:sz w:val="22"/>
-          <w:szCs w:val="22"/>
-        </w:rPr>
-        <w:t xml:space="preserve">sólo aplicará a las facturas emitidas después de ese plazo</w:t>
-      </w:r>
-      <w:r>
-        <w:rPr>
-          <w:rFonts w:ascii="Liberation Serif" w:cs="Liberation Serif" w:eastAsia="Liberation Serif" w:hAnsi="Liberation Serif"/>
-          <w:b w:val="false"/>
-          <w:bCs w:val="false"/>
-          <w:i w:val="false"/>
-          <w:iCs w:val="false"/>
-          <w:color w:val="1A1A1A"/>
-          <w:sz w:val="22"/>
-          <w:szCs w:val="22"/>
-        </w:rPr>
-        <w:t xml:space="preserve">, sin suspender ni diferir el pago de las ya presentadas.</w:t>
+        <w:t xml:space="preserve"> Ninguna política interna, formato, portal, orden de compra, validación, autorización o requisito administrativo distinto de los ocho anteriores condiciona la exigibilidad del pago ni modifica los plazos de esta Cláusula. Cualquier requisito administrativo adicional deberá acordarse por escrito por ambas Partes conforme a la Cláusula Vigésima Tercera, inciso d), y </w:t>
+      </w:r>
+      <w:r>
+        <w:rPr>
+          <w:rFonts w:ascii="Liberation Serif" w:cs="Liberation Serif" w:eastAsia="Liberation Serif" w:hAnsi="Liberation Serif"/>
+          <w:b/>
+          <w:bCs/>
+          <w:i w:val="false"/>
+          <w:iCs w:val="false"/>
+          <w:color w:val="1A1A1A"/>
+          <w:sz w:val="22"/>
+          <w:szCs w:val="22"/>
+        </w:rPr>
+        <w:t xml:space="preserve">sólo será aplicable a las facturas emitidas después de transcurridos al menos 30 (treinta) días naturales desde dicho acuerdo</w:t>
+      </w:r>
+      <w:r>
+        <w:rPr>
+          <w:rFonts w:ascii="Liberation Serif" w:cs="Liberation Serif" w:eastAsia="Liberation Serif" w:hAnsi="Liberation Serif"/>
+          <w:b w:val="false"/>
+          <w:bCs w:val="false"/>
+          <w:i w:val="false"/>
+          <w:iCs w:val="false"/>
+          <w:color w:val="1A1A1A"/>
+          <w:sz w:val="22"/>
+          <w:szCs w:val="22"/>
+        </w:rPr>
+        <w:t xml:space="preserve">. Su propuesta o falta de acuerdo no suspenderán ni diferirán la exigibilidad o el pago de las facturas. Lo anterior no exime del cumplimiento de los requisitos que resulten obligatorios por disposición legal aplicable.</w:t>
       </w:r>
     </w:p>
     <w:p>
@@ -13593,6 +13593,25 @@
           <w:szCs w:val="22"/>
         </w:rPr>
         <w:t xml:space="preserve">.</w:t>
+      </w:r>
+    </w:p>
+    <w:p>
+      <w:pPr>
+        <w:spacing w:after="140" w:line="264"/>
+        <w:jc w:val="both"/>
+      </w:pPr>
+      <w:r>
+        <w:rPr>
+          <w:rFonts w:ascii="Liberation Serif" w:cs="Liberation Serif" w:eastAsia="Liberation Serif" w:hAnsi="Liberation Serif"/>
+          <w:b w:val="false"/>
+          <w:bCs w:val="false"/>
+          <w:i w:val="false"/>
+          <w:iCs w:val="false"/>
+          <w:color w:val="1A1A1A"/>
+          <w:sz w:val="22"/>
+          <w:szCs w:val="22"/>
+        </w:rPr>
+        <w:t xml:space="preserve">Tratándose de los Proyectos B y C, el Addendum respectivo identificará cuáles de los entregables ya pactados en las Cláusulas Cuarta o Quinta integran el primer 50% (cincuenta por ciento) y cuáles integran el restante. Su valuación se ajustará al desglose de la Cláusula Octava, Sección VI, sin modificar el Pago Único ni el esquema de dos exhibiciones iguales. Las aprobaciones se sujetarán a la Cláusula Décima.</w:t>
       </w:r>
     </w:p>
     <w:tbl>
@@ -14269,33 +14288,33 @@
           <w:sz w:val="22"/>
           <w:szCs w:val="22"/>
         </w:rPr>
-        <w:t xml:space="preserve"> que el concepto no corresponda a un Servicio efectivamente prestado o a una exhibición ya exigible. </w:t>
-      </w:r>
-      <w:r>
-        <w:rPr>
-          <w:rFonts w:ascii="Liberation Serif" w:cs="Liberation Serif" w:eastAsia="Liberation Serif" w:hAnsi="Liberation Serif"/>
-          <w:b/>
-          <w:bCs/>
-          <w:i w:val="false"/>
-          <w:iCs w:val="false"/>
-          <w:color w:val="1A1A1A"/>
-          <w:sz w:val="22"/>
-          <w:szCs w:val="22"/>
-        </w:rPr>
-        <w:t xml:space="preserve">Transcurridos esos 3 (tres) días hábiles sin objeción escrita y motivada, la factura se tiene por aceptada para todos los efectos y el plazo de pago corre sin interrupción.</w:t>
-      </w:r>
-      <w:r>
-        <w:rPr>
-          <w:rFonts w:ascii="Liberation Serif" w:cs="Liberation Serif" w:eastAsia="Liberation Serif" w:hAnsi="Liberation Serif"/>
-          <w:b w:val="false"/>
-          <w:bCs w:val="false"/>
-          <w:i w:val="false"/>
-          <w:iCs w:val="false"/>
-          <w:color w:val="1A1A1A"/>
-          <w:sz w:val="22"/>
-          <w:szCs w:val="22"/>
-        </w:rPr>
-        <w:t xml:space="preserve"> La objeción debe señalar el defecto concreto y, cuando sea subsanable, indicar cómo corregirlo; </w:t>
+        <w:t xml:space="preserve"> que el concepto facturado sea ajeno a los Servicios, a la exhibición o al mes de servicio que corresponda conforme a este Contrato. No constituye causa de objeción que una factura de Pago Único, presentada en el momento previsto en esta Cláusula, preceda a la aprobación o aceptación tácita que hará exigible su pago. </w:t>
+      </w:r>
+      <w:r>
+        <w:rPr>
+          <w:rFonts w:ascii="Liberation Serif" w:cs="Liberation Serif" w:eastAsia="Liberation Serif" w:hAnsi="Liberation Serif"/>
+          <w:b/>
+          <w:bCs/>
+          <w:i w:val="false"/>
+          <w:iCs w:val="false"/>
+          <w:color w:val="1A1A1A"/>
+          <w:sz w:val="22"/>
+          <w:szCs w:val="22"/>
+        </w:rPr>
+        <w:t xml:space="preserve">Transcurridos esos 3 (tres) días hábiles sin objeción escrita y motivada, la factura se tendrá por aceptada en cuanto a los requisitos fiscales y administrativos y a su correspondencia con lo pactado.</w:t>
+      </w:r>
+      <w:r>
+        <w:rPr>
+          <w:rFonts w:ascii="Liberation Serif" w:cs="Liberation Serif" w:eastAsia="Liberation Serif" w:hAnsi="Liberation Serif"/>
+          <w:b w:val="false"/>
+          <w:bCs w:val="false"/>
+          <w:i w:val="false"/>
+          <w:iCs w:val="false"/>
+          <w:color w:val="1A1A1A"/>
+          <w:sz w:val="22"/>
+          <w:szCs w:val="22"/>
+        </w:rPr>
+        <w:t xml:space="preserve"> El plazo de pago de cada exhibición comenzará cuando se actualice su exigibilidad conforme a la Sección I; la aceptación de la factura no sustituye la aprobación del entregable ni anticipa el vencimiento del pago. La objeción debe señalar el defecto concreto y, cuando sea subsanable, indicar cómo corregirlo; </w:t>
       </w:r>
       <w:r>
         <w:rPr>
@@ -14321,33 +14340,33 @@
           <w:sz w:val="22"/>
           <w:szCs w:val="22"/>
         </w:rPr>
-        <w:t xml:space="preserve">. Objetada una factura en tiempo y forma, EL PRESTADOR la reexpide dentro de los 3 (tres) días hábiles siguientes y </w:t>
-      </w:r>
-      <w:r>
-        <w:rPr>
-          <w:rFonts w:ascii="Liberation Serif" w:cs="Liberation Serif" w:eastAsia="Liberation Serif" w:hAnsi="Liberation Serif"/>
-          <w:b/>
-          <w:bCs/>
-          <w:i w:val="false"/>
-          <w:iCs w:val="false"/>
-          <w:color w:val="1A1A1A"/>
-          <w:sz w:val="22"/>
-          <w:szCs w:val="22"/>
-        </w:rPr>
-        <w:t xml:space="preserve">el plazo de pago se computa desde la presentación de la factura original</w:t>
-      </w:r>
-      <w:r>
-        <w:rPr>
-          <w:rFonts w:ascii="Liberation Serif" w:cs="Liberation Serif" w:eastAsia="Liberation Serif" w:hAnsi="Liberation Serif"/>
-          <w:b w:val="false"/>
-          <w:bCs w:val="false"/>
-          <w:i w:val="false"/>
-          <w:iCs w:val="false"/>
-          <w:color w:val="1A1A1A"/>
-          <w:sz w:val="22"/>
-          <w:szCs w:val="22"/>
-        </w:rPr>
-        <w:t xml:space="preserve">, salvo que el defecto sea imputable a EL PRESTADOR, en cuyo caso corre desde la reexpedición. </w:t>
+        <w:t xml:space="preserve">. Objetada una factura en tiempo y forma, EL PRESTADOR la reexpedirá dentro de los 3 (tres) días hábiles siguientes. </w:t>
+      </w:r>
+      <w:r>
+        <w:rPr>
+          <w:rFonts w:ascii="Liberation Serif" w:cs="Liberation Serif" w:eastAsia="Liberation Serif" w:hAnsi="Liberation Serif"/>
+          <w:b/>
+          <w:bCs/>
+          <w:i w:val="false"/>
+          <w:iCs w:val="false"/>
+          <w:color w:val="1A1A1A"/>
+          <w:sz w:val="22"/>
+          <w:szCs w:val="22"/>
+        </w:rPr>
+        <w:t xml:space="preserve">La reexpedición no modificará el vencimiento original</w:t>
+      </w:r>
+      <w:r>
+        <w:rPr>
+          <w:rFonts w:ascii="Liberation Serif" w:cs="Liberation Serif" w:eastAsia="Liberation Serif" w:hAnsi="Liberation Serif"/>
+          <w:b w:val="false"/>
+          <w:bCs w:val="false"/>
+          <w:i w:val="false"/>
+          <w:iCs w:val="false"/>
+          <w:color w:val="1A1A1A"/>
+          <w:sz w:val="22"/>
+          <w:szCs w:val="22"/>
+        </w:rPr>
+        <w:t xml:space="preserve">, salvo que el defecto sea imputable a EL PRESTADOR; en ese caso, el plazo de pago se contará desde la reexpedición o desde la fecha en que se cumpla la condición de exigibilidad de la exhibición, lo que ocurra después. En ningún caso la reexpedición hará exigible una exhibición antes de que se cumpla la condición de aprobación o aceptación tácita que le corresponda. </w:t>
       </w:r>
       <w:r>
         <w:rPr>
@@ -14555,7 +14574,7 @@
           <w:sz w:val="22"/>
           <w:szCs w:val="22"/>
         </w:rPr>
-        <w:t xml:space="preserve"> Tratándose de saldos vencidos, no controvertidos y no pagados, EL PRESTADOR notificará por escrito el incumplimiento a EL CLIENTE, identificando las facturas e importes, y otorgará un periodo de cura de 10 (diez) días hábiles; el pago dentro de ese periodo subsana el incumplimiento para todos los efectos. Vencido el periodo de cura sin pago, EL PRESTADOR podrá suspender las entregas pendientes, la bolsa de horas de mejora y la atención de nuevas solicitudes de aprobación, sin afectar la operación en producción del sitio, las medidas de seguridad y protección de datos ni el acceso de EL CLIENTE a su propia información; la suspensión cesará dentro de las 24 (veinticuatro) horas siguientes al pago, sin costo de reactivación.</w:t>
+        <w:t xml:space="preserve"> Tratándose de saldos vencidos, no controvertidos y no pagados, EL PRESTADOR notificará por escrito el incumplimiento a EL CLIENTE, identificando las facturas e importes, y otorgará un periodo de cura de 10 (diez) días hábiles; el pago dentro de ese periodo subsana el incumplimiento para todos los efectos. Vencido el periodo de cura sin pago, EL PRESTADOR podrá suspender las entregas pendientes, la bolsa de horas de mejora y la atención de nuevas solicitudes de aprobación, sin afectar la operación en producción del sitio, las medidas de seguridad y protección de datos ni el acceso de EL CLIENTE a su propia información; la suspensión cesará dentro de las 24 (veinticuatro) horas siguientes al pago, sin costo de reactivación. La suspensión no prorroga gratuitamente los Servicios ni extingue las contraprestaciones devengadas o las que correspondan a los Servicios que deban continuar prestándose mientras el Contrato permanezca vigente. Si el incumplimiento persiste, EL PRESTADOR podrá ejercer la rescisión prevista en la Cláusula Décima Quinta mediante la notificación correspondiente. Hecha efectiva la rescisión, la continuidad de la operación bajo responsabilidad de EL CLIENTE no obliga a EL PRESTADOR a seguir prestando indefinidamente los servicios recurrentes; subsistirán únicamente las obligaciones que correspondan conforme a la Cláusula Vigésima Segunda, incluida la garantía de corrección en los términos de la Cláusula Décima Segunda, fracción VIII. EL PRESTADOR no destruirá, alterará ni bloqueará los datos de EL CLIENTE ni impedirá el uso de los entregables cuyos derechos ya le hayan sido transferidos conforme a la Cláusula Décima Sexta.</w:t>
       </w:r>
     </w:p>
     <w:p>
@@ -14886,7 +14905,7 @@
           <w:sz w:val="22"/>
           <w:szCs w:val="22"/>
         </w:rPr>
-        <w:t xml:space="preserve"> en tanto no se cubra la primera exhibición, EL PRESTADOR no entrega código fuente ni repositorio alguno, y EL CLIENTE tendrá únicamente acceso de lectura al repositorio como evidencia de avance, sin que ello transfiera titularidad, credenciales de administración ni derecho de uso distinto de la revisión; </w:t>
+        <w:t xml:space="preserve"> en tanto no se cubra la primera exhibición, EL PRESTADOR no entregará código fuente ni repositorio alguno; EL CLIENTE podrá revisar y probar los entregables en el ambiente de pruebas del proyecto como evidencia de avance y para su aprobación, sin que esa revisión transfiera titularidad, credenciales de administración ni derechos de uso distintos de los necesarios para la validación; </w:t>
       </w:r>
       <w:r>
         <w:rPr>
@@ -14912,7 +14931,7 @@
           <w:sz w:val="22"/>
           <w:szCs w:val="22"/>
         </w:rPr>
-        <w:t xml:space="preserve"> pagada la primera exhibición, EL PRESTADOR entrega, dentro de los </w:t>
+        <w:t xml:space="preserve"> pagada la primera exhibición, EL PRESTADOR entregará, dentro de los </w:t>
       </w:r>
       <w:r>
         <w:rPr>
@@ -14964,7 +14983,7 @@
           <w:sz w:val="22"/>
           <w:szCs w:val="22"/>
         </w:rPr>
-        <w:t xml:space="preserve">; </w:t>
+        <w:t xml:space="preserve">, para el Proyecto A, y conforme a la identificación de entregables del Addendum respectivo y su valuación de la Cláusula Octava, Sección VI, para los Proyectos B y C; </w:t>
       </w:r>
       <w:r>
         <w:rPr>
@@ -15029,46 +15048,20 @@
           <w:sz w:val="22"/>
           <w:szCs w:val="22"/>
         </w:rPr>
-        <w:t xml:space="preserve">Cubierta una exhibición, la entrega del código que le corresponde no admite retención, compensación ni condicionamiento de ninguna clase; la falta de entrega dentro de ese plazo constituye mala fe de EL PRESTADOR </w:t>
-      </w:r>
-      <w:r>
-        <w:rPr>
-          <w:rFonts w:ascii="Liberation Serif" w:cs="Liberation Serif" w:eastAsia="Liberation Serif" w:hAnsi="Liberation Serif"/>
-          <w:b w:val="false"/>
-          <w:bCs w:val="false"/>
-          <w:i w:val="false"/>
-          <w:iCs w:val="false"/>
-          <w:color w:val="1A1A1A"/>
-          <w:sz w:val="22"/>
-          <w:szCs w:val="22"/>
-        </w:rPr>
-        <w:t xml:space="preserve">en los términos de la Cláusula Vigésima, fracción IV</w:t>
-      </w:r>
-      <w:r>
-        <w:rPr>
-          <w:rFonts w:ascii="Liberation Serif" w:cs="Liberation Serif" w:eastAsia="Liberation Serif" w:hAnsi="Liberation Serif"/>
-          <w:b/>
-          <w:bCs/>
-          <w:i w:val="false"/>
-          <w:iCs w:val="false"/>
-          <w:color w:val="1A1A1A"/>
-          <w:sz w:val="22"/>
-          <w:szCs w:val="22"/>
-        </w:rPr>
-        <w:t xml:space="preserve">, además del incumplimiento previsto en la Cláusula Décima Quinta.</w:t>
-      </w:r>
-      <w:r>
-        <w:rPr>
-          <w:rFonts w:ascii="Liberation Serif" w:cs="Liberation Serif" w:eastAsia="Liberation Serif" w:hAnsi="Liberation Serif"/>
-          <w:b w:val="false"/>
-          <w:bCs w:val="false"/>
-          <w:i w:val="false"/>
-          <w:iCs w:val="false"/>
-          <w:color w:val="1A1A1A"/>
-          <w:sz w:val="22"/>
-          <w:szCs w:val="22"/>
-        </w:rPr>
-        <w:t xml:space="preserve"> La falta de pago de una exhibición ya exigible faculta a EL PRESTADOR para suspender las entregas subsecuentes del proyecto de que se trate, incluida la del código pendiente, hasta su regularización, sin perjuicio de la operación de lo ya puesto en producción.</w:t>
+        <w:t xml:space="preserve">Cubierta una exhibición, la entrega del código que le corresponde no admite retención, compensación ni condicionamiento de ninguna clase.</w:t>
+      </w:r>
+      <w:r>
+        <w:rPr>
+          <w:rFonts w:ascii="Liberation Serif" w:cs="Liberation Serif" w:eastAsia="Liberation Serif" w:hAnsi="Liberation Serif"/>
+          <w:b w:val="false"/>
+          <w:bCs w:val="false"/>
+          <w:i w:val="false"/>
+          <w:iCs w:val="false"/>
+          <w:color w:val="1A1A1A"/>
+          <w:sz w:val="22"/>
+          <w:szCs w:val="22"/>
+        </w:rPr>
+        <w:t xml:space="preserve"> La falta de entrega dentro del plazo pactado constituye incumplimiento sujeto al procedimiento de subsanación de la Cláusula Décima Quinta y al límite de responsabilidad de la Cláusula Vigésima, salvo que se acredite alguno de los supuestos de su fracción IV. La falta de pago de una exhibición ya exigible faculta a EL PRESTADOR para suspender las entregas subsecuentes del proyecto de que se trate, incluida la del código pendiente, hasta su regularización, sin perjuicio de la operación de lo ya puesto en producción.</w:t>
       </w:r>
     </w:p>
     <w:p>
@@ -15100,7 +15093,7 @@
           <w:sz w:val="22"/>
           <w:szCs w:val="22"/>
         </w:rPr>
-        <w:t xml:space="preserve"> Los entregables se someten a aprobación por etapas conforme al Anexo Dos; cada etapa requiere aprobación expresa y por escrito de EL CLIENTE antes de avanzar. </w:t>
+        <w:t xml:space="preserve"> Los entregables se someten a aprobación por etapas conforme al Anexo Dos; la aprobación expresa y por escrito de EL CLIENTE o la aceptación tácita en los términos de esta Cláusula permiten avanzar a la etapa siguiente y producen los efectos de exigibilidad de pago previstos en la Cláusula Novena. </w:t>
       </w:r>
       <w:r>
         <w:rPr>
@@ -15204,7 +15197,7 @@
           <w:sz w:val="22"/>
           <w:szCs w:val="22"/>
         </w:rPr>
-        <w:t xml:space="preserve"> Una vez aprobada una etapa, cualquier cambio solicitado por EL CLIENTE sobre elementos ya aprobados se evaluará en función del tiempo y esfuerzo adicional requerido; su costo se estimará a la tarifa horaria de la Cláusula Sexta o, si constituye un Desarrollo Mayor, mediante cotización, y se ejecutará solo con la aprobación previa y por escrito de EL CLIENTE; EL PRESTADOR informará en un plazo no mayor a 24 horas el impacto en las fechas. Los valores por etapa del Anexo Dos, Sección I.4, sirven para valuar los entregables en los supuestos de esta Cláusula y de la Cláusula Vigésima Segunda.</w:t>
+        <w:t xml:space="preserve"> Una vez aprobada una etapa, cualquier cambio solicitado por EL CLIENTE sobre elementos ya aprobados se evaluará en función del tiempo y esfuerzo adicional requerido; su costo se estimará a la tarifa horaria de la Cláusula Sexta o, si constituye un Desarrollo Mayor, mediante cotización, y se ejecutará solo con la aprobación previa y por escrito de EL CLIENTE; EL PRESTADOR informará en un plazo no mayor a 24 horas el impacto en las fechas. Los valores por etapa del Anexo Dos, Sección I.4, sirven para valuar los entregables del Proyecto A en los supuestos de esta Cláusula y de la Cláusula Vigésima Segunda. Para los Proyectos B y C se utilizarán los entregables identificados en su Addendum y su valuación conforme a la Cláusula Octava, Sección VI.</w:t>
       </w:r>
     </w:p>
     <w:p>
@@ -15493,7 +15486,7 @@
           <w:sz w:val="22"/>
           <w:szCs w:val="22"/>
         </w:rPr>
-        <w:t xml:space="preserve">la contraprestación devengada conforme al avance del proyecto, valuado con los hitos y valores por etapa del Anexo Dos, Sección I.4, más los gastos directos documentados en que EL PRESTADOR haya incurrido, incluyendo las etapas del proyecto que ya se encuentren en producción aunque no hayan sido entregadas formalmente</w:t>
+        <w:t xml:space="preserve">la contraprestación devengada conforme al avance del proyecto, valuado con los hitos y valores por etapa del Anexo Dos, Sección I.4, para el Proyecto A, o con los entregables identificados en su Addendum y su valuación de la Cláusula Octava, Sección VI, para los Proyectos B y C, más los gastos directos documentados en que EL PRESTADOR haya incurrido, incluyendo las etapas del proyecto que ya se encuentren en producción aunque no hayan sido entregadas formalmente</w:t>
       </w:r>
       <w:r>
         <w:rPr>
@@ -15551,20 +15544,20 @@
           <w:sz w:val="22"/>
           <w:szCs w:val="22"/>
         </w:rPr>
-        <w:t xml:space="preserve">deberá adaptarse e integrarse con la infraestructura tecnológica actual de EL CLIENTE</w:t>
-      </w:r>
-      <w:r>
-        <w:rPr>
-          <w:rFonts w:ascii="Liberation Serif" w:cs="Liberation Serif" w:eastAsia="Liberation Serif" w:hAnsi="Liberation Serif"/>
-          <w:b w:val="false"/>
-          <w:bCs w:val="false"/>
-          <w:i w:val="false"/>
-          <w:iCs w:val="false"/>
-          <w:color w:val="1A1A1A"/>
-          <w:sz w:val="22"/>
-          <w:szCs w:val="22"/>
-        </w:rPr>
-        <w:t xml:space="preserve">, la cual permanece bajo control de EL CLIENTE conforme al Anexo Uno; al cierre, EL CLIENTE conserva el código fuente, los repositorios y la continuidad operativa sin dependencia de EL PRESTADOR (ver Cláusula Décima Sexta).</w:t>
+        <w:t xml:space="preserve">deberá adaptarse e integrarse con la infraestructura tecnológica actual de EL CLIENTE dentro del alcance pactado y conforme al procedimiento de definición y control de cambios del Anexo Uno</w:t>
+      </w:r>
+      <w:r>
+        <w:rPr>
+          <w:rFonts w:ascii="Liberation Serif" w:cs="Liberation Serif" w:eastAsia="Liberation Serif" w:hAnsi="Liberation Serif"/>
+          <w:b w:val="false"/>
+          <w:bCs w:val="false"/>
+          <w:i w:val="false"/>
+          <w:iCs w:val="false"/>
+          <w:color w:val="1A1A1A"/>
+          <w:sz w:val="22"/>
+          <w:szCs w:val="22"/>
+        </w:rPr>
+        <w:t xml:space="preserve">, la cual permanece bajo control de EL CLIENTE conforme al Anexo Uno; al cierre y contra los pagos que correspondan, EL CLIENTE recibirá el código fuente, los repositorios, la documentación y las licencias previstos en las Cláusulas Novena y Décima Sexta y en el inventario del Anexo Dos, Sección V, para la operación y mantenimiento autónomos de los entregables, con las exclusiones de código fuente expresamente pactadas para los Componentes Preexistentes.</w:t>
       </w:r>
     </w:p>
     <w:p>
@@ -15840,33 +15833,7 @@
           <w:sz w:val="22"/>
           <w:szCs w:val="22"/>
         </w:rPr>
-        <w:t xml:space="preserve"> siguientes a cada pago. La falta de entrega en ese plazo se considerará incumplimiento para efectos de la Cláusula Décima Quinta y mala fe </w:t>
-      </w:r>
-      <w:r>
-        <w:rPr>
-          <w:rFonts w:ascii="Liberation Serif" w:cs="Liberation Serif" w:eastAsia="Liberation Serif" w:hAnsi="Liberation Serif"/>
-          <w:b/>
-          <w:bCs/>
-          <w:i w:val="false"/>
-          <w:iCs w:val="false"/>
-          <w:color w:val="1A1A1A"/>
-          <w:sz w:val="22"/>
-          <w:szCs w:val="22"/>
-        </w:rPr>
-        <w:t xml:space="preserve">en los términos de la Cláusula Vigésima, fracción IV</w:t>
-      </w:r>
-      <w:r>
-        <w:rPr>
-          <w:rFonts w:ascii="Liberation Serif" w:cs="Liberation Serif" w:eastAsia="Liberation Serif" w:hAnsi="Liberation Serif"/>
-          <w:b w:val="false"/>
-          <w:bCs w:val="false"/>
-          <w:i w:val="false"/>
-          <w:iCs w:val="false"/>
-          <w:color w:val="1A1A1A"/>
-          <w:sz w:val="22"/>
-          <w:szCs w:val="22"/>
-        </w:rPr>
-        <w:t xml:space="preserve">.</w:t>
+        <w:t xml:space="preserve"> siguientes a cada pago. La falta de entrega en ese plazo constituye incumplimiento sujeto al procedimiento de subsanación de la Cláusula Décima Quinta y al límite de responsabilidad de la Cláusula Vigésima, salvo que se acredite alguno de los supuestos de su fracción IV.</w:t>
       </w:r>
     </w:p>
     <w:p>
@@ -15930,7 +15897,33 @@
           <w:sz w:val="22"/>
           <w:szCs w:val="22"/>
         </w:rPr>
-        <w:t xml:space="preserve"> a) EL PRESTADOR corregirá, sin costo adicional, cualquier error, defecto, falla o desviación respecto de las especificaciones pactadas («Defecto») reportado por escrito por EL CLIENTE durante la vigencia de la iguala del proyecto de que se trate y, terminada ésta por cualquier causa, durante los 6 (seis) meses siguientes a su terminación, como plazo máximo de garantía. b) Los Defectos se atienden con los tiempos de primera respuesta y resolución de las severidades del Anexo Cinco; los que requieran cambios estructurales se atienden mediante el plan de remediación de la Cláusula Décima Quinta. c) Se considera Defecto cualquier funcionamiento del entregable que no corresponda a lo pactado en el Contrato y sus Anexos; quedan excluidos los cambios de alcance, las nuevas funcionalidades y las solicitudes de mejora, que se tramitan conforme a la Cláusula Décima. d) Vencido el plazo de garantía, las correcciones se atienden con cargo a la bolsa de horas de la iguala o, de no encontrarse ésta vigente, mediante cotización.</w:t>
+        <w:t xml:space="preserve"> a) EL PRESTADOR corregirá, sin costo adicional, los errores, defectos, fallas o desviaciones respecto de las especificaciones pactadas que sean imputables a su desarrollo o implementación («Defecto») y que EL CLIENTE reporte por escrito durante la vigencia de la iguala del proyecto correspondiente y durante los 6 (seis) meses siguientes a su terminación. La cobertura comprende también el Periodo de Estabilización y el lapso entre su conclusión y el inicio de la iguala. Si EL CLIENTE no contrata la iguala opcional de la Academia, la garantía de ese proyecto comprenderá los 6 (seis) meses siguientes a su aprobación expresa o aceptación tácita. b) Mientras la iguala se encuentre vigente y durante el Periodo de Estabilización, los Defectos se atenderán conforme a los tiempos y severidades del Anexo Cinco. Fuera de esos periodos, los Defectos cubiertos por la garantía se atenderán mediante el procedimiento y el plan de remediación de la Cláusula Décima Quinta, sin que ello implique la prestación de soporte recurrente, monitoreo u operación continua. Los Defectos que requieran cambios estructurales se atenderán mediante dicho plan de remediación. c) La garantía cubre la corrección de Defectos respecto del alcance pactado y no incluye cambios de alcance, nuevas funcionalidades o mejoras. Tampoco comprende fallas causadas por modificaciones realizadas por EL CLIENTE o por terceros, por la infraestructura o los insumos a cargo de EL CLIENTE, o por cambios de las plataformas de terceros, salvo en la medida en que sean imputables a una actuación u omisión de EL PRESTADOR contraria al Contrato. Las obligaciones de mantenimiento y continuidad expresamente pactadas conservan su alcance mientras sean exigibles. d) Vencido el plazo de garantía, las correcciones se cotizarán por separado. Las mejoras solicitadas durante una iguala vigente se atenderán con cargo a su bolsa de horas y los excedentes se regirán por la Cláusula Sexta. La corrección de un Defecto cubierto por la garantía no se cargará a la bolsa de mejora. </w:t>
+      </w:r>
+      <w:r>
+        <w:rPr>
+          <w:rFonts w:ascii="Liberation Serif" w:cs="Liberation Serif" w:eastAsia="Liberation Serif" w:hAnsi="Liberation Serif"/>
+          <w:b/>
+          <w:bCs/>
+          <w:i w:val="false"/>
+          <w:iCs w:val="false"/>
+          <w:color w:val="1A1A1A"/>
+          <w:sz w:val="22"/>
+          <w:szCs w:val="22"/>
+        </w:rPr>
+        <w:t xml:space="preserve">IX.</w:t>
+      </w:r>
+      <w:r>
+        <w:rPr>
+          <w:rFonts w:ascii="Liberation Serif" w:cs="Liberation Serif" w:eastAsia="Liberation Serif" w:hAnsi="Liberation Serif"/>
+          <w:b w:val="false"/>
+          <w:bCs w:val="false"/>
+          <w:i w:val="false"/>
+          <w:iCs w:val="false"/>
+          <w:color w:val="1A1A1A"/>
+          <w:sz w:val="22"/>
+          <w:szCs w:val="22"/>
+        </w:rPr>
+        <w:t xml:space="preserve"> Responder por los actos y omisiones de su personal, colaboradores y subcontratistas como si fueran propios. EL PRESTADOR no subcontratará la prestación sustancial de los Servicios, entendida como más del 50% (cincuenta por ciento) de los Servicios de un proyecto, sin autorización previa y por escrito de EL CLIENTE; no se consideran subcontratación las plataformas de inteligencia artificial, voz y mensajería de la Cláusula Décima Cuarta ni los colaboradores independientes sujetos a confidencialidad.</w:t>
       </w:r>
     </w:p>
     <w:p>
@@ -15949,20 +15942,20 @@
           <w:sz w:val="22"/>
           <w:szCs w:val="22"/>
         </w:rPr>
-        <w:t xml:space="preserve">IX.</w:t>
-      </w:r>
-      <w:r>
-        <w:rPr>
-          <w:rFonts w:ascii="Liberation Serif" w:cs="Liberation Serif" w:eastAsia="Liberation Serif" w:hAnsi="Liberation Serif"/>
-          <w:b w:val="false"/>
-          <w:bCs w:val="false"/>
-          <w:i w:val="false"/>
-          <w:iCs w:val="false"/>
-          <w:color w:val="1A1A1A"/>
-          <w:sz w:val="22"/>
-          <w:szCs w:val="22"/>
-        </w:rPr>
-        <w:t xml:space="preserve"> Responder por los actos y omisiones de su personal, colaboradores y subcontratistas como si fueran propios. EL PRESTADOR no subcontratará la prestación sustancial de los Servicios, entendida como más del 50% (cincuenta por ciento) de los Servicios de un proyecto, sin autorización previa y por escrito de EL CLIENTE; no se consideran subcontratación las plataformas de inteligencia artificial, voz y mensajería de la Cláusula Décima Cuarta ni los colaboradores independientes sujetos a confidencialidad.</w:t>
+        <w:t xml:space="preserve">X.</w:t>
+      </w:r>
+      <w:r>
+        <w:rPr>
+          <w:rFonts w:ascii="Liberation Serif" w:cs="Liberation Serif" w:eastAsia="Liberation Serif" w:hAnsi="Liberation Serif"/>
+          <w:b w:val="false"/>
+          <w:bCs w:val="false"/>
+          <w:i w:val="false"/>
+          <w:iCs w:val="false"/>
+          <w:color w:val="1A1A1A"/>
+          <w:sz w:val="22"/>
+          <w:szCs w:val="22"/>
+        </w:rPr>
+        <w:t xml:space="preserve"> En caso de sustitución del personal asignado a los Servicios, garantizar una transición ordenada, con la transferencia de conocimiento necesaria, sin afectar la calidad, continuidad ni plazos de los Servicios.</w:t>
       </w:r>
     </w:p>
     <w:p>
@@ -15981,20 +15974,124 @@
           <w:sz w:val="22"/>
           <w:szCs w:val="22"/>
         </w:rPr>
-        <w:t xml:space="preserve">X.</w:t>
-      </w:r>
-      <w:r>
-        <w:rPr>
-          <w:rFonts w:ascii="Liberation Serif" w:cs="Liberation Serif" w:eastAsia="Liberation Serif" w:hAnsi="Liberation Serif"/>
-          <w:b w:val="false"/>
-          <w:bCs w:val="false"/>
-          <w:i w:val="false"/>
-          <w:iCs w:val="false"/>
-          <w:color w:val="1A1A1A"/>
-          <w:sz w:val="22"/>
-          <w:szCs w:val="22"/>
-        </w:rPr>
-        <w:t xml:space="preserve"> En caso de sustitución del personal asignado a los Servicios, garantizar una transición ordenada, con la transferencia de conocimiento necesaria, sin afectar la calidad, continuidad ni plazos de los Servicios.</w:t>
+        <w:t xml:space="preserve">DÉCIMA TERCERA. Obligaciones de EL CLIENTE.</w:t>
+      </w:r>
+      <w:r>
+        <w:rPr>
+          <w:rFonts w:ascii="Liberation Serif" w:cs="Liberation Serif" w:eastAsia="Liberation Serif" w:hAnsi="Liberation Serif"/>
+          <w:b w:val="false"/>
+          <w:bCs w:val="false"/>
+          <w:i w:val="false"/>
+          <w:iCs w:val="false"/>
+          <w:color w:val="1A1A1A"/>
+          <w:sz w:val="22"/>
+          <w:szCs w:val="22"/>
+        </w:rPr>
+        <w:t xml:space="preserve"> Pagar la Contraprestación conforme a las Cláusulas Octava y Novena; entregar en tiempo y forma la totalidad de los </w:t>
+      </w:r>
+      <w:r>
+        <w:rPr>
+          <w:rFonts w:ascii="Liberation Serif" w:cs="Liberation Serif" w:eastAsia="Liberation Serif" w:hAnsi="Liberation Serif"/>
+          <w:b/>
+          <w:bCs/>
+          <w:i w:val="false"/>
+          <w:iCs w:val="false"/>
+          <w:color w:val="1A1A1A"/>
+          <w:sz w:val="22"/>
+          <w:szCs w:val="22"/>
+        </w:rPr>
+        <w:t xml:space="preserve">requerimientos y aportaciones (sistemas y marketing) del Anexo Uno</w:t>
+      </w:r>
+      <w:r>
+        <w:rPr>
+          <w:rFonts w:ascii="Liberation Serif" w:cs="Liberation Serif" w:eastAsia="Liberation Serif" w:hAnsi="Liberation Serif"/>
+          <w:b w:val="false"/>
+          <w:bCs w:val="false"/>
+          <w:i w:val="false"/>
+          <w:iCs w:val="false"/>
+          <w:color w:val="1A1A1A"/>
+          <w:sz w:val="22"/>
+          <w:szCs w:val="22"/>
+        </w:rPr>
+        <w:t xml:space="preserve">; una vez suscrito el Addendum respectivo, entregar las </w:t>
+      </w:r>
+      <w:r>
+        <w:rPr>
+          <w:rFonts w:ascii="Liberation Serif" w:cs="Liberation Serif" w:eastAsia="Liberation Serif" w:hAnsi="Liberation Serif"/>
+          <w:b/>
+          <w:bCs/>
+          <w:i w:val="false"/>
+          <w:iCs w:val="false"/>
+          <w:color w:val="1A1A1A"/>
+          <w:sz w:val="22"/>
+          <w:szCs w:val="22"/>
+        </w:rPr>
+        <w:t xml:space="preserve">aportaciones a su cargo de los Proyectos B y C</w:t>
+      </w:r>
+      <w:r>
+        <w:rPr>
+          <w:rFonts w:ascii="Liberation Serif" w:cs="Liberation Serif" w:eastAsia="Liberation Serif" w:hAnsi="Liberation Serif"/>
+          <w:b w:val="false"/>
+          <w:bCs w:val="false"/>
+          <w:i w:val="false"/>
+          <w:iCs w:val="false"/>
+          <w:color w:val="1A1A1A"/>
+          <w:sz w:val="22"/>
+          <w:szCs w:val="22"/>
+        </w:rPr>
+        <w:t xml:space="preserve"> (Cláusulas Cuarta y Quinta y los Addenda correspondientes); designar al responsable único del proyecto (Project Owner) y al responsable de Marketing/Marca; </w:t>
+      </w:r>
+      <w:r>
+        <w:rPr>
+          <w:rFonts w:ascii="Liberation Serif" w:cs="Liberation Serif" w:eastAsia="Liberation Serif" w:hAnsi="Liberation Serif"/>
+          <w:b/>
+          <w:bCs/>
+          <w:i w:val="false"/>
+          <w:iCs w:val="false"/>
+          <w:color w:val="1A1A1A"/>
+          <w:sz w:val="22"/>
+          <w:szCs w:val="22"/>
+        </w:rPr>
+        <w:t xml:space="preserve">proporcionar y mantener disponible el servidor y la infraestructura de hospedaje en la que corre el sitio</w:t>
+      </w:r>
+      <w:r>
+        <w:rPr>
+          <w:rFonts w:ascii="Liberation Serif" w:cs="Liberation Serif" w:eastAsia="Liberation Serif" w:hAnsi="Liberation Serif"/>
+          <w:b w:val="false"/>
+          <w:bCs w:val="false"/>
+          <w:i w:val="false"/>
+          <w:iCs w:val="false"/>
+          <w:color w:val="1A1A1A"/>
+          <w:sz w:val="22"/>
+          <w:szCs w:val="22"/>
+        </w:rPr>
+        <w:t xml:space="preserve"> (las condiciones generales del servidor constan en el </w:t>
+      </w:r>
+      <w:r>
+        <w:rPr>
+          <w:rFonts w:ascii="Liberation Serif" w:cs="Liberation Serif" w:eastAsia="Liberation Serif" w:hAnsi="Liberation Serif"/>
+          <w:b/>
+          <w:bCs/>
+          <w:i w:val="false"/>
+          <w:iCs w:val="false"/>
+          <w:color w:val="1A1A1A"/>
+          <w:sz w:val="22"/>
+          <w:szCs w:val="22"/>
+        </w:rPr>
+        <w:t xml:space="preserve">Anexo Uno, Bloque F</w:t>
+      </w:r>
+      <w:r>
+        <w:rPr>
+          <w:rFonts w:ascii="Liberation Serif" w:cs="Liberation Serif" w:eastAsia="Liberation Serif" w:hAnsi="Liberation Serif"/>
+          <w:b w:val="false"/>
+          <w:bCs w:val="false"/>
+          <w:i w:val="false"/>
+          <w:iCs w:val="false"/>
+          <w:color w:val="1A1A1A"/>
+          <w:sz w:val="22"/>
+          <w:szCs w:val="22"/>
+        </w:rPr>
+        <w:t xml:space="preserve">); y cubrir directamente los costos de operación de IA y voz. El incumplimiento o retraso de EL CLIENTE en sus aportaciones extiende, día por día, los plazos a cargo de EL PRESTADOR, sin responsabilidad para éste.</w:t>
       </w:r>
     </w:p>
     <w:p>
@@ -16013,142 +16110,6 @@
           <w:sz w:val="22"/>
           <w:szCs w:val="22"/>
         </w:rPr>
-        <w:t xml:space="preserve">DÉCIMA TERCERA. Obligaciones de EL CLIENTE.</w:t>
-      </w:r>
-      <w:r>
-        <w:rPr>
-          <w:rFonts w:ascii="Liberation Serif" w:cs="Liberation Serif" w:eastAsia="Liberation Serif" w:hAnsi="Liberation Serif"/>
-          <w:b w:val="false"/>
-          <w:bCs w:val="false"/>
-          <w:i w:val="false"/>
-          <w:iCs w:val="false"/>
-          <w:color w:val="1A1A1A"/>
-          <w:sz w:val="22"/>
-          <w:szCs w:val="22"/>
-        </w:rPr>
-        <w:t xml:space="preserve"> Pagar la Contraprestación conforme a las Cláusulas Octava y Novena; entregar en tiempo y forma la totalidad de los </w:t>
-      </w:r>
-      <w:r>
-        <w:rPr>
-          <w:rFonts w:ascii="Liberation Serif" w:cs="Liberation Serif" w:eastAsia="Liberation Serif" w:hAnsi="Liberation Serif"/>
-          <w:b/>
-          <w:bCs/>
-          <w:i w:val="false"/>
-          <w:iCs w:val="false"/>
-          <w:color w:val="1A1A1A"/>
-          <w:sz w:val="22"/>
-          <w:szCs w:val="22"/>
-        </w:rPr>
-        <w:t xml:space="preserve">requerimientos y aportaciones (sistemas y marketing) del Anexo Uno</w:t>
-      </w:r>
-      <w:r>
-        <w:rPr>
-          <w:rFonts w:ascii="Liberation Serif" w:cs="Liberation Serif" w:eastAsia="Liberation Serif" w:hAnsi="Liberation Serif"/>
-          <w:b w:val="false"/>
-          <w:bCs w:val="false"/>
-          <w:i w:val="false"/>
-          <w:iCs w:val="false"/>
-          <w:color w:val="1A1A1A"/>
-          <w:sz w:val="22"/>
-          <w:szCs w:val="22"/>
-        </w:rPr>
-        <w:t xml:space="preserve">; una vez suscrito el Addendum respectivo, entregar las </w:t>
-      </w:r>
-      <w:r>
-        <w:rPr>
-          <w:rFonts w:ascii="Liberation Serif" w:cs="Liberation Serif" w:eastAsia="Liberation Serif" w:hAnsi="Liberation Serif"/>
-          <w:b/>
-          <w:bCs/>
-          <w:i w:val="false"/>
-          <w:iCs w:val="false"/>
-          <w:color w:val="1A1A1A"/>
-          <w:sz w:val="22"/>
-          <w:szCs w:val="22"/>
-        </w:rPr>
-        <w:t xml:space="preserve">aportaciones a su cargo de los Proyectos B y C</w:t>
-      </w:r>
-      <w:r>
-        <w:rPr>
-          <w:rFonts w:ascii="Liberation Serif" w:cs="Liberation Serif" w:eastAsia="Liberation Serif" w:hAnsi="Liberation Serif"/>
-          <w:b w:val="false"/>
-          <w:bCs w:val="false"/>
-          <w:i w:val="false"/>
-          <w:iCs w:val="false"/>
-          <w:color w:val="1A1A1A"/>
-          <w:sz w:val="22"/>
-          <w:szCs w:val="22"/>
-        </w:rPr>
-        <w:t xml:space="preserve"> (Cláusulas Cuarta y Quinta y los Addenda correspondientes); designar al responsable único del proyecto (Project Owner) y al responsable de Marketing/Marca; </w:t>
-      </w:r>
-      <w:r>
-        <w:rPr>
-          <w:rFonts w:ascii="Liberation Serif" w:cs="Liberation Serif" w:eastAsia="Liberation Serif" w:hAnsi="Liberation Serif"/>
-          <w:b/>
-          <w:bCs/>
-          <w:i w:val="false"/>
-          <w:iCs w:val="false"/>
-          <w:color w:val="1A1A1A"/>
-          <w:sz w:val="22"/>
-          <w:szCs w:val="22"/>
-        </w:rPr>
-        <w:t xml:space="preserve">proporcionar y mantener disponible el servidor y la infraestructura de hospedaje en la que corre el sitio</w:t>
-      </w:r>
-      <w:r>
-        <w:rPr>
-          <w:rFonts w:ascii="Liberation Serif" w:cs="Liberation Serif" w:eastAsia="Liberation Serif" w:hAnsi="Liberation Serif"/>
-          <w:b w:val="false"/>
-          <w:bCs w:val="false"/>
-          <w:i w:val="false"/>
-          <w:iCs w:val="false"/>
-          <w:color w:val="1A1A1A"/>
-          <w:sz w:val="22"/>
-          <w:szCs w:val="22"/>
-        </w:rPr>
-        <w:t xml:space="preserve"> (las condiciones generales del servidor constan en el </w:t>
-      </w:r>
-      <w:r>
-        <w:rPr>
-          <w:rFonts w:ascii="Liberation Serif" w:cs="Liberation Serif" w:eastAsia="Liberation Serif" w:hAnsi="Liberation Serif"/>
-          <w:b/>
-          <w:bCs/>
-          <w:i w:val="false"/>
-          <w:iCs w:val="false"/>
-          <w:color w:val="1A1A1A"/>
-          <w:sz w:val="22"/>
-          <w:szCs w:val="22"/>
-        </w:rPr>
-        <w:t xml:space="preserve">Anexo Uno, Bloque F</w:t>
-      </w:r>
-      <w:r>
-        <w:rPr>
-          <w:rFonts w:ascii="Liberation Serif" w:cs="Liberation Serif" w:eastAsia="Liberation Serif" w:hAnsi="Liberation Serif"/>
-          <w:b w:val="false"/>
-          <w:bCs w:val="false"/>
-          <w:i w:val="false"/>
-          <w:iCs w:val="false"/>
-          <w:color w:val="1A1A1A"/>
-          <w:sz w:val="22"/>
-          <w:szCs w:val="22"/>
-        </w:rPr>
-        <w:t xml:space="preserve">); y cubrir directamente los costos de operación de IA y voz. El incumplimiento o retraso de EL CLIENTE en sus aportaciones extiende, día por día, los plazos a cargo de EL PRESTADOR, sin responsabilidad para éste.</w:t>
-      </w:r>
-    </w:p>
-    <w:p>
-      <w:pPr>
-        <w:spacing w:after="140" w:line="264"/>
-        <w:jc w:val="both"/>
-      </w:pPr>
-      <w:r>
-        <w:rPr>
-          <w:rFonts w:ascii="Liberation Serif" w:cs="Liberation Serif" w:eastAsia="Liberation Serif" w:hAnsi="Liberation Serif"/>
-          <w:b/>
-          <w:bCs/>
-          <w:i w:val="false"/>
-          <w:iCs w:val="false"/>
-          <w:color w:val="1A1A1A"/>
-          <w:sz w:val="22"/>
-          <w:szCs w:val="22"/>
-        </w:rPr>
         <w:t xml:space="preserve">DÉCIMA CUARTA. Gastos variables de operación a cargo de EL CLIENTE.</w:t>
       </w:r>
       <w:r>
@@ -16240,7 +16201,7 @@
           <w:sz w:val="22"/>
           <w:szCs w:val="22"/>
         </w:rPr>
-        <w:t xml:space="preserve"> — la operación de “BES” por WhatsApp y las cuotas de WhatsApp Business API (Addendum del BDS, sección 3)—; y al agente de voz de práctica del </w:t>
+        <w:t xml:space="preserve"> — la operación de “BES” por WhatsApp y las cuotas de WhatsApp Business API (Addendum del BDS)—; y al agente de voz de práctica del </w:t>
       </w:r>
       <w:r>
         <w:rPr>
@@ -17138,7 +17099,7 @@
           <w:sz w:val="22"/>
           <w:szCs w:val="22"/>
         </w:rPr>
-        <w:t xml:space="preserve"> los Componentes Preexistentes.</w:t>
+        <w:t xml:space="preserve"> los Componentes Preexistentes. La titularidad, cesión o licencia que corresponda a cada entregable se sujetará a su naturaleza y a las exclusiones e inventario de esta Cláusula y del Anexo Dos, Sección V. La transmisión comprende los derechos que efectivamente existan y sean transmisibles conforme a la legislación aplicable y a las licencias de los componentes utilizados; no constituye garantía de reconocimiento autoral ni de exclusividad sobre elementos que legalmente carezcan de esa protección. Se mantienen las obligaciones de contar con derechos suficientes y de no infracción establecidas en la Cláusula Décima Segunda, fracción V, y en la fracción IV de esta Cláusula.</w:t>
       </w:r>
     </w:p>
     <w:p>
@@ -17306,7 +17267,7 @@
           <w:sz w:val="22"/>
           <w:szCs w:val="22"/>
         </w:rPr>
-        <w:t xml:space="preserve"> (Cláusula Novena, Sección III): cubierta la primera exhibición se transfiere y entrega la mitad correspondiente a los entregables por ella cubiertos, y cubierta la segunda se transfiere y entrega el resto. En tanto una exhibición no se cubra, EL PRESTADOR conserva en garantía la titularidad y el código de la parte no pagada, sin perjuicio de la operación de lo ya puesto en producción y del acceso de lectura previsto en dicha Sección.</w:t>
+        <w:t xml:space="preserve"> (Cláusula Novena, Sección III): cubierta la primera exhibición se transfiere y entrega la mitad correspondiente a los entregables por ella cubiertos, y cubierta la segunda se transfiere y entrega el resto. En tanto una exhibición no se cubra, EL PRESTADOR conserva en garantía la titularidad y el código de la parte no pagada, sin perjuicio de la operación de lo ya puesto en producción y del acceso para revisión y pruebas previsto en dicha Sección.</w:t>
       </w:r>
     </w:p>
     <w:p>
@@ -17986,7 +17947,7 @@
           <w:sz w:val="22"/>
           <w:szCs w:val="22"/>
         </w:rPr>
-        <w:t xml:space="preserve"> del proyecto. EL PRESTADOR documentará y pondrá a disposición de EL CLIENTE, dentro de los 10 (diez) días hábiles siguientes a su solicitud, evidencia técnica verificable (bitácoras, configuración de retención o reportes del proveedor de hospedaje) del cumplimiento de este principio. El mismo principio se hace extensivo, en lo que resulte aplicable y en la medida en que cada plataforma lo permita, a las plataformas de voz, del modelo de razonamiento y de WhatsApp Business API utilizadas para “BES” y el BDS, respecto de las cuales EL PRESTADOR configurará los periodos de retención más breves compatibles con la operación del servicio e informará a EL CLIENTE, antes de la activación de cada canal, la política de retención de datos de cada proveedor. EL CLIENTE es </w:t>
+        <w:t xml:space="preserve"> del proyecto. EL PRESTADOR documentará y pondrá a disposición de EL CLIENTE, dentro de los 10 (diez) días hábiles siguientes a su solicitud, evidencia técnica verificable (bitácoras, configuración de retención o reportes del proveedor de hospedaje) del cumplimiento de este principio. Respecto de las plataformas de voz, del modelo de razonamiento y de WhatsApp Business API utilizadas para “BES” y el BDS, EL PRESTADOR configurará los periodos de retención más breves que permita cada plataforma y que sean compatibles con la operación pactada, e informará por escrito a EL CLIENTE, antes de la activación del canal correspondiente, la política de retención del proveedor y las limitaciones de configuración que subsistan. La obligación de no conservar respaldos en el entorno del sitio no se entenderá como garantía de retención cero en sistemas de terceros que no la permitan. La integración y configuración de esas plataformas se sujetarán también a la evaluación y, cuando corresponda, a la autorización previstas en el apartado III de esta Cláusula. EL CLIENTE es </w:t>
       </w:r>
       <w:r>
         <w:rPr>
@@ -18382,7 +18343,7 @@
           <w:sz w:val="22"/>
           <w:szCs w:val="22"/>
         </w:rPr>
-        <w:t xml:space="preserve"> evaluación previa de las condiciones de privacidad y seguridad de toda nueva plataforma de terceros antes de integrarla a los Proyectos, con aviso previo por escrito a EL CLIENTE y autorización expresa de éste cuando la plataforma no ofrezca garantías razonablemente equivalentes a las aquí pactadas.</w:t>
+        <w:t xml:space="preserve"> evaluación previa de las condiciones de privacidad y seguridad de toda nueva plataforma de terceros antes de integrarla a los Proyectos, con aviso previo por escrito a EL CLIENTE y autorización expresa de éste cuando la plataforma no ofrezca garantías razonablemente equivalentes a las aquí pactadas. Las obligaciones de configuración, control de accesos y documentación de EL PRESTADOR se refieren a los sistemas, componentes y permisos bajo su administración efectiva. EL CLIENTE proporcionará y mantendrá las habilitaciones a su cargo conforme al Anexo Uno. Esta distribución no excluye la responsabilidad de EL PRESTADOR por una configuración u omisión que le sea imputable dentro de sus obligaciones contractuales.</w:t>
       </w:r>
     </w:p>
     <w:p>
@@ -18763,6 +18724,32 @@
           <w:sz w:val="22"/>
           <w:szCs w:val="22"/>
         </w:rPr>
+        <w:t xml:space="preserve">El límite de responsabilidad no reduce, extingue ni condiciona las obligaciones de EL CLIENTE de pagar las contraprestaciones devengadas, el IVA correspondiente, los intereses moratorios, los cargos de stand-by y los gastos cuyo pago proceda conforme a este Contrato.</w:t>
+      </w:r>
+      <w:r>
+        <w:rPr>
+          <w:rFonts w:ascii="Liberation Serif" w:cs="Liberation Serif" w:eastAsia="Liberation Serif" w:hAnsi="Liberation Serif"/>
+          <w:b w:val="false"/>
+          <w:bCs w:val="false"/>
+          <w:i w:val="false"/>
+          <w:iCs w:val="false"/>
+          <w:color w:val="1A1A1A"/>
+          <w:sz w:val="22"/>
+          <w:szCs w:val="22"/>
+        </w:rPr>
+        <w:t xml:space="preserve"> Dichas obligaciones de pago son exigibles por su importe íntegro conforme a las Cláusulas Octava, Novena, Décima, Décima Quinta y Vigésima Segunda, según corresponda, y no quedan comprendidas en el tope de esta fracción. </w:t>
+      </w:r>
+      <w:r>
+        <w:rPr>
+          <w:rFonts w:ascii="Liberation Serif" w:cs="Liberation Serif" w:eastAsia="Liberation Serif" w:hAnsi="Liberation Serif"/>
+          <w:b/>
+          <w:bCs/>
+          <w:i w:val="false"/>
+          <w:iCs w:val="false"/>
+          <w:color w:val="1A1A1A"/>
+          <w:sz w:val="22"/>
+          <w:szCs w:val="22"/>
+        </w:rPr>
         <w:t xml:space="preserve">II. Daños excluidos.</w:t>
       </w:r>
       <w:r>
@@ -18867,20 +18854,20 @@
           <w:sz w:val="22"/>
           <w:szCs w:val="22"/>
         </w:rPr>
-        <w:t xml:space="preserve">No existen subtopes, excepciones, carve-outs ni montos adicionales de ninguna clase, salvo los dos supuestos previstos en la fracción IV de esta Cláusula.</w:t>
-      </w:r>
-      <w:r>
-        <w:rPr>
-          <w:rFonts w:ascii="Liberation Serif" w:cs="Liberation Serif" w:eastAsia="Liberation Serif" w:hAnsi="Liberation Serif"/>
-          <w:b w:val="false"/>
-          <w:bCs w:val="false"/>
-          <w:i w:val="false"/>
-          <w:iCs w:val="false"/>
-          <w:color w:val="1A1A1A"/>
-          <w:sz w:val="22"/>
-          <w:szCs w:val="22"/>
-        </w:rPr>
-        <w:t xml:space="preserve"> </w:t>
+        <w:t xml:space="preserve">No existen subtopes, excepciones, carve-outs ni montos adicionales de responsabilidad a cargo de EL PRESTADOR de ninguna clase, salvo los supuestos previstos en la fracción IV de esta Cláusula.</w:t>
+      </w:r>
+      <w:r>
+        <w:rPr>
+          <w:rFonts w:ascii="Liberation Serif" w:cs="Liberation Serif" w:eastAsia="Liberation Serif" w:hAnsi="Liberation Serif"/>
+          <w:b w:val="false"/>
+          <w:bCs w:val="false"/>
+          <w:i w:val="false"/>
+          <w:iCs w:val="false"/>
+          <w:color w:val="1A1A1A"/>
+          <w:sz w:val="22"/>
+          <w:szCs w:val="22"/>
+        </w:rPr>
+        <w:t xml:space="preserve"> Lo anterior no afecta la exclusión de las obligaciones de pago de EL CLIENTE prevista en la fracción I. </w:t>
       </w:r>
       <w:r>
         <w:rPr>
@@ -18906,7 +18893,7 @@
           <w:sz w:val="22"/>
           <w:szCs w:val="22"/>
         </w:rPr>
-        <w:t xml:space="preserve"> Las limitaciones de esta Cláusula únicamente no aplican en casos de </w:t>
+        <w:t xml:space="preserve"> Las limitaciones de esta Cláusula no aplican en casos de </w:t>
       </w:r>
       <w:r>
         <w:rPr>
@@ -18932,163 +18919,33 @@
           <w:sz w:val="22"/>
           <w:szCs w:val="22"/>
         </w:rPr>
-        <w:t xml:space="preserve"> de la Parte responsable, ni en los supuestos que conforme a la legislación aplicable no puedan limitarse válidamente. Para delimitar ese supuesto, las Partes convienen expresamente lo siguiente: </w:t>
-      </w:r>
-      <w:r>
-        <w:rPr>
-          <w:rFonts w:ascii="Liberation Serif" w:cs="Liberation Serif" w:eastAsia="Liberation Serif" w:hAnsi="Liberation Serif"/>
-          <w:b/>
-          <w:bCs/>
-          <w:i w:val="false"/>
-          <w:iCs w:val="false"/>
-          <w:color w:val="1A1A1A"/>
-          <w:sz w:val="22"/>
-          <w:szCs w:val="22"/>
-        </w:rPr>
-        <w:t xml:space="preserve">a) No constituyen dolo ni mala fe</w:t>
-      </w:r>
-      <w:r>
-        <w:rPr>
-          <w:rFonts w:ascii="Liberation Serif" w:cs="Liberation Serif" w:eastAsia="Liberation Serif" w:hAnsi="Liberation Serif"/>
-          <w:b w:val="false"/>
-          <w:bCs w:val="false"/>
-          <w:i w:val="false"/>
-          <w:iCs w:val="false"/>
-          <w:color w:val="1A1A1A"/>
-          <w:sz w:val="22"/>
-          <w:szCs w:val="22"/>
-        </w:rPr>
-        <w:t xml:space="preserve"> el retraso ni la falta de entrega de un entregable en el plazo pactado cuando </w:t>
-      </w:r>
-      <w:r>
-        <w:rPr>
-          <w:rFonts w:ascii="Liberation Serif" w:cs="Liberation Serif" w:eastAsia="Liberation Serif" w:hAnsi="Liberation Serif"/>
-          <w:b/>
-          <w:bCs/>
-          <w:i w:val="false"/>
-          <w:iCs w:val="false"/>
-          <w:color w:val="1A1A1A"/>
-          <w:sz w:val="22"/>
-          <w:szCs w:val="22"/>
-        </w:rPr>
-        <w:t xml:space="preserve">EL PRESTADOR informe por escrito a EL CLIENTE las razones que justifican el retraso</w:t>
-      </w:r>
-      <w:r>
-        <w:rPr>
-          <w:rFonts w:ascii="Liberation Serif" w:cs="Liberation Serif" w:eastAsia="Liberation Serif" w:hAnsi="Liberation Serif"/>
-          <w:b w:val="false"/>
-          <w:bCs w:val="false"/>
-          <w:i w:val="false"/>
-          <w:iCs w:val="false"/>
-          <w:color w:val="1A1A1A"/>
-          <w:sz w:val="22"/>
-          <w:szCs w:val="22"/>
-        </w:rPr>
-        <w:t xml:space="preserve">, o cuando el retraso derive de </w:t>
-      </w:r>
-      <w:r>
-        <w:rPr>
-          <w:rFonts w:ascii="Liberation Serif" w:cs="Liberation Serif" w:eastAsia="Liberation Serif" w:hAnsi="Liberation Serif"/>
-          <w:b/>
-          <w:bCs/>
-          <w:i w:val="false"/>
-          <w:iCs w:val="false"/>
-          <w:color w:val="1A1A1A"/>
-          <w:sz w:val="22"/>
-          <w:szCs w:val="22"/>
-        </w:rPr>
-        <w:t xml:space="preserve">cambios solicitados por EL CLIENTE o de retrasos, actos u omisiones imputables a EL CLIENTE</w:t>
-      </w:r>
-      <w:r>
-        <w:rPr>
-          <w:rFonts w:ascii="Liberation Serif" w:cs="Liberation Serif" w:eastAsia="Liberation Serif" w:hAnsi="Liberation Serif"/>
-          <w:b w:val="false"/>
-          <w:bCs w:val="false"/>
-          <w:i w:val="false"/>
-          <w:iCs w:val="false"/>
-          <w:color w:val="1A1A1A"/>
-          <w:sz w:val="22"/>
-          <w:szCs w:val="22"/>
-        </w:rPr>
-        <w:t xml:space="preserve">, incluidas sus aportaciones del Anexo Uno y sus aprobaciones del Anexo Dos. En esos supuestos el retraso se rige exclusivamente por las Cláusulas Séptima y Décima Quinta y queda comprendido en el tope de esta Cláusula Vigésima. </w:t>
-      </w:r>
-      <w:r>
-        <w:rPr>
-          <w:rFonts w:ascii="Liberation Serif" w:cs="Liberation Serif" w:eastAsia="Liberation Serif" w:hAnsi="Liberation Serif"/>
-          <w:b/>
-          <w:bCs/>
-          <w:i w:val="false"/>
-          <w:iCs w:val="false"/>
-          <w:color w:val="1A1A1A"/>
-          <w:sz w:val="22"/>
-          <w:szCs w:val="22"/>
-        </w:rPr>
-        <w:t xml:space="preserve">b) Sí constituye mala fe de EL PRESTADOR</w:t>
-      </w:r>
-      <w:r>
-        <w:rPr>
-          <w:rFonts w:ascii="Liberation Serif" w:cs="Liberation Serif" w:eastAsia="Liberation Serif" w:hAnsi="Liberation Serif"/>
-          <w:b w:val="false"/>
-          <w:bCs w:val="false"/>
-          <w:i w:val="false"/>
-          <w:iCs w:val="false"/>
-          <w:color w:val="1A1A1A"/>
-          <w:sz w:val="22"/>
-          <w:szCs w:val="22"/>
-        </w:rPr>
-        <w:t xml:space="preserve">, una vez que EL CLIENTE ha cubierto la exhibición correspondiente: </w:t>
-      </w:r>
-      <w:r>
-        <w:rPr>
-          <w:rFonts w:ascii="Liberation Serif" w:cs="Liberation Serif" w:eastAsia="Liberation Serif" w:hAnsi="Liberation Serif"/>
-          <w:b/>
-          <w:bCs/>
-          <w:i w:val="false"/>
-          <w:iCs w:val="false"/>
-          <w:color w:val="1A1A1A"/>
-          <w:sz w:val="22"/>
-          <w:szCs w:val="22"/>
-        </w:rPr>
-        <w:t xml:space="preserve">(i)</w:t>
-      </w:r>
-      <w:r>
-        <w:rPr>
-          <w:rFonts w:ascii="Liberation Serif" w:cs="Liberation Serif" w:eastAsia="Liberation Serif" w:hAnsi="Liberation Serif"/>
-          <w:b w:val="false"/>
-          <w:bCs w:val="false"/>
-          <w:i w:val="false"/>
-          <w:iCs w:val="false"/>
-          <w:color w:val="1A1A1A"/>
-          <w:sz w:val="22"/>
-          <w:szCs w:val="22"/>
-        </w:rPr>
-        <w:t xml:space="preserve"> la falta de entrega del código fuente y los repositorios de esa exhibición, vencidos los 5 (cinco) días hábiles previstos en la Cláusula Novena, Sección III; y </w:t>
-      </w:r>
-      <w:r>
-        <w:rPr>
-          <w:rFonts w:ascii="Liberation Serif" w:cs="Liberation Serif" w:eastAsia="Liberation Serif" w:hAnsi="Liberation Serif"/>
-          <w:b/>
-          <w:bCs/>
-          <w:i w:val="false"/>
-          <w:iCs w:val="false"/>
-          <w:color w:val="1A1A1A"/>
-          <w:sz w:val="22"/>
-          <w:szCs w:val="22"/>
-        </w:rPr>
-        <w:t xml:space="preserve">(ii)</w:t>
-      </w:r>
-      <w:r>
-        <w:rPr>
-          <w:rFonts w:ascii="Liberation Serif" w:cs="Liberation Serif" w:eastAsia="Liberation Serif" w:hAnsi="Liberation Serif"/>
-          <w:b w:val="false"/>
-          <w:bCs w:val="false"/>
-          <w:i w:val="false"/>
-          <w:iCs w:val="false"/>
-          <w:color w:val="1A1A1A"/>
-          <w:sz w:val="22"/>
-          <w:szCs w:val="22"/>
-        </w:rPr>
-        <w:t xml:space="preserve"> la falta de entrega de los entregables cubiertos por esa exhibición cuando no medie justificación conforme al inciso a) ni subsanación dentro del plan de remediación de la Cláusula Décima Quinta. </w:t>
+        <w:t xml:space="preserve"> de la Parte responsable, ni en los supuestos que conforme a la legislación aplicable no puedan limitarse válidamente, sin perjuicio de la exclusión de las obligaciones de pago de EL CLIENTE prevista en la fracción I. </w:t>
+      </w:r>
+      <w:r>
+        <w:rPr>
+          <w:rFonts w:ascii="Liberation Serif" w:cs="Liberation Serif" w:eastAsia="Liberation Serif" w:hAnsi="Liberation Serif"/>
+          <w:b/>
+          <w:bCs/>
+          <w:i w:val="false"/>
+          <w:iCs w:val="false"/>
+          <w:color w:val="1A1A1A"/>
+          <w:sz w:val="22"/>
+          <w:szCs w:val="22"/>
+        </w:rPr>
+        <w:t xml:space="preserve">El dolo o la mala fe deberán acreditarse conforme a la legislación aplicable y no se presumirán por el solo vencimiento de un plazo contractual.</w:t>
+      </w:r>
+      <w:r>
+        <w:rPr>
+          <w:rFonts w:ascii="Liberation Serif" w:cs="Liberation Serif" w:eastAsia="Liberation Serif" w:hAnsi="Liberation Serif"/>
+          <w:b w:val="false"/>
+          <w:bCs w:val="false"/>
+          <w:i w:val="false"/>
+          <w:iCs w:val="false"/>
+          <w:color w:val="1A1A1A"/>
+          <w:sz w:val="22"/>
+          <w:szCs w:val="22"/>
+        </w:rPr>
+        <w:t xml:space="preserve"> a) El simple retraso o la falta de entrega de un entregable, del código fuente o de los repositorios en el plazo pactado constituye, cuando sea imputable a EL PRESTADOR, un incumplimiento sujeto al procedimiento de subsanación y a las consecuencias de la Cláusula Décima Quinta. Por sí solo, dicho incumplimiento no hace perder el límite de responsabilidad. Los retrasos derivados de cambios solicitados por EL CLIENTE o de sus actos, omisiones, aportaciones o aprobaciones se rigen por las disposiciones aplicables del Contrato. b) La retención deliberada e injustificada del código fuente, de los repositorios o de los entregables correspondientes a una exhibición efectivamente pagada podrá constituir mala fe cuando ésta se acredite conforme a la legislación aplicable. El aviso de las razones del retraso o la presentación de un plan de remediación no excluyen por sí mismos el dolo o la mala fe que lleguen a acreditarse. </w:t>
       </w:r>
       <w:r>
         <w:rPr>
@@ -19432,7 +19289,7 @@
           <w:sz w:val="22"/>
           <w:szCs w:val="22"/>
         </w:rPr>
-        <w:t xml:space="preserve"> a que confirme el evento, sin costo adicional para EL CLIENTE; la diferencia de tarifas del nuevo proveedor corre por cuenta de EL CLIENTE conforme a la Cláusula Décima Cuarta. </w:t>
+        <w:t xml:space="preserve"> a que confirme el evento, sin costo adicional por los trabajos comprendidos en la arquitectura y las integraciones pactadas. El plazo se computará siempre que EL CLIENTE haya proporcionado las cuentas, credenciales, accesos y habilitaciones necesarios y que el modelo de destino esté disponible; la falta de esos elementos suspenderá únicamente el cómputo durante el impedimento correspondiente, que EL PRESTADOR documentará y comunicará a EL CLIENTE. La diferencia de tarifas del nuevo proveedor será cubierta por EL CLIENTE conforme a la Cláusula Décima Cuarta. Los trabajos que impliquen nuevas funcionalidades o integraciones ajenas al alcance se sujetarán al control de cambios de la Cláusula Décima, sin liberar a EL PRESTADOR de sus obligaciones de aviso, monitoreo, escalamiento y continuidad que puedan cumplirse durante el evento. </w:t>
       </w:r>
       <w:r>
         <w:rPr>
@@ -19536,7 +19393,7 @@
           <w:sz w:val="22"/>
           <w:szCs w:val="22"/>
         </w:rPr>
-        <w:t xml:space="preserve"> Durante el evento se suspenden únicamente las obligaciones directamente afectadas; las demás subsisten. EL CLIENTE podrá suspender proporcionalmente el pago de la iguala por los Servicios efectivamente no prestados durante la afectación. Si el evento se prolonga por más de 30 (treinta) días naturales consecutivos, cualquiera de las Partes podrá dar por terminado el Contrato o el Addendum afectado, sin responsabilidad, liquidando los Servicios prestados hasta esa fecha conforme a la Cláusula Vigésima Segunda.</w:t>
+        <w:t xml:space="preserve"> Durante el evento se suspenden únicamente las obligaciones directamente afectadas; las demás subsisten. EL CLIENTE podrá suspender proporcionalmente el pago de la iguala únicamente por los Servicios efectivamente no prestados durante la afectación, conforme al desglose aplicable de la Cláusula Octava, Sección VI, y al periodo de afectación documentado. La suspensión no alcanza los Servicios que continúen prestándose, incluidos los de soporte, monitoreo o contingencia que correspondan, ni las contraprestaciones devengadas antes del evento. Si el evento se prolonga por más de 30 (treinta) días naturales consecutivos, cualquiera de las Partes podrá dar por terminado el Contrato o el Addendum afectado, sin responsabilidad, liquidando los Servicios prestados hasta esa fecha conforme a la Cláusula Vigésima Segunda.</w:t>
       </w:r>
     </w:p>
     <w:p>
@@ -19568,7 +19425,7 @@
           <w:sz w:val="22"/>
           <w:szCs w:val="22"/>
         </w:rPr>
-        <w:t xml:space="preserve"> La vigencia inicia a la firma y concluye una vez entregados los Servicios a satisfacción de EL CLIENTE; la iguala se rige por su plazo mínimo de 6 (seis) meses, por su terminación con </w:t>
+        <w:t xml:space="preserve"> La vigencia inicia a la firma y, respecto de la ejecución de cada proyecto, concluye con la aprobación expresa o la aceptación tácita de sus entregables conforme a la Cláusula Décima, sin perjuicio de las obligaciones de pago, estabilización, garantía y demás obligaciones que deban subsistir conforme al Contrato; la iguala se rige por su plazo mínimo de 6 (seis) meses, por su terminación con </w:t>
       </w:r>
       <w:r>
         <w:rPr>
@@ -19646,7 +19503,7 @@
           <w:sz w:val="22"/>
           <w:szCs w:val="22"/>
         </w:rPr>
-        <w:t xml:space="preserve">. En caso de terminación sin causa, EL CLIENTE pagará los Servicios efectivamente prestados hasta la fecha efectiva de terminación, valuados conforme a los hitos y valores por etapa del Anexo Dos, Sección I.4, incluidas las piezas cuya entrega esté programada dentro de los 15 (quince) días naturales siguientes a la notificación, más los compromisos no cancelables con terceros asumidos para el proyecto y debidamente documentados; EL PRESTADOR reembolsará la parte proporcional no devengada y entregará los avances y el código </w:t>
+        <w:t xml:space="preserve">. En caso de terminación sin causa, EL CLIENTE pagará los Servicios efectivamente prestados hasta la fecha efectiva de terminación, valuados conforme a los hitos y valores por etapa del Anexo Dos, Sección I.4, para el Proyecto A, o conforme a los entregables identificados en su Addendum y su valuación de la Cláusula Octava, Sección VI, para los Proyectos B y C, incluidas las piezas cuya entrega esté programada dentro de los 15 (quince) días naturales siguientes a la notificación, más los compromisos no cancelables con terceros asumidos para el proyecto y debidamente documentados; EL PRESTADOR reembolsará la parte proporcional no devengada y entregará los avances y el código </w:t>
       </w:r>
       <w:r>
         <w:rPr>
@@ -19730,7 +19587,7 @@
           <w:sz w:val="22"/>
           <w:szCs w:val="22"/>
         </w:rPr>
-        <w:t xml:space="preserve"> la iguala, que continúa rigiéndose por su propio régimen de plazo mínimo, renovación automática y cancelación de la Cláusula Sexta y del primer párrafo de esta Cláusula; </w:t>
+        <w:t xml:space="preserve"> la iguala, cuando no haya sido rescindida o terminada conforme a su propio régimen, que continuará rigiéndose por el plazo mínimo, la renovación automática y la cancelación de la Cláusula Sexta; la supervivencia de este inciso no reactiva una iguala que ya haya terminado ni obliga a prestar servicios recurrentes después de su terminación efectiva; </w:t>
       </w:r>
       <w:r>
         <w:rPr>
@@ -20055,7 +19912,7 @@
           <w:sz w:val="22"/>
           <w:szCs w:val="22"/>
         </w:rPr>
-        <w:t xml:space="preserve"> Toda modificación al Contrato, a sus Anexos o a los Addenda deberá constar por escrito mediante convenio modificatorio firmado por ambas Partes.</w:t>
+        <w:t xml:space="preserve"> Toda modificación al Contrato, a sus Anexos o a los Addenda deberá constar por escrito mediante convenio modificatorio firmado por ambas Partes. Las autorizaciones de horas adicionales, las órdenes de trabajo y los ajustes operativos que el propio Contrato permita aprobar por escrito se tramitarán por esa vía, sin que por sí solos modifiquen las demás condiciones del Contrato. Un Addendum o convenio posterior sólo modificará una disposición del cuerpo del Contrato cuando identifique expresamente la disposición sustituida y la modificación y sea suscrito por ambas Partes.</w:t>
       </w:r>
     </w:p>
     <w:p>
@@ -20099,7 +19956,7 @@
           <w:sz w:val="22"/>
           <w:szCs w:val="22"/>
         </w:rPr>
-        <w:t xml:space="preserve"> Este Contrato y sus Anexos contienen el acuerdo completo entre las Partes, dejando sin efecto cualquier acuerdo anterior. En caso de contradicción entre el cuerpo del Contrato y los Anexos o los Addenda, prevalecerá lo establecido en el cuerpo del Contrato.</w:t>
+        <w:t xml:space="preserve"> Este Contrato y sus Anexos contienen el acuerdo completo entre las Partes, dejando sin efecto cualquier acuerdo anterior. En caso de contradicción entre el cuerpo del Contrato y los Anexos o los Addenda, prevalecerá el cuerpo del Contrato, salvo la modificación expresa posterior suscrita por ambas Partes en los términos del inciso d).</w:t>
       </w:r>
     </w:p>
     <w:p>
@@ -20500,7 +20357,33 @@
           <w:sz w:val="22"/>
           <w:szCs w:val="22"/>
         </w:rPr>
-        <w:t xml:space="preserve">Los avisos operativos —aprobaciones, observaciones, incidencias, avisos de cura, cambios y reportes— se realizarán válidamente por correo electrónico dirigido al Project Owner y al correo del proyecto, con confirmación de recepción, y surtirán efectos el día hábil de su recepción. Los avisos de rescisión, terminación, fuerza mayor y modificación del Contrato se realizarán personalmente, por mensajería especializada con acuse de recibo o por conducto de fedatario público, y surtirán efectos en la fecha de su recepción. Cualquier cambio de domicilio deberá notificarse con 10 (diez) días naturales de anticipación; de no ser así, las notificaciones realizadas en los domicilios señalados se tendrán por efectivamente realizadas.</w:t>
+        <w:t xml:space="preserve">Los avisos operativos —aprobaciones, observaciones, incidencias, avisos de cura, cambios y reportes— se realizarán válidamente por correo electrónico dirigido al Project Owner y al correo del proyecto. </w:t>
+      </w:r>
+      <w:r>
+        <w:rPr>
+          <w:rFonts w:ascii="Liberation Serif" w:cs="Liberation Serif" w:eastAsia="Liberation Serif" w:hAnsi="Liberation Serif"/>
+          <w:b/>
+          <w:bCs/>
+          <w:i w:val="false"/>
+          <w:iCs w:val="false"/>
+          <w:color w:val="1A1A1A"/>
+          <w:sz w:val="22"/>
+          <w:szCs w:val="22"/>
+        </w:rPr>
+        <w:t xml:space="preserve">Su recepción podrá acreditarse mediante confirmación expresa del destinatario o constancia electrónica de entrega al servidor de destino; la falta de respuesta o de confirmación manual no impedirá sus efectos cuando exista dicha constancia.</w:t>
+      </w:r>
+      <w:r>
+        <w:rPr>
+          <w:rFonts w:ascii="Liberation Serif" w:cs="Liberation Serif" w:eastAsia="Liberation Serif" w:hAnsi="Liberation Serif"/>
+          <w:b w:val="false"/>
+          <w:bCs w:val="false"/>
+          <w:i w:val="false"/>
+          <w:iCs w:val="false"/>
+          <w:color w:val="1A1A1A"/>
+          <w:sz w:val="22"/>
+          <w:szCs w:val="22"/>
+        </w:rPr>
+        <w:t xml:space="preserve"> Los avisos de aprobación y observaciones surtirán efectos el día hábil de su recepción acreditada o el día hábil siguiente si ésta ocurre en un día inhábil. Los 6 (seis) días hábiles de revisión de la Cláusula Décima se contarán a partir del día hábil siguiente a esa recepción. Los avisos de incidencias y vulneraciones se sujetarán al cómputo continuo o hábil expresamente previsto para ellos. Los avisos de rescisión, terminación y modificación del Contrato se realizarán personalmente, por mensajería especializada con acuse de recibo o por conducto de fedatario público, y surtirán efectos en la fecha de su recepción. Los avisos de caso fortuito o fuerza mayor podrán realizarse por esos medios o por correo electrónico con recepción acreditada en los términos anteriores, dentro de los plazos de la Cláusula Vigésima Primera. El aviso de un cambio o la comunicación de su impacto por correo no sustituyen el convenio modificatorio cuando éste sea exigible conforme al Contrato. Cualquier cambio de domicilio deberá notificarse con 10 (diez) días naturales de anticipación; de no ser así, las notificaciones realizadas en los domicilios señalados se tendrán por efectivamente realizadas.</w:t>
       </w:r>
     </w:p>
     <w:p>
@@ -21304,7 +21187,7 @@
           <w:sz w:val="22"/>
           <w:szCs w:val="22"/>
         </w:rPr>
-        <w:t xml:space="preserve"> mediante el siguiente procedimiento, que no altera por sí mismo el precio ni el plazo salvo pacto expreso: (i) EL PRESTADOR entrega el </w:t>
+        <w:t xml:space="preserve"> mediante el siguiente procedimiento, cuyo desarrollo dentro del alcance pactado no altera por sí mismo el precio ni el plazo, sin perjuicio del control de cambios y de las extensiones que procedan conforme al Contrato: (i) EL PRESTADOR entrega el </w:t>
       </w:r>
       <w:r>
         <w:rPr>
@@ -21382,7 +21265,7 @@
           <w:sz w:val="22"/>
           <w:szCs w:val="22"/>
         </w:rPr>
-        <w:t xml:space="preserve">. Este ciclo se ejecuta de forma temprana para no afectar el cálculo de los plazos (ver Bloques A y B).</w:t>
+        <w:t xml:space="preserve">. Este ciclo se ejecuta de forma temprana para no afectar el cálculo de los plazos (ver Bloques A y B). Si durante ese procedimiento se identifica una funcionalidad, integración o trabajo no comprendido en el alcance pactado, se aplicará la Cláusula Décima antes de su ejecución. La aceptación de tecnologías equivalentes o similares no obliga a EL PRESTADOR a desarrollar nuevas funcionalidades ni a suplir, sin el control de cambios correspondiente, datos o servicios que EL CLIENTE deba proporcionar y que su API o exportación equivalente no permita obtener. Las aportaciones no entregadas y las diferencias imputables a EL CLIENTE se regirán por las Cláusulas Décima, Décima Tercera y Décima Quinta.</w:t>
       </w:r>
     </w:p>
     <w:p>
@@ -28264,7 +28147,7 @@
           <w:sz w:val="22"/>
           <w:szCs w:val="22"/>
         </w:rPr>
-        <w:t xml:space="preserve"> Su ausencia no impide la aprobación final del proyecto: el hub se publica con un descargo médico general o se difiere, a elección de EL CLIENTE, sin afectar los KPIs comprometidos.</w:t>
+        <w:t xml:space="preserve"> La ausencia del médico designado o de su revisión no impide la aprobación final del proyecto: la publicación del hub se diferirá hasta contar con la revisión y firma previstas en este requerimiento, sin afectar los KPIs comprometidos ni la aprobación y exigibilidad de pago de los demás entregables. El descargo médico general no sustituye la revisión y firma aquí pactadas.</w:t>
       </w:r>
     </w:p>
     <w:p>
@@ -29273,7 +29156,7 @@
           <w:sz w:val="20"/>
           <w:szCs w:val="20"/>
         </w:rPr>
-        <w:t xml:space="preserve">, conforme a la Cláusula Segunda y al preámbulo de este Anexo.</w:t>
+        <w:t xml:space="preserve">, conforme a la Cláusula Segunda y al preámbulo de este Anexo. Las fechas límite expresamente establecidas en este Anexo prevalecerán. Cuando un requerimiento no tenga una fecha límite determinada, las Partes la precisarán por escrito en esta misma cédula conforme al cronograma y antes de la actividad que dependa de su entrega. El stand-by sólo podrá causarse después del vencimiento de la fecha así identificada y de la franquicia de la Cláusula Décima Quinta, cuando la falta de la aportación impida efectivamente avanzar al equipo. La cédula no amplía el listado de aportaciones ni modifica el alcance del Contrato.</w:t>
       </w:r>
     </w:p>
     <w:p>
@@ -33964,7 +33847,7 @@
                 <w:sz w:val="19"/>
                 <w:szCs w:val="19"/>
               </w:rPr>
-              <w:t xml:space="preserve">Mismo día hábil</w:t>
+              <w:t xml:space="preserve">6 días hábiles</w:t>
             </w:r>
           </w:p>
         </w:tc>
@@ -34060,20 +33943,20 @@
           <w:sz w:val="22"/>
           <w:szCs w:val="22"/>
         </w:rPr>
-        <w:t xml:space="preserve">El cronograma de 10 (diez) semanas ya contempla estas cuatro ventanas de revisión</w:t>
-      </w:r>
-      <w:r>
-        <w:rPr>
-          <w:rFonts w:ascii="Liberation Serif" w:cs="Liberation Serif" w:eastAsia="Liberation Serif" w:hAnsi="Liberation Serif"/>
-          <w:b w:val="false"/>
-          <w:bCs w:val="false"/>
-          <w:i w:val="false"/>
-          <w:iCs w:val="false"/>
-          <w:color w:val="1A1A1A"/>
-          <w:sz w:val="22"/>
-          <w:szCs w:val="22"/>
-        </w:rPr>
-        <w:t xml:space="preserve">: por eso los hitos se ubican al término de las Semanas 3, 5, 9 y 10 y no en semanas consecutivas. Los atrasos imputables a EL CLIENTE extienden, día por día, el plazo a cargo de EL PRESTADOR, sin responsabilidad para éste. </w:t>
+        <w:t xml:space="preserve">El cronograma de 10 (diez) semanas comprende las etapas previas y el Lanzamiento en Firme; la revisión de la Aprobación 4 se contará desde su entrega y podrá concluir después de la Semana 10.</w:t>
+      </w:r>
+      <w:r>
+        <w:rPr>
+          <w:rFonts w:ascii="Liberation Serif" w:cs="Liberation Serif" w:eastAsia="Liberation Serif" w:hAnsi="Liberation Serif"/>
+          <w:b w:val="false"/>
+          <w:bCs w:val="false"/>
+          <w:i w:val="false"/>
+          <w:iCs w:val="false"/>
+          <w:color w:val="1A1A1A"/>
+          <w:sz w:val="22"/>
+          <w:szCs w:val="22"/>
+        </w:rPr>
+        <w:t xml:space="preserve"> El momento de presentación de cada entrega y el vencimiento de su revisión se documentarán conforme a la Cláusula Vigésima Cuarta. Si la revisión de una etapa previa impide iniciar una actividad que dependa de ella, el efecto en el cronograma se determinará conforme a la Cláusula Décima y a las reglas de extensión de plazos, sin cargo de stand-by por la sola demora en aprobar. Los atrasos imputables a EL CLIENTE extienden, día por día, el plazo a cargo de EL PRESTADOR, sin responsabilidad para éste. </w:t>
       </w:r>
       <w:r>
         <w:rPr>
@@ -34346,7 +34229,7 @@
           <w:sz w:val="22"/>
           <w:szCs w:val="22"/>
         </w:rPr>
-        <w:t xml:space="preserve">, y desarrollo en 4 semanas más 2 de pruebas con tráfico real, dentro de las 8 semanas del proyecto.</w:t>
+        <w:t xml:space="preserve">, y desarrollo en 4 semanas más 2 de pruebas con tráfico real, dentro de las 10 semanas del proyecto.</w:t>
       </w:r>
     </w:p>
     <w:p>
@@ -34713,10 +34596,10 @@
         <w:tblLayout w:type="fixed"/>
       </w:tblPr>
       <w:tblGrid>
-        <w:gridCol w:w="3151"/>
-        <w:gridCol w:w="1432"/>
-        <w:gridCol w:w="2483"/>
-        <w:gridCol w:w="2292"/>
+        <w:gridCol w:w="2157"/>
+        <w:gridCol w:w="1243"/>
+        <w:gridCol w:w="1335"/>
+        <w:gridCol w:w="4623"/>
       </w:tblGrid>
       <w:tr>
         <w:trPr>
@@ -34725,7 +34608,7 @@
         </w:trPr>
         <w:tc>
           <w:tcPr>
-            <w:tcW w:type="dxa" w:w="3151"/>
+            <w:tcW w:type="dxa" w:w="2157"/>
             <w:shd w:fill="EEF2F5" w:color="auto" w:val="clear"/>
             <w:tcMar>
               <w:top w:type="dxa" w:w="60"/>
@@ -34756,7 +34639,7 @@
         </w:tc>
         <w:tc>
           <w:tcPr>
-            <w:tcW w:type="dxa" w:w="1432"/>
+            <w:tcW w:type="dxa" w:w="1243"/>
             <w:shd w:fill="EEF2F5" w:color="auto" w:val="clear"/>
             <w:tcMar>
               <w:top w:type="dxa" w:w="60"/>
@@ -34787,7 +34670,7 @@
         </w:tc>
         <w:tc>
           <w:tcPr>
-            <w:tcW w:type="dxa" w:w="2483"/>
+            <w:tcW w:type="dxa" w:w="1335"/>
             <w:shd w:fill="EEF2F5" w:color="auto" w:val="clear"/>
             <w:tcMar>
               <w:top w:type="dxa" w:w="60"/>
@@ -34818,7 +34701,7 @@
         </w:tc>
         <w:tc>
           <w:tcPr>
-            <w:tcW w:type="dxa" w:w="2292"/>
+            <w:tcW w:type="dxa" w:w="4623"/>
             <w:shd w:fill="EEF2F5" w:color="auto" w:val="clear"/>
             <w:tcMar>
               <w:top w:type="dxa" w:w="60"/>
@@ -34855,7 +34738,7 @@
         </w:trPr>
         <w:tc>
           <w:tcPr>
-            <w:tcW w:type="dxa" w:w="3151"/>
+            <w:tcW w:type="dxa" w:w="2157"/>
             <w:tcMar>
               <w:top w:type="dxa" w:w="60"/>
               <w:left w:type="dxa" w:w="90"/>
@@ -34885,7 +34768,7 @@
         </w:tc>
         <w:tc>
           <w:tcPr>
-            <w:tcW w:type="dxa" w:w="1432"/>
+            <w:tcW w:type="dxa" w:w="1243"/>
             <w:tcMar>
               <w:top w:type="dxa" w:w="60"/>
               <w:left w:type="dxa" w:w="90"/>
@@ -34915,7 +34798,7 @@
         </w:tc>
         <w:tc>
           <w:tcPr>
-            <w:tcW w:type="dxa" w:w="2483"/>
+            <w:tcW w:type="dxa" w:w="1335"/>
             <w:tcMar>
               <w:top w:type="dxa" w:w="60"/>
               <w:left w:type="dxa" w:w="90"/>
@@ -34945,7 +34828,7 @@
         </w:tc>
         <w:tc>
           <w:tcPr>
-            <w:tcW w:type="dxa" w:w="2292"/>
+            <w:tcW w:type="dxa" w:w="4623"/>
             <w:tcMar>
               <w:top w:type="dxa" w:w="60"/>
               <w:left w:type="dxa" w:w="90"/>
@@ -34981,7 +34864,7 @@
         </w:trPr>
         <w:tc>
           <w:tcPr>
-            <w:tcW w:type="dxa" w:w="3151"/>
+            <w:tcW w:type="dxa" w:w="2157"/>
             <w:tcMar>
               <w:top w:type="dxa" w:w="60"/>
               <w:left w:type="dxa" w:w="90"/>
@@ -35011,7 +34894,7 @@
         </w:tc>
         <w:tc>
           <w:tcPr>
-            <w:tcW w:type="dxa" w:w="1432"/>
+            <w:tcW w:type="dxa" w:w="1243"/>
             <w:tcMar>
               <w:top w:type="dxa" w:w="60"/>
               <w:left w:type="dxa" w:w="90"/>
@@ -35041,7 +34924,7 @@
         </w:tc>
         <w:tc>
           <w:tcPr>
-            <w:tcW w:type="dxa" w:w="2483"/>
+            <w:tcW w:type="dxa" w:w="1335"/>
             <w:tcMar>
               <w:top w:type="dxa" w:w="60"/>
               <w:left w:type="dxa" w:w="90"/>
@@ -35071,7 +34954,7 @@
         </w:tc>
         <w:tc>
           <w:tcPr>
-            <w:tcW w:type="dxa" w:w="2292"/>
+            <w:tcW w:type="dxa" w:w="4623"/>
             <w:tcMar>
               <w:top w:type="dxa" w:w="60"/>
               <w:left w:type="dxa" w:w="90"/>
@@ -35107,7 +34990,7 @@
         </w:trPr>
         <w:tc>
           <w:tcPr>
-            <w:tcW w:type="dxa" w:w="3151"/>
+            <w:tcW w:type="dxa" w:w="2157"/>
             <w:tcMar>
               <w:top w:type="dxa" w:w="60"/>
               <w:left w:type="dxa" w:w="90"/>
@@ -35137,7 +35020,7 @@
         </w:tc>
         <w:tc>
           <w:tcPr>
-            <w:tcW w:type="dxa" w:w="1432"/>
+            <w:tcW w:type="dxa" w:w="1243"/>
             <w:tcMar>
               <w:top w:type="dxa" w:w="60"/>
               <w:left w:type="dxa" w:w="90"/>
@@ -35167,7 +35050,7 @@
         </w:tc>
         <w:tc>
           <w:tcPr>
-            <w:tcW w:type="dxa" w:w="2483"/>
+            <w:tcW w:type="dxa" w:w="1335"/>
             <w:tcMar>
               <w:top w:type="dxa" w:w="60"/>
               <w:left w:type="dxa" w:w="90"/>
@@ -35197,7 +35080,7 @@
         </w:tc>
         <w:tc>
           <w:tcPr>
-            <w:tcW w:type="dxa" w:w="2292"/>
+            <w:tcW w:type="dxa" w:w="4623"/>
             <w:tcMar>
               <w:top w:type="dxa" w:w="60"/>
               <w:left w:type="dxa" w:w="90"/>
@@ -35233,7 +35116,7 @@
         </w:trPr>
         <w:tc>
           <w:tcPr>
-            <w:tcW w:type="dxa" w:w="3151"/>
+            <w:tcW w:type="dxa" w:w="2157"/>
             <w:tcMar>
               <w:top w:type="dxa" w:w="60"/>
               <w:left w:type="dxa" w:w="90"/>
@@ -35263,7 +35146,7 @@
         </w:tc>
         <w:tc>
           <w:tcPr>
-            <w:tcW w:type="dxa" w:w="1432"/>
+            <w:tcW w:type="dxa" w:w="1243"/>
             <w:tcMar>
               <w:top w:type="dxa" w:w="60"/>
               <w:left w:type="dxa" w:w="90"/>
@@ -35293,7 +35176,7 @@
         </w:tc>
         <w:tc>
           <w:tcPr>
-            <w:tcW w:type="dxa" w:w="2483"/>
+            <w:tcW w:type="dxa" w:w="1335"/>
             <w:tcMar>
               <w:top w:type="dxa" w:w="60"/>
               <w:left w:type="dxa" w:w="90"/>
@@ -35323,7 +35206,7 @@
         </w:tc>
         <w:tc>
           <w:tcPr>
-            <w:tcW w:type="dxa" w:w="2292"/>
+            <w:tcW w:type="dxa" w:w="4623"/>
             <w:tcMar>
               <w:top w:type="dxa" w:w="60"/>
               <w:left w:type="dxa" w:w="90"/>
@@ -35359,7 +35242,7 @@
         </w:trPr>
         <w:tc>
           <w:tcPr>
-            <w:tcW w:type="dxa" w:w="3151"/>
+            <w:tcW w:type="dxa" w:w="2157"/>
             <w:tcMar>
               <w:top w:type="dxa" w:w="60"/>
               <w:left w:type="dxa" w:w="90"/>
@@ -35389,7 +35272,7 @@
         </w:tc>
         <w:tc>
           <w:tcPr>
-            <w:tcW w:type="dxa" w:w="1432"/>
+            <w:tcW w:type="dxa" w:w="1243"/>
             <w:tcMar>
               <w:top w:type="dxa" w:w="60"/>
               <w:left w:type="dxa" w:w="90"/>
@@ -35419,7 +35302,7 @@
         </w:tc>
         <w:tc>
           <w:tcPr>
-            <w:tcW w:type="dxa" w:w="2483"/>
+            <w:tcW w:type="dxa" w:w="1335"/>
             <w:tcMar>
               <w:top w:type="dxa" w:w="60"/>
               <w:left w:type="dxa" w:w="90"/>
@@ -35449,7 +35332,7 @@
         </w:tc>
         <w:tc>
           <w:tcPr>
-            <w:tcW w:type="dxa" w:w="2292"/>
+            <w:tcW w:type="dxa" w:w="4623"/>
             <w:tcMar>
               <w:top w:type="dxa" w:w="60"/>
               <w:left w:type="dxa" w:w="90"/>
@@ -35485,7 +35368,7 @@
         </w:trPr>
         <w:tc>
           <w:tcPr>
-            <w:tcW w:type="dxa" w:w="3151"/>
+            <w:tcW w:type="dxa" w:w="2157"/>
             <w:tcMar>
               <w:top w:type="dxa" w:w="60"/>
               <w:left w:type="dxa" w:w="90"/>
@@ -35515,7 +35398,7 @@
         </w:tc>
         <w:tc>
           <w:tcPr>
-            <w:tcW w:type="dxa" w:w="1432"/>
+            <w:tcW w:type="dxa" w:w="1243"/>
             <w:tcMar>
               <w:top w:type="dxa" w:w="60"/>
               <w:left w:type="dxa" w:w="90"/>
@@ -35545,7 +35428,7 @@
         </w:tc>
         <w:tc>
           <w:tcPr>
-            <w:tcW w:type="dxa" w:w="2483"/>
+            <w:tcW w:type="dxa" w:w="1335"/>
             <w:tcMar>
               <w:top w:type="dxa" w:w="60"/>
               <w:left w:type="dxa" w:w="90"/>
@@ -35575,7 +35458,7 @@
         </w:tc>
         <w:tc>
           <w:tcPr>
-            <w:tcW w:type="dxa" w:w="2292"/>
+            <w:tcW w:type="dxa" w:w="4623"/>
             <w:tcMar>
               <w:top w:type="dxa" w:w="60"/>
               <w:left w:type="dxa" w:w="90"/>
@@ -35611,7 +35494,7 @@
         </w:trPr>
         <w:tc>
           <w:tcPr>
-            <w:tcW w:type="dxa" w:w="3151"/>
+            <w:tcW w:type="dxa" w:w="2157"/>
             <w:tcMar>
               <w:top w:type="dxa" w:w="60"/>
               <w:left w:type="dxa" w:w="90"/>
@@ -35635,13 +35518,13 @@
                 <w:sz w:val="19"/>
                 <w:szCs w:val="19"/>
               </w:rPr>
-              <w:t xml:space="preserve">Código de fixes entregado</w:t>
-            </w:r>
-          </w:p>
-        </w:tc>
-        <w:tc>
-          <w:tcPr>
-            <w:tcW w:type="dxa" w:w="1432"/>
+              <w:t xml:space="preserve">Código de fixes implementado y verificable</w:t>
+            </w:r>
+          </w:p>
+        </w:tc>
+        <w:tc>
+          <w:tcPr>
+            <w:tcW w:type="dxa" w:w="1243"/>
             <w:tcMar>
               <w:top w:type="dxa" w:w="60"/>
               <w:left w:type="dxa" w:w="90"/>
@@ -35671,7 +35554,7 @@
         </w:tc>
         <w:tc>
           <w:tcPr>
-            <w:tcW w:type="dxa" w:w="2483"/>
+            <w:tcW w:type="dxa" w:w="1335"/>
             <w:tcMar>
               <w:top w:type="dxa" w:w="60"/>
               <w:left w:type="dxa" w:w="90"/>
@@ -35701,7 +35584,7 @@
         </w:tc>
         <w:tc>
           <w:tcPr>
-            <w:tcW w:type="dxa" w:w="2292"/>
+            <w:tcW w:type="dxa" w:w="4623"/>
             <w:tcMar>
               <w:top w:type="dxa" w:w="60"/>
               <w:left w:type="dxa" w:w="90"/>
@@ -35725,7 +35608,7 @@
                 <w:sz w:val="19"/>
                 <w:szCs w:val="19"/>
               </w:rPr>
-              <w:t xml:space="preserve">Entregable verificable</w:t>
+              <w:t xml:space="preserve">Comprobación funcional del entregable en el ambiente de pruebas o en producción; entrega de su código fuente conforme a la Cláusula Novena, Sección III</w:t>
             </w:r>
           </w:p>
         </w:tc>
@@ -35765,7 +35648,7 @@
           <w:sz w:val="22"/>
           <w:szCs w:val="22"/>
         </w:rPr>
-        <w:t xml:space="preserve"> Los KPIs de implementación (páginas crawleables, enlaces rotos, schema markup, páginas sin H1, Core Web Vitals y código de fixes) se verifican al Lanzamiento en Firme y condicionan la aprobación final del proyecto conforme a la Cláusula Décima. El KPI de </w:t>
+        <w:t xml:space="preserve"> Los KPIs de implementación —páginas crawleables, enlaces rotos, schema markup, páginas sin H1, Core Web Vitals y código de fixes implementado— se verifican al Lanzamiento en Firme y condicionan la aprobación final conforme a la Cláusula Décima, con las precisiones de medición de esta Sección. La validación funcional del código no exige la entrega anticipada del código fuente ni de los repositorios, cuya transferencia se realiza contra las exhibiciones efectivamente pagadas conforme a la Cláusula Novena, Sección III. El KPI de </w:t>
       </w:r>
       <w:r>
         <w:rPr>
@@ -35896,6 +35779,63 @@
           <w:szCs w:val="22"/>
         </w:rPr>
         <w:t xml:space="preserve"> ni genera los remedios de la Cláusula Décima, y su eventual incumplimiento habilita únicamente el plan de remediación previsto en la Cláusula Décima Quinta, ejecutado con cargo a la bolsa de horas de la iguala.</w:t>
+      </w:r>
+    </w:p>
+    <w:p>
+      <w:pPr>
+        <w:spacing w:after="140" w:line="264"/>
+        <w:jc w:val="both"/>
+      </w:pPr>
+      <w:r>
+        <w:rPr>
+          <w:rFonts w:ascii="Liberation Serif" w:cs="Liberation Serif" w:eastAsia="Liberation Serif" w:hAnsi="Liberation Serif"/>
+          <w:b w:val="false"/>
+          <w:bCs w:val="false"/>
+          <w:i w:val="false"/>
+          <w:iCs w:val="false"/>
+          <w:color w:val="1A1A1A"/>
+          <w:sz w:val="22"/>
+          <w:szCs w:val="22"/>
+        </w:rPr>
+        <w:t xml:space="preserve">La verificación se realizará sobre los entregables comprendidos en este Anexo y con las herramientas indicadas en la tabla, considerando la infraestructura, accesos e insumos que EL CLIENTE debe proporcionar conforme al Anexo Uno. Las deficiencias atribuibles a dichos elementos se regirán por la Cláusula Décima, inciso b), y no se imputarán a EL PRESTADOR.</w:t>
+      </w:r>
+    </w:p>
+    <w:p>
+      <w:pPr>
+        <w:spacing w:after="140" w:line="264"/>
+        <w:jc w:val="both"/>
+      </w:pPr>
+      <w:r>
+        <w:rPr>
+          <w:rFonts w:ascii="Liberation Serif" w:cs="Liberation Serif" w:eastAsia="Liberation Serif" w:hAnsi="Liberation Serif"/>
+          <w:b w:val="false"/>
+          <w:bCs w:val="false"/>
+          <w:i w:val="false"/>
+          <w:iCs w:val="false"/>
+          <w:color w:val="1A1A1A"/>
+          <w:sz w:val="22"/>
+          <w:szCs w:val="22"/>
+        </w:rPr>
+        <w:t xml:space="preserve">Cuando una herramienta no permita verificar al Lanzamiento en Firme una métrica por falta de datos de uso real del nuevo sitio, esa circunstancia se documentará y la verificación de la métrica pendiente se realizará durante el Periodo de Estabilización en cuanto la información esté disponible. La ausencia de datos de la herramienta no constituye por sí misma un Defecto ni impide la aprobación final cuando el cumplimiento de las especificaciones correspondientes pueda comprobarse en las pruebas del proyecto. Los incumplimientos efectivamente identificados e imputables a EL PRESTADOR se atenderán conforme a las Cláusulas Décima, Décima Segunda y Décima Quinta, según corresponda.</w:t>
+      </w:r>
+    </w:p>
+    <w:p>
+      <w:pPr>
+        <w:spacing w:after="140" w:line="264"/>
+        <w:jc w:val="both"/>
+      </w:pPr>
+      <w:r>
+        <w:rPr>
+          <w:rFonts w:ascii="Liberation Serif" w:cs="Liberation Serif" w:eastAsia="Liberation Serif" w:hAnsi="Liberation Serif"/>
+          <w:b w:val="false"/>
+          <w:bCs w:val="false"/>
+          <w:i w:val="false"/>
+          <w:iCs w:val="false"/>
+          <w:color w:val="1A1A1A"/>
+          <w:sz w:val="22"/>
+          <w:szCs w:val="22"/>
+        </w:rPr>
+        <w:t xml:space="preserve">El KPI de cobertura de keywords unbranded conserva exclusivamente el régimen de medición a 12 (doce) meses, las condiciones y el remedio ya establecidos en esta Sección. Su incumplimiento no se equipara al incumplimiento de los KPIs de implementación ni genera las penas del Anexo Cinco. Para su comparación se utilizarán de manera consistente la fuente, el ámbito y los criterios de la auditoría que constituye la línea base.</w:t>
       </w:r>
     </w:p>
     <w:p>
@@ -36318,7 +36258,7 @@
                 <w:sz w:val="19"/>
                 <w:szCs w:val="19"/>
               </w:rPr>
-              <w:t xml:space="preserve">Titularidad y archivos finales</w:t>
+              <w:t xml:space="preserve">Titularidad de los derechos que correspondan conforme a la Cláusula Décima Sexta, fracción I, y archivos finales</w:t>
             </w:r>
           </w:p>
         </w:tc>
@@ -38311,10 +38251,10 @@
         <w:tblLayout w:type="fixed"/>
       </w:tblPr>
       <w:tblGrid>
-        <w:gridCol w:w="1204"/>
-        <w:gridCol w:w="5739"/>
-        <w:gridCol w:w="1204"/>
-        <w:gridCol w:w="1211"/>
+        <w:gridCol w:w="1166"/>
+        <w:gridCol w:w="4189"/>
+        <w:gridCol w:w="2838"/>
+        <w:gridCol w:w="1166"/>
       </w:tblGrid>
       <w:tr>
         <w:trPr>
@@ -38323,7 +38263,7 @@
         </w:trPr>
         <w:tc>
           <w:tcPr>
-            <w:tcW w:type="dxa" w:w="1204"/>
+            <w:tcW w:type="dxa" w:w="1166"/>
             <w:shd w:fill="EEF2F5" w:color="auto" w:val="clear"/>
             <w:tcMar>
               <w:top w:type="dxa" w:w="60"/>
@@ -38354,7 +38294,7 @@
         </w:tc>
         <w:tc>
           <w:tcPr>
-            <w:tcW w:type="dxa" w:w="5739"/>
+            <w:tcW w:type="dxa" w:w="4189"/>
             <w:shd w:fill="EEF2F5" w:color="auto" w:val="clear"/>
             <w:tcMar>
               <w:top w:type="dxa" w:w="60"/>
@@ -38385,7 +38325,7 @@
         </w:tc>
         <w:tc>
           <w:tcPr>
-            <w:tcW w:type="dxa" w:w="1204"/>
+            <w:tcW w:type="dxa" w:w="2838"/>
             <w:shd w:fill="EEF2F5" w:color="auto" w:val="clear"/>
             <w:tcMar>
               <w:top w:type="dxa" w:w="60"/>
@@ -38416,7 +38356,7 @@
         </w:tc>
         <w:tc>
           <w:tcPr>
-            <w:tcW w:type="dxa" w:w="1211"/>
+            <w:tcW w:type="dxa" w:w="1166"/>
             <w:shd w:fill="EEF2F5" w:color="auto" w:val="clear"/>
             <w:tcMar>
               <w:top w:type="dxa" w:w="60"/>
@@ -38453,7 +38393,7 @@
         </w:trPr>
         <w:tc>
           <w:tcPr>
-            <w:tcW w:type="dxa" w:w="1204"/>
+            <w:tcW w:type="dxa" w:w="1166"/>
             <w:tcMar>
               <w:top w:type="dxa" w:w="60"/>
               <w:left w:type="dxa" w:w="90"/>
@@ -38483,7 +38423,7 @@
         </w:tc>
         <w:tc>
           <w:tcPr>
-            <w:tcW w:type="dxa" w:w="5739"/>
+            <w:tcW w:type="dxa" w:w="4189"/>
             <w:tcMar>
               <w:top w:type="dxa" w:w="60"/>
               <w:left w:type="dxa" w:w="90"/>
@@ -38513,7 +38453,7 @@
         </w:tc>
         <w:tc>
           <w:tcPr>
-            <w:tcW w:type="dxa" w:w="1204"/>
+            <w:tcW w:type="dxa" w:w="2838"/>
             <w:tcMar>
               <w:top w:type="dxa" w:w="60"/>
               <w:left w:type="dxa" w:w="90"/>
@@ -38537,13 +38477,13 @@
                 <w:sz w:val="19"/>
                 <w:szCs w:val="19"/>
               </w:rPr>
-              <w:t xml:space="preserve">15 a 30 minutos</w:t>
-            </w:r>
-          </w:p>
-        </w:tc>
-        <w:tc>
-          <w:tcPr>
-            <w:tcW w:type="dxa" w:w="1211"/>
+              <w:t xml:space="preserve">Máximo 30 minutos, por el primer respondiente disponible 24/7</w:t>
+            </w:r>
+          </w:p>
+        </w:tc>
+        <w:tc>
+          <w:tcPr>
+            <w:tcW w:type="dxa" w:w="1166"/>
             <w:tcMar>
               <w:top w:type="dxa" w:w="60"/>
               <w:left w:type="dxa" w:w="90"/>
@@ -38567,7 +38507,7 @@
                 <w:sz w:val="19"/>
                 <w:szCs w:val="19"/>
               </w:rPr>
-              <w:t xml:space="preserve">4 horas</w:t>
+              <w:t xml:space="preserve">4 horas hábiles</w:t>
             </w:r>
           </w:p>
         </w:tc>
@@ -38579,7 +38519,7 @@
         </w:trPr>
         <w:tc>
           <w:tcPr>
-            <w:tcW w:type="dxa" w:w="1204"/>
+            <w:tcW w:type="dxa" w:w="1166"/>
             <w:tcMar>
               <w:top w:type="dxa" w:w="60"/>
               <w:left w:type="dxa" w:w="90"/>
@@ -38609,7 +38549,7 @@
         </w:tc>
         <w:tc>
           <w:tcPr>
-            <w:tcW w:type="dxa" w:w="5739"/>
+            <w:tcW w:type="dxa" w:w="4189"/>
             <w:tcMar>
               <w:top w:type="dxa" w:w="60"/>
               <w:left w:type="dxa" w:w="90"/>
@@ -38639,7 +38579,7 @@
         </w:tc>
         <w:tc>
           <w:tcPr>
-            <w:tcW w:type="dxa" w:w="1204"/>
+            <w:tcW w:type="dxa" w:w="2838"/>
             <w:tcMar>
               <w:top w:type="dxa" w:w="60"/>
               <w:left w:type="dxa" w:w="90"/>
@@ -38663,13 +38603,13 @@
                 <w:sz w:val="19"/>
                 <w:szCs w:val="19"/>
               </w:rPr>
-              <w:t xml:space="preserve">1 hora</w:t>
-            </w:r>
-          </w:p>
-        </w:tc>
-        <w:tc>
-          <w:tcPr>
-            <w:tcW w:type="dxa" w:w="1211"/>
+              <w:t xml:space="preserve">1 hora hábil</w:t>
+            </w:r>
+          </w:p>
+        </w:tc>
+        <w:tc>
+          <w:tcPr>
+            <w:tcW w:type="dxa" w:w="1166"/>
             <w:tcMar>
               <w:top w:type="dxa" w:w="60"/>
               <w:left w:type="dxa" w:w="90"/>
@@ -38705,7 +38645,7 @@
         </w:trPr>
         <w:tc>
           <w:tcPr>
-            <w:tcW w:type="dxa" w:w="1204"/>
+            <w:tcW w:type="dxa" w:w="1166"/>
             <w:tcMar>
               <w:top w:type="dxa" w:w="60"/>
               <w:left w:type="dxa" w:w="90"/>
@@ -38735,7 +38675,7 @@
         </w:tc>
         <w:tc>
           <w:tcPr>
-            <w:tcW w:type="dxa" w:w="5739"/>
+            <w:tcW w:type="dxa" w:w="4189"/>
             <w:tcMar>
               <w:top w:type="dxa" w:w="60"/>
               <w:left w:type="dxa" w:w="90"/>
@@ -38765,7 +38705,7 @@
         </w:tc>
         <w:tc>
           <w:tcPr>
-            <w:tcW w:type="dxa" w:w="1204"/>
+            <w:tcW w:type="dxa" w:w="2838"/>
             <w:tcMar>
               <w:top w:type="dxa" w:w="60"/>
               <w:left w:type="dxa" w:w="90"/>
@@ -38795,7 +38735,7 @@
         </w:tc>
         <w:tc>
           <w:tcPr>
-            <w:tcW w:type="dxa" w:w="1211"/>
+            <w:tcW w:type="dxa" w:w="1166"/>
             <w:tcMar>
               <w:top w:type="dxa" w:w="60"/>
               <w:left w:type="dxa" w:w="90"/>
@@ -38831,7 +38771,7 @@
         </w:trPr>
         <w:tc>
           <w:tcPr>
-            <w:tcW w:type="dxa" w:w="1204"/>
+            <w:tcW w:type="dxa" w:w="1166"/>
             <w:tcMar>
               <w:top w:type="dxa" w:w="60"/>
               <w:left w:type="dxa" w:w="90"/>
@@ -38861,7 +38801,7 @@
         </w:tc>
         <w:tc>
           <w:tcPr>
-            <w:tcW w:type="dxa" w:w="5739"/>
+            <w:tcW w:type="dxa" w:w="4189"/>
             <w:tcMar>
               <w:top w:type="dxa" w:w="60"/>
               <w:left w:type="dxa" w:w="90"/>
@@ -38891,7 +38831,7 @@
         </w:tc>
         <w:tc>
           <w:tcPr>
-            <w:tcW w:type="dxa" w:w="1204"/>
+            <w:tcW w:type="dxa" w:w="2838"/>
             <w:tcMar>
               <w:top w:type="dxa" w:w="60"/>
               <w:left w:type="dxa" w:w="90"/>
@@ -38921,7 +38861,7 @@
         </w:tc>
         <w:tc>
           <w:tcPr>
-            <w:tcW w:type="dxa" w:w="1211"/>
+            <w:tcW w:type="dxa" w:w="1166"/>
             <w:tcMar>
               <w:top w:type="dxa" w:w="60"/>
               <w:left w:type="dxa" w:w="90"/>
@@ -38972,7 +38912,7 @@
           <w:sz w:val="22"/>
           <w:szCs w:val="22"/>
         </w:rPr>
-        <w:t xml:space="preserve">Los tiempos se miden desde la apertura del ticket de ocurrencia. No se contabilizan en contra de los niveles de servicio las incidencias originadas en la infraestructura o los insumos a cargo de EL CLIENTE (Anexo Uno, Bloque F), en las plataformas de terceros de la Cláusula Décima Cuarta, en ventanas de mantenimiento coordinadas ni en caso fortuito o fuerza mayor.</w:t>
+        <w:t xml:space="preserve">La primera respuesta automática de severidad Crítica se mide de forma continua, las 24 horas de los 7 días de la semana. Los tiempos expresados en horas o días hábiles se computan únicamente dentro del horario de soporte humano aplicable al proyecto. Dicho horario deberá quedar identificado por escrito por las Partes al establecer el canal dedicado de comunicación de incidentes del Anexo Uno, C.8, antes del inicio del soporte. El horario de atención de los clubes no determina el horario de soporte técnico. Los tiempos se miden desde la apertura del ticket de ocurrencia, con el cómputo continuo o hábil que corresponda a cada compromiso. Cuando la atención requiera información, accesos o actuaciones a cargo de EL CLIENTE, el tiempo de resolución se suspenderá únicamente durante el periodo en que su falta impida materialmente continuar; EL PRESTADOR dejará constancia en el ticket de lo solicitado y de la reanudación del cómputo. No se contabilizan en contra de los niveles de servicio las incidencias originadas en la infraestructura o los insumos a cargo de EL CLIENTE (Anexo Uno, Bloque F), en las plataformas de terceros de la Cláusula Décima Cuarta, en ventanas de mantenimiento coordinadas ni en caso fortuito o fuerza mayor. Las exclusiones de este Anexo no eximen a EL PRESTADOR de atender las obligaciones de diagnóstico, comunicación o continuidad que expresamente le correspondan. Los tiempos denominados «resolución objetivo» tendrán las consecuencias expresamente previstas en el apartado VI cuando éste resulte aplicable. Si la solución definitiva requiere cambios estructurales, se atenderá conforme al plan de remediación de la Cláusula Décima Quinta; dicho plan no elimina las penas que, en su caso, se hubieran causado antes de su implementación.</w:t>
       </w:r>
     </w:p>
     <w:p>
@@ -39211,7 +39151,7 @@
           <w:sz w:val="22"/>
           <w:szCs w:val="22"/>
         </w:rPr>
-        <w:t xml:space="preserve">primera respuesta de 15 a 30 minutos</w:t>
+        <w:t xml:space="preserve">primera respuesta automática en un máximo de 30 minutos</w:t>
       </w:r>
       <w:r>
         <w:rPr>
@@ -39237,7 +39177,7 @@
           <w:sz w:val="22"/>
           <w:szCs w:val="22"/>
         </w:rPr>
-        <w:t xml:space="preserve">resolución objetivo de 4 horas</w:t>
+        <w:t xml:space="preserve">resolución objetivo de 4 horas hábiles</w:t>
       </w:r>
       <w:r>
         <w:rPr>
@@ -39386,7 +39326,7 @@
           <w:sz w:val="22"/>
           <w:szCs w:val="22"/>
         </w:rPr>
-        <w:t xml:space="preserve">; confirmadas las integraciones en vivo (captura de leads al CRM, datos de clubes y clases, fichas de Google y BES), el sitio pasa a operación normal bajo la iguala. La distinción es expresa: durante la estabilización los ajustes de lanzamiento se corrigen sin costo; concluida ésta, las nuevas mejoras consumen la bolsa de horas y las fallas se atienden bajo el SLA de este Anexo.</w:t>
+        <w:t xml:space="preserve">; confirmadas las integraciones en vivo (captura de leads al CRM, datos de clubes y clases, fichas de Google y BES), el sitio pasa a operación normal bajo la iguala. Durante el Periodo de Estabilización se corrigen sin costo los Defectos y ajustes de lanzamiento comprendidos en el alcance pactado. Entre su conclusión y el inicio de la iguala continúa la garantía de corrección en los términos de la Cláusula Décima Segunda, fracción VIII. A partir del inicio de la iguala, las nuevas mejoras consumen la bolsa de horas y las fallas se atienden bajo el SLA de este Anexo; terminada la iguala, únicamente subsiste la garantía en los términos de dicha fracción.</w:t>
       </w:r>
     </w:p>
     <w:p>
@@ -39911,7 +39851,7 @@
           <w:sz w:val="22"/>
           <w:szCs w:val="22"/>
         </w:rPr>
-        <w:t xml:space="preserve">Las penas se acreditan contra la siguiente factura de la iguala, constituyen el remedio único por el incumplimiento de los niveles de servicio y no se causan en los supuestos de exclusión del apartado I de este Anexo.</w:t>
+        <w:t xml:space="preserve">Las penas se acreditan contra la siguiente factura de la iguala y constituyen el remedio económico único por el mismo incumplimiento de los niveles de servicio, sin perjuicio de la subsanación y, cuando proceda, la rescisión conforme a la Cláusula Décima Quinta. No se causan en los supuestos de exclusión del apartado I de este Anexo.</w:t>
       </w:r>
     </w:p>
     <w:p>

--- a/versiones-del-contrato/v4.4-contrapropuesta/contrato-v4.4-limpio.docx
+++ b/versiones-del-contrato/v4.4-contrapropuesta/contrato-v4.4-limpio.docx
@@ -17099,7 +17099,7 @@
           <w:sz w:val="22"/>
           <w:szCs w:val="22"/>
         </w:rPr>
-        <w:t xml:space="preserve"> los Componentes Preexistentes. La titularidad, cesión o licencia que corresponda a cada entregable se sujetará a su naturaleza y a las exclusiones e inventario de esta Cláusula y del Anexo Dos, Sección V. La transmisión comprende los derechos que efectivamente existan y sean transmisibles conforme a la legislación aplicable y a las licencias de los componentes utilizados; no constituye garantía de reconocimiento autoral ni de exclusividad sobre elementos que legalmente carezcan de esa protección. Se mantienen las obligaciones de contar con derechos suficientes y de no infracción establecidas en la Cláusula Décima Segunda, fracción V, y en la fracción IV de esta Cláusula.</w:t>
+        <w:t xml:space="preserve"> los Componentes Preexistentes.</w:t>
       </w:r>
     </w:p>
     <w:p>
@@ -36258,7 +36258,7 @@
                 <w:sz w:val="19"/>
                 <w:szCs w:val="19"/>
               </w:rPr>
-              <w:t xml:space="preserve">Titularidad de los derechos que correspondan conforme a la Cláusula Décima Sexta, fracción I, y archivos finales</w:t>
+              <w:t xml:space="preserve">Titularidad y archivos finales</w:t>
             </w:r>
           </w:p>
         </w:tc>

--- a/versiones-del-contrato/v4.4-contrapropuesta/contrato-v4.4-limpio.docx
+++ b/versiones-del-contrato/v4.4-contrapropuesta/contrato-v4.4-limpio.docx
@@ -76,7 +76,7 @@
           <w:sz w:val="20"/>
           <w:szCs w:val="20"/>
         </w:rPr>
-        <w:t xml:space="preserve"> Responde al borrador marcado por EL CLIENTE (13 de agosto al 1 de septiembre de 2026) sobre la V4.2 e integra las nueve precisiones de la V4.3. El registro de cambios que la acompaña indica qué cambios de EL CLIENTE se aceptan, cuáles se aceptan con condición y cuáles se sustituyen.</w:t>
+        <w:t xml:space="preserve"> Responde al borrador marcado por EL CLIENTE (13 de agosto al 1 de septiembre de 2026) sobre la V4.2 e integra las precisiones publicadas en agosto de 2026. En la versión marcada, los comentarios al margen indican qué cambios de EL CLIENTE se aceptan, cuáles se aceptan con condición y cuáles se sustituyen.</w:t>
       </w:r>
     </w:p>
     <w:p>

--- a/versiones-del-contrato/v4.4-contrapropuesta/contrato-v4.4-limpio.docx
+++ b/versiones-del-contrato/v4.4-contrapropuesta/contrato-v4.4-limpio.docx
@@ -76,7 +76,7 @@
           <w:sz w:val="20"/>
           <w:szCs w:val="20"/>
         </w:rPr>
-        <w:t xml:space="preserve"> Responde al borrador marcado por EL CLIENTE (13 de agosto al 1 de septiembre de 2026) sobre la V4.2 e integra las precisiones publicadas en agosto de 2026. En la versión marcada, los comentarios al margen indican qué cambios de EL CLIENTE se aceptan, cuáles se aceptan con condición y cuáles se sustituyen.</w:t>
+        <w:t xml:space="preserve"> Responde al borrador marcado por EL CLIENTE del 13 de agosto al 1 de septiembre de 2026. En la versión marcada, los comentarios al margen indican qué cambios de EL CLIENTE se aceptan, cuáles se aceptan con condición y cuáles se sustituyen.</w:t>
       </w:r>
     </w:p>
     <w:p>
@@ -8904,6 +8904,38 @@
       <w:r>
         <w:rPr>
           <w:rFonts w:ascii="Liberation Serif" w:cs="Liberation Serif" w:eastAsia="Liberation Serif" w:hAnsi="Liberation Serif"/>
+          <w:b/>
+          <w:bCs/>
+          <w:i w:val="false"/>
+          <w:iCs w:val="false"/>
+          <w:color w:val="1A1A1A"/>
+          <w:sz w:val="22"/>
+          <w:szCs w:val="22"/>
+        </w:rPr>
+        <w:t xml:space="preserve">Las dos fechas de aceptación tácita de esta tabla son ilustrativas</w:t>
+      </w:r>
+      <w:r>
+        <w:rPr>
+          <w:rFonts w:ascii="Liberation Serif" w:cs="Liberation Serif" w:eastAsia="Liberation Serif" w:hAnsi="Liberation Serif"/>
+          <w:b w:val="false"/>
+          <w:bCs w:val="false"/>
+          <w:i w:val="false"/>
+          <w:iCs w:val="false"/>
+          <w:color w:val="1A1A1A"/>
+          <w:sz w:val="22"/>
+          <w:szCs w:val="22"/>
+        </w:rPr>
+        <w:t xml:space="preserve">: se calculan suponiendo que cada entrega se recibe el mismo día del hito y se determinan, en cada caso, por los 6 (seis) días hábiles siguientes a la recepción acreditada, conforme a las Cláusulas Décima y Vigésima Cuarta.</w:t>
+      </w:r>
+    </w:p>
+    <w:p>
+      <w:pPr>
+        <w:spacing w:after="140" w:line="264"/>
+        <w:jc w:val="both"/>
+      </w:pPr>
+      <w:r>
+        <w:rPr>
+          <w:rFonts w:ascii="Liberation Serif" w:cs="Liberation Serif" w:eastAsia="Liberation Serif" w:hAnsi="Liberation Serif"/>
           <w:b w:val="false"/>
           <w:bCs w:val="false"/>
           <w:i w:val="false"/>
@@ -15544,20 +15576,20 @@
           <w:sz w:val="22"/>
           <w:szCs w:val="22"/>
         </w:rPr>
-        <w:t xml:space="preserve">deberá adaptarse e integrarse con la infraestructura tecnológica actual de EL CLIENTE dentro del alcance pactado y conforme al procedimiento de definición y control de cambios del Anexo Uno</w:t>
-      </w:r>
-      <w:r>
-        <w:rPr>
-          <w:rFonts w:ascii="Liberation Serif" w:cs="Liberation Serif" w:eastAsia="Liberation Serif" w:hAnsi="Liberation Serif"/>
-          <w:b w:val="false"/>
-          <w:bCs w:val="false"/>
-          <w:i w:val="false"/>
-          <w:iCs w:val="false"/>
-          <w:color w:val="1A1A1A"/>
-          <w:sz w:val="22"/>
-          <w:szCs w:val="22"/>
-        </w:rPr>
-        <w:t xml:space="preserve">, la cual permanece bajo control de EL CLIENTE conforme al Anexo Uno; al cierre y contra los pagos que correspondan, EL CLIENTE recibirá el código fuente, los repositorios, la documentación y las licencias previstos en las Cláusulas Novena y Décima Sexta y en el inventario del Anexo Dos, Sección V, para la operación y mantenimiento autónomos de los entregables, con las exclusiones de código fuente expresamente pactadas para los Componentes Preexistentes.</w:t>
+        <w:t xml:space="preserve">deberá adaptarse e integrarse con la infraestructura tecnológica actual de EL CLIENTE, dentro del alcance pactado y conforme al procedimiento de definición y control de cambios del Anexo Uno</w:t>
+      </w:r>
+      <w:r>
+        <w:rPr>
+          <w:rFonts w:ascii="Liberation Serif" w:cs="Liberation Serif" w:eastAsia="Liberation Serif" w:hAnsi="Liberation Serif"/>
+          <w:b w:val="false"/>
+          <w:bCs w:val="false"/>
+          <w:i w:val="false"/>
+          <w:iCs w:val="false"/>
+          <w:color w:val="1A1A1A"/>
+          <w:sz w:val="22"/>
+          <w:szCs w:val="22"/>
+        </w:rPr>
+        <w:t xml:space="preserve">; dicha infraestructura permanece bajo control de EL CLIENTE conforme al mismo Anexo. Al cierre y contra los pagos que correspondan, EL CLIENTE recibirá el código fuente, los repositorios, la documentación y las licencias previstos en las Cláusulas Novena y Décima Sexta y en el inventario del Anexo Dos, Sección V, para la operación y mantenimiento autónomos de los entregables, con las exclusiones de código fuente expresamente pactadas para los Componentes Preexistentes.</w:t>
       </w:r>
     </w:p>
     <w:p>

--- a/versiones-del-contrato/v4.4-contrapropuesta/contrato-v4.4-limpio.docx
+++ b/versiones-del-contrato/v4.4-contrapropuesta/contrato-v4.4-limpio.docx
@@ -12750,33 +12750,59 @@
           <w:sz w:val="22"/>
           <w:szCs w:val="22"/>
         </w:rPr>
-        <w:t xml:space="preserve"> Todo pago se realizará mediante transferencia electrónica a la cuenta bancaria de la que EL PRESTADOR sea único titular, contra CFDI con el IVA desglosado, denominado en moneda nacional. La emisión y presentación de las facturas en los momentos previstos en esta Cláusula </w:t>
-      </w:r>
-      <w:r>
-        <w:rPr>
-          <w:rFonts w:ascii="Liberation Serif" w:cs="Liberation Serif" w:eastAsia="Liberation Serif" w:hAnsi="Liberation Serif"/>
-          <w:b/>
-          <w:bCs/>
-          <w:i w:val="false"/>
-          <w:iCs w:val="false"/>
-          <w:color w:val="1A1A1A"/>
-          <w:sz w:val="22"/>
-          <w:szCs w:val="22"/>
-        </w:rPr>
-        <w:t xml:space="preserve">no anticipan la exigibilidad del pago ni constituyen un anticipo</w:t>
-      </w:r>
-      <w:r>
-        <w:rPr>
-          <w:rFonts w:ascii="Liberation Serif" w:cs="Liberation Serif" w:eastAsia="Liberation Serif" w:hAnsi="Liberation Serif"/>
-          <w:b w:val="false"/>
-          <w:bCs w:val="false"/>
-          <w:i w:val="false"/>
-          <w:iCs w:val="false"/>
-          <w:color w:val="1A1A1A"/>
-          <w:sz w:val="22"/>
-          <w:szCs w:val="22"/>
-        </w:rPr>
-        <w:t xml:space="preserve">. La factura podrá presentarse antes de la aprobación o aceptación tácita del entregable correspondiente, y su pago será exigible únicamente cuando se cumpla dicha condición conforme a la Sección I. No habrá anticipos. </w:t>
+        <w:t xml:space="preserve"> Todo pago se realizará mediante transferencia electrónica a la cuenta bancaria de la que EL PRESTADOR sea único titular, contra </w:t>
+      </w:r>
+      <w:r>
+        <w:rPr>
+          <w:rFonts w:ascii="Liberation Serif" w:cs="Liberation Serif" w:eastAsia="Liberation Serif" w:hAnsi="Liberation Serif"/>
+          <w:b/>
+          <w:bCs/>
+          <w:i w:val="false"/>
+          <w:iCs w:val="false"/>
+          <w:color w:val="1A1A1A"/>
+          <w:sz w:val="22"/>
+          <w:szCs w:val="22"/>
+        </w:rPr>
+        <w:t xml:space="preserve">CFDI denominado en moneda nacional y con el IVA desglosado</w:t>
+      </w:r>
+      <w:r>
+        <w:rPr>
+          <w:rFonts w:ascii="Liberation Serif" w:cs="Liberation Serif" w:eastAsia="Liberation Serif" w:hAnsi="Liberation Serif"/>
+          <w:b w:val="false"/>
+          <w:bCs w:val="false"/>
+          <w:i w:val="false"/>
+          <w:iCs w:val="false"/>
+          <w:color w:val="1A1A1A"/>
+          <w:sz w:val="22"/>
+          <w:szCs w:val="22"/>
+        </w:rPr>
+        <w:t xml:space="preserve">. </w:t>
+      </w:r>
+      <w:r>
+        <w:rPr>
+          <w:rFonts w:ascii="Liberation Serif" w:cs="Liberation Serif" w:eastAsia="Liberation Serif" w:hAnsi="Liberation Serif"/>
+          <w:b/>
+          <w:bCs/>
+          <w:i w:val="false"/>
+          <w:iCs w:val="false"/>
+          <w:color w:val="1A1A1A"/>
+          <w:sz w:val="22"/>
+          <w:szCs w:val="22"/>
+        </w:rPr>
+        <w:t xml:space="preserve">La factura de cada exhibición podrá presentarse antes de la aprobación o de la aceptación tácita del entregable que corresponda; su presentación no constituye anticipo ni hace exigible el pago, que sólo lo será al cumplirse la condición prevista en la Sección I de esta Cláusula.</w:t>
+      </w:r>
+      <w:r>
+        <w:rPr>
+          <w:rFonts w:ascii="Liberation Serif" w:cs="Liberation Serif" w:eastAsia="Liberation Serif" w:hAnsi="Liberation Serif"/>
+          <w:b w:val="false"/>
+          <w:bCs w:val="false"/>
+          <w:i w:val="false"/>
+          <w:iCs w:val="false"/>
+          <w:color w:val="1A1A1A"/>
+          <w:sz w:val="22"/>
+          <w:szCs w:val="22"/>
+        </w:rPr>
+        <w:t xml:space="preserve"> </w:t>
       </w:r>
       <w:r>
         <w:rPr>
@@ -12841,7 +12867,7 @@
           <w:sz w:val="22"/>
           <w:szCs w:val="22"/>
         </w:rPr>
-        <w:t xml:space="preserve">no queda requisito de alta, registro ni acreditación pendiente de cumplir para el pago</w:t>
+        <w:t xml:space="preserve">ningún requisito de alta, registro o acreditación en el padrón condiciona la exigibilidad del pago</w:t>
       </w:r>
       <w:r>
         <w:rPr>
@@ -18459,7 +18485,20 @@
           <w:sz w:val="22"/>
           <w:szCs w:val="22"/>
         </w:rPr>
-        <w:t xml:space="preserve"> contadas a partir de que la conozca, con la información disponible sobre su naturaleza, los datos comprometidos, las medidas de contención adoptadas y las acciones remediales propuestas con su calendario, en congruencia con la Cláusula Décima Séptima.</w:t>
+        <w:t xml:space="preserve"> contadas a partir de que la conozca, con la información disponible sobre su naturaleza, los datos comprometidos, las medidas de contención adoptadas y las acciones remediales propuestas con su calendario, en congruencia con la Cláusula Décima Séptima. </w:t>
+      </w:r>
+      <w:r>
+        <w:rPr>
+          <w:rFonts w:ascii="Liberation Serif" w:cs="Liberation Serif" w:eastAsia="Liberation Serif" w:hAnsi="Liberation Serif"/>
+          <w:b/>
+          <w:bCs/>
+          <w:i w:val="false"/>
+          <w:iCs w:val="false"/>
+          <w:color w:val="1A1A1A"/>
+          <w:sz w:val="22"/>
+          <w:szCs w:val="22"/>
+        </w:rPr>
+        <w:t xml:space="preserve">El plazo máximo de 72 (setenta y dos) horas no autoriza a demorar un aviso que pueda realizarse antes con la información disponible. EL CLIENTE, como responsable del tratamiento, realizará las comunicaciones a los titulares y las demás actuaciones que le correspondan legalmente; EL PRESTADOR proporcionará la información que obre bajo su control para ese fin.</w:t>
       </w:r>
     </w:p>
     <w:p>
@@ -19003,7 +19042,20 @@
           <w:sz w:val="22"/>
           <w:szCs w:val="22"/>
         </w:rPr>
-        <w:t xml:space="preserve"> Los Servicios se ejecutan y operan sobre la infraestructura de hospedaje que proporciona y controla EL CLIENTE (Anexo Uno, Bloque F) y sobre las plataformas de terceros que EL CLIENTE contrata y paga directamente (Cláusula Décima Cuarta); EL PRESTADOR no responde por la disponibilidad, capacidad, continuidad ni seguridad de dichos entornos, que no se encuentran bajo su control.</w:t>
+        <w:t xml:space="preserve"> Los Servicios se ejecutan y operan sobre la infraestructura de hospedaje que proporciona y controla EL CLIENTE (Anexo Uno, Bloque F) y sobre las plataformas de terceros que EL CLIENTE contrata y paga directamente (Cláusula Décima Cuarta); EL PRESTADOR no responde por la disponibilidad, capacidad, continuidad ni seguridad de dichos entornos, que no se encuentran bajo su control. </w:t>
+      </w:r>
+      <w:r>
+        <w:rPr>
+          <w:rFonts w:ascii="Liberation Serif" w:cs="Liberation Serif" w:eastAsia="Liberation Serif" w:hAnsi="Liberation Serif"/>
+          <w:b/>
+          <w:bCs/>
+          <w:i w:val="false"/>
+          <w:iCs w:val="false"/>
+          <w:color w:val="1A1A1A"/>
+          <w:sz w:val="22"/>
+          <w:szCs w:val="22"/>
+        </w:rPr>
+        <w:t xml:space="preserve">La exclusión relativa a esos entornos no comprende las fallas imputables al código, la integración o la configuración a cargo de EL PRESTADOR ni lo libera de las medidas de seguridad que expresamente le correspondan conforme a la Cláusula Décima Octava; esa responsabilidad se sujeta a los límites y excepciones de esta Cláusula Vigésima.</w:t>
       </w:r>
     </w:p>
     <w:p>
@@ -35867,7 +35919,7 @@
           <w:sz w:val="22"/>
           <w:szCs w:val="22"/>
         </w:rPr>
-        <w:t xml:space="preserve">El KPI de cobertura de keywords unbranded conserva exclusivamente el régimen de medición a 12 (doce) meses, las condiciones y el remedio ya establecidos en esta Sección. Su incumplimiento no se equipara al incumplimiento de los KPIs de implementación ni genera las penas del Anexo Cinco. Para su comparación se utilizarán de manera consistente la fuente, el ámbito y los criterios de la auditoría que constituye la línea base.</w:t>
+        <w:t xml:space="preserve">El incumplimiento del KPI de cobertura de keywords unbranded no se equipara al de los KPIs de implementación ni genera las penas del Anexo Cinco. Para su comparación se utilizarán de manera consistente la fuente, el ámbito y los criterios de la auditoría que constituye la línea base.</w:t>
       </w:r>
     </w:p>
     <w:p>
